--- a/3. Linux系统/1. Linux管理/12. 系统性能/1. CPU信息.docx
+++ b/3. Linux系统/1. Linux管理/12. 系统性能/1. CPU信息.docx
@@ -5,9 +5,6 @@
     <w:p>
       <w:pPr>
         <w:pStyle w:val="1"/>
-        <w:rPr>
-          <w:rFonts w:hint="eastAsia"/>
-        </w:rPr>
       </w:pPr>
       <w:r>
         <w:rPr>
@@ -19,9 +16,6 @@
     <w:p>
       <w:pPr>
         <w:ind w:firstLine="420"/>
-        <w:rPr>
-          <w:rFonts w:hint="eastAsia"/>
-        </w:rPr>
       </w:pPr>
       <w:r>
         <w:rPr>
@@ -39,9 +33,6 @@
     <w:p>
       <w:pPr>
         <w:ind w:firstLine="420"/>
-        <w:rPr>
-          <w:rFonts w:hint="eastAsia"/>
-        </w:rPr>
       </w:pPr>
       <w:r>
         <w:rPr>
@@ -209,9 +200,6 @@
     <w:p>
       <w:pPr>
         <w:ind w:firstLine="420"/>
-        <w:rPr>
-          <w:rFonts w:hint="eastAsia"/>
-        </w:rPr>
       </w:pPr>
       <w:r>
         <w:rPr>
@@ -383,9 +371,6 @@
     <w:p>
       <w:pPr>
         <w:pStyle w:val="2"/>
-        <w:rPr>
-          <w:rFonts w:hint="eastAsia"/>
-        </w:rPr>
       </w:pPr>
       <w:r>
         <w:rPr>
@@ -408,9 +393,6 @@
     <w:p>
       <w:pPr>
         <w:pStyle w:val="2"/>
-        <w:rPr>
-          <w:rFonts w:hint="eastAsia"/>
-        </w:rPr>
       </w:pPr>
       <w:r>
         <w:rPr>
@@ -422,9 +404,6 @@
     <w:p>
       <w:pPr>
         <w:jc w:val="center"/>
-        <w:rPr>
-          <w:rFonts w:hint="eastAsia"/>
-        </w:rPr>
       </w:pPr>
       <w:r>
         <w:pict w14:anchorId="2259F7BF">
@@ -447,7 +426,7 @@
             <v:path o:extrusionok="f" gradientshapeok="t" o:connecttype="rect"/>
             <o:lock v:ext="edit" aspectratio="t"/>
           </v:shapetype>
-          <v:shape id="图片 38" o:spid="_x0000_i1062" type="#_x0000_t75" style="width:384pt;height:233.25pt;mso-position-horizontal-relative:page;mso-position-vertical-relative:page">
+          <v:shape id="图片 38" o:spid="_x0000_i1025" type="#_x0000_t75" style="width:383.8pt;height:232.9pt;mso-position-horizontal-relative:page;mso-position-vertical-relative:page">
             <v:fill o:detectmouseclick="t"/>
             <v:imagedata r:id="rId7" o:title=""/>
           </v:shape>
@@ -458,7 +437,6 @@
       <w:pPr>
         <w:ind w:firstLine="420"/>
         <w:rPr>
-          <w:rFonts w:hint="eastAsia"/>
           <w:b/>
           <w:bCs/>
         </w:rPr>
@@ -493,9 +471,6 @@
     <w:p>
       <w:pPr>
         <w:ind w:firstLine="420"/>
-        <w:rPr>
-          <w:rFonts w:hint="eastAsia"/>
-        </w:rPr>
       </w:pPr>
       <w:r>
         <w:rPr>
@@ -519,9 +494,6 @@
     <w:p>
       <w:pPr>
         <w:ind w:firstLine="420"/>
-        <w:rPr>
-          <w:rFonts w:hint="eastAsia"/>
-        </w:rPr>
       </w:pPr>
       <w:r>
         <w:rPr>
@@ -559,9 +531,6 @@
     <w:p>
       <w:pPr>
         <w:ind w:firstLine="420"/>
-        <w:rPr>
-          <w:rFonts w:hint="eastAsia"/>
-        </w:rPr>
       </w:pPr>
       <w:r>
         <w:rPr>
@@ -607,9 +576,6 @@
     <w:p>
       <w:pPr>
         <w:ind w:firstLine="420"/>
-        <w:rPr>
-          <w:rFonts w:hint="eastAsia"/>
-        </w:rPr>
       </w:pPr>
       <w:r>
         <w:rPr>
@@ -655,9 +621,6 @@
     <w:p>
       <w:pPr>
         <w:ind w:firstLine="420"/>
-        <w:rPr>
-          <w:rFonts w:hint="eastAsia"/>
-        </w:rPr>
       </w:pPr>
       <w:r>
         <w:rPr>
@@ -681,17 +644,11 @@
     <w:p>
       <w:pPr>
         <w:ind w:firstLine="420"/>
-        <w:rPr>
-          <w:rFonts w:hint="eastAsia"/>
-        </w:rPr>
       </w:pPr>
     </w:p>
     <w:p>
       <w:pPr>
         <w:ind w:leftChars="200" w:left="480"/>
-        <w:rPr>
-          <w:rFonts w:hint="eastAsia"/>
-        </w:rPr>
       </w:pPr>
       <w:r>
         <w:rPr>
@@ -704,9 +661,6 @@
     <w:p>
       <w:pPr>
         <w:ind w:leftChars="200" w:left="480"/>
-        <w:rPr>
-          <w:rFonts w:hint="eastAsia"/>
-        </w:rPr>
       </w:pPr>
       <w:r>
         <w:rPr>
@@ -758,9 +712,6 @@
     <w:p>
       <w:pPr>
         <w:ind w:firstLine="420"/>
-        <w:rPr>
-          <w:rFonts w:hint="eastAsia"/>
-        </w:rPr>
       </w:pPr>
       <w:r>
         <w:rPr>
@@ -847,9 +798,6 @@
     <w:p>
       <w:pPr>
         <w:ind w:firstLine="420"/>
-        <w:rPr>
-          <w:rFonts w:hint="eastAsia"/>
-        </w:rPr>
       </w:pPr>
       <w:r>
         <w:rPr>
@@ -902,18 +850,11 @@
         <w:t>状态，定位问题就会费时很多。</w:t>
       </w:r>
     </w:p>
-    <w:p>
-      <w:pPr>
-        <w:rPr>
-          <w:rFonts w:hint="eastAsia"/>
-        </w:rPr>
-      </w:pPr>
-    </w:p>
-    <w:p>
-      <w:pPr>
-        <w:ind w:firstLine="420"/>
-        <w:rPr>
-          <w:rFonts w:hint="eastAsia"/>
+    <w:p/>
+    <w:p>
+      <w:pPr>
+        <w:ind w:firstLine="420"/>
+        <w:rPr>
           <w:b/>
           <w:bCs/>
         </w:rPr>
@@ -950,9 +891,6 @@
           <w:numId w:val="2"/>
         </w:numPr>
         <w:ind w:firstLine="420"/>
-        <w:rPr>
-          <w:rFonts w:hint="eastAsia"/>
-        </w:rPr>
       </w:pPr>
       <w:r>
         <w:rPr>
@@ -1074,9 +1012,6 @@
           <w:numId w:val="2"/>
         </w:numPr>
         <w:ind w:firstLine="420"/>
-        <w:rPr>
-          <w:rFonts w:hint="eastAsia"/>
-        </w:rPr>
       </w:pPr>
       <w:r>
         <w:rPr>
@@ -1151,9 +1086,6 @@
           <w:numId w:val="2"/>
         </w:numPr>
         <w:ind w:firstLine="420"/>
-        <w:rPr>
-          <w:rFonts w:hint="eastAsia"/>
-        </w:rPr>
       </w:pPr>
       <w:r>
         <w:rPr>
@@ -1241,9 +1173,6 @@
           <w:numId w:val="2"/>
         </w:numPr>
         <w:ind w:firstLine="420"/>
-        <w:rPr>
-          <w:rFonts w:hint="eastAsia"/>
-        </w:rPr>
       </w:pPr>
       <w:r>
         <w:rPr>
@@ -1294,20 +1223,8 @@
         <w:t>。</w:t>
       </w:r>
     </w:p>
-    <w:p>
-      <w:pPr>
-        <w:rPr>
-          <w:rFonts w:hint="eastAsia"/>
-        </w:rPr>
-      </w:pPr>
-    </w:p>
-    <w:p>
-      <w:pPr>
-        <w:rPr>
-          <w:rFonts w:hint="eastAsia"/>
-        </w:rPr>
-      </w:pPr>
-    </w:p>
+    <w:p/>
+    <w:p/>
     <w:p>
       <w:pPr>
         <w:pStyle w:val="1"/>
@@ -1322,9 +1239,6 @@
     <w:p>
       <w:pPr>
         <w:ind w:firstLine="420"/>
-        <w:rPr>
-          <w:rFonts w:hint="eastAsia"/>
-        </w:rPr>
       </w:pPr>
       <w:r>
         <w:rPr>
@@ -1373,7 +1287,6 @@
       <w:tblPr>
         <w:tblW w:w="0" w:type="auto"/>
         <w:jc w:val="center"/>
-        <w:tblInd w:w="0" w:type="dxa"/>
         <w:tblBorders>
           <w:top w:val="single" w:sz="4" w:space="0" w:color="auto"/>
           <w:left w:val="single" w:sz="4" w:space="0" w:color="auto"/>
@@ -1400,9 +1313,6 @@
           <w:p>
             <w:pPr>
               <w:jc w:val="center"/>
-              <w:rPr>
-                <w:rFonts w:hint="eastAsia"/>
-              </w:rPr>
             </w:pPr>
             <w:r>
               <w:rPr>
@@ -1419,9 +1329,6 @@
           <w:p>
             <w:pPr>
               <w:jc w:val="center"/>
-              <w:rPr>
-                <w:rFonts w:hint="eastAsia"/>
-              </w:rPr>
             </w:pPr>
             <w:r>
               <w:rPr>
@@ -1443,9 +1350,6 @@
           <w:p>
             <w:pPr>
               <w:jc w:val="center"/>
-              <w:rPr>
-                <w:rFonts w:hint="eastAsia"/>
-              </w:rPr>
             </w:pPr>
             <w:r>
               <w:rPr>
@@ -1468,9 +1372,6 @@
           <w:p>
             <w:pPr>
               <w:jc w:val="center"/>
-              <w:rPr>
-                <w:rFonts w:hint="eastAsia"/>
-              </w:rPr>
             </w:pPr>
             <w:r>
               <w:rPr>
@@ -1511,9 +1412,6 @@
           <w:p>
             <w:pPr>
               <w:jc w:val="center"/>
-              <w:rPr>
-                <w:rFonts w:hint="eastAsia"/>
-              </w:rPr>
             </w:pPr>
             <w:r>
               <w:rPr>
@@ -1539,9 +1437,6 @@
           <w:p>
             <w:pPr>
               <w:jc w:val="center"/>
-              <w:rPr>
-                <w:rFonts w:hint="eastAsia"/>
-              </w:rPr>
             </w:pPr>
             <w:r>
               <w:t>cat /proc/</w:t>
@@ -1581,9 +1476,6 @@
           <w:p>
             <w:pPr>
               <w:jc w:val="center"/>
-              <w:rPr>
-                <w:rFonts w:hint="eastAsia"/>
-              </w:rPr>
             </w:pPr>
             <w:r>
               <w:rPr>
@@ -1664,9 +1556,6 @@
           <w:p>
             <w:pPr>
               <w:jc w:val="center"/>
-              <w:rPr>
-                <w:rFonts w:hint="eastAsia"/>
-              </w:rPr>
             </w:pPr>
             <w:r>
               <w:lastRenderedPageBreak/>
@@ -1717,9 +1606,6 @@
           <w:p>
             <w:pPr>
               <w:jc w:val="center"/>
-              <w:rPr>
-                <w:rFonts w:hint="eastAsia"/>
-              </w:rPr>
             </w:pPr>
             <w:r>
               <w:rPr>
@@ -1798,9 +1684,6 @@
     <w:p>
       <w:pPr>
         <w:ind w:firstLine="420"/>
-        <w:rPr>
-          <w:rFonts w:hint="eastAsia"/>
-        </w:rPr>
       </w:pPr>
       <w:r>
         <w:rPr>
@@ -2072,9 +1955,6 @@
     <w:p>
       <w:pPr>
         <w:pStyle w:val="2"/>
-        <w:rPr>
-          <w:rFonts w:hint="eastAsia"/>
-        </w:rPr>
       </w:pPr>
       <w:r>
         <w:rPr>
@@ -2087,7 +1967,6 @@
       <w:pPr>
         <w:ind w:firstLine="420"/>
         <w:rPr>
-          <w:rFonts w:hint="eastAsia"/>
           <w:color w:val="FF0000"/>
         </w:rPr>
       </w:pPr>
@@ -2142,9 +2021,6 @@
     <w:p>
       <w:pPr>
         <w:ind w:firstLine="420"/>
-        <w:rPr>
-          <w:rFonts w:hint="eastAsia"/>
-        </w:rPr>
       </w:pPr>
       <w:r>
         <w:rPr>
@@ -2188,9 +2064,6 @@
     <w:p>
       <w:pPr>
         <w:ind w:firstLine="420"/>
-        <w:rPr>
-          <w:rFonts w:hint="eastAsia"/>
-        </w:rPr>
       </w:pPr>
       <w:r>
         <w:rPr>
@@ -2234,9 +2107,6 @@
     <w:p>
       <w:pPr>
         <w:pStyle w:val="2"/>
-        <w:rPr>
-          <w:rFonts w:hint="eastAsia"/>
-        </w:rPr>
       </w:pPr>
       <w:r>
         <w:rPr>
@@ -2254,9 +2124,6 @@
     <w:p>
       <w:pPr>
         <w:ind w:firstLine="420"/>
-        <w:rPr>
-          <w:rFonts w:hint="eastAsia"/>
-        </w:rPr>
       </w:pPr>
       <w:r>
         <w:rPr>
@@ -2288,7 +2155,6 @@
       <w:pPr>
         <w:ind w:firstLine="420"/>
         <w:rPr>
-          <w:rFonts w:hint="eastAsia"/>
           <w:color w:val="FF0000"/>
         </w:rPr>
       </w:pPr>
@@ -2442,9 +2308,6 @@
     <w:p>
       <w:pPr>
         <w:ind w:firstLine="420"/>
-        <w:rPr>
-          <w:rFonts w:hint="eastAsia"/>
-        </w:rPr>
       </w:pPr>
       <w:r>
         <w:rPr>
@@ -2474,7 +2337,6 @@
       <w:pPr>
         <w:ind w:firstLine="420"/>
         <w:rPr>
-          <w:rFonts w:hint="eastAsia"/>
           <w:b/>
           <w:bCs/>
           <w:color w:val="FF0000"/>
@@ -2527,7 +2389,6 @@
       <w:pPr>
         <w:ind w:firstLine="420"/>
         <w:rPr>
-          <w:rFonts w:hint="eastAsia"/>
           <w:b/>
           <w:bCs/>
           <w:color w:val="FF0000"/>
@@ -2612,9 +2473,6 @@
     <w:p>
       <w:pPr>
         <w:ind w:firstLine="420"/>
-        <w:rPr>
-          <w:rFonts w:hint="eastAsia"/>
-        </w:rPr>
       </w:pPr>
       <w:r>
         <w:rPr>
@@ -2658,9 +2516,6 @@
     <w:p>
       <w:pPr>
         <w:ind w:firstLine="420"/>
-        <w:rPr>
-          <w:rFonts w:hint="eastAsia"/>
-        </w:rPr>
       </w:pPr>
       <w:r>
         <w:rPr>
@@ -2691,7 +2546,6 @@
       <w:pPr>
         <w:ind w:firstLine="420"/>
         <w:rPr>
-          <w:rFonts w:hint="eastAsia"/>
           <w:b/>
           <w:bCs/>
           <w:color w:val="FF0000"/>
@@ -2723,9 +2577,6 @@
     <w:p>
       <w:pPr>
         <w:ind w:firstLine="420"/>
-        <w:rPr>
-          <w:rFonts w:hint="eastAsia"/>
-        </w:rPr>
       </w:pPr>
       <w:r>
         <w:rPr>
@@ -2743,9 +2594,6 @@
     <w:p>
       <w:pPr>
         <w:ind w:firstLine="420"/>
-        <w:rPr>
-          <w:rFonts w:hint="eastAsia"/>
-        </w:rPr>
       </w:pPr>
       <w:r>
         <w:rPr>
@@ -2800,7 +2648,6 @@
       <w:pPr>
         <w:ind w:firstLine="420"/>
         <w:rPr>
-          <w:rFonts w:hint="eastAsia"/>
           <w:color w:val="FF0000"/>
         </w:rPr>
       </w:pPr>
@@ -2915,9 +2762,6 @@
     <w:p>
       <w:pPr>
         <w:ind w:firstLine="420"/>
-        <w:rPr>
-          <w:rFonts w:hint="eastAsia"/>
-        </w:rPr>
       </w:pPr>
       <w:proofErr w:type="spellStart"/>
       <w:r>
@@ -2976,7 +2820,7 @@
       <w:pPr>
         <w:ind w:firstLine="420"/>
         <w:rPr>
-          <w:rFonts w:eastAsia="华文宋体" w:hint="eastAsia"/>
+          <w:rFonts w:eastAsia="华文宋体"/>
         </w:rPr>
       </w:pPr>
       <w:r>
@@ -3003,9 +2847,6 @@
     <w:p>
       <w:pPr>
         <w:pStyle w:val="2"/>
-        <w:rPr>
-          <w:rFonts w:hint="eastAsia"/>
-        </w:rPr>
       </w:pPr>
       <w:r>
         <w:rPr>
@@ -3026,7 +2867,7 @@
       </w:pPr>
       <w:r>
         <w:pict w14:anchorId="7B4164D1">
-          <v:shape id="图片 28" o:spid="_x0000_i1025" type="#_x0000_t75" style="width:276pt;height:120pt;mso-position-horizontal-relative:page;mso-position-vertical-relative:page">
+          <v:shape id="图片 28" o:spid="_x0000_i1026" type="#_x0000_t75" style="width:276.1pt;height:120.2pt;mso-position-horizontal-relative:page;mso-position-vertical-relative:page">
             <v:fill o:detectmouseclick="t"/>
             <v:imagedata r:id="rId8" o:title=""/>
           </v:shape>
@@ -3039,7 +2880,7 @@
       </w:pPr>
       <w:r>
         <w:pict w14:anchorId="16C5A65B">
-          <v:shape id="图片 29" o:spid="_x0000_i1026" type="#_x0000_t75" style="width:273.75pt;height:85.5pt;mso-position-horizontal-relative:page;mso-position-vertical-relative:page">
+          <v:shape id="图片 29" o:spid="_x0000_i1027" type="#_x0000_t75" style="width:273.6pt;height:85.75pt;mso-position-horizontal-relative:page;mso-position-vertical-relative:page">
             <v:fill o:detectmouseclick="t"/>
             <v:imagedata r:id="rId9" o:title=""/>
           </v:shape>
@@ -3049,9 +2890,6 @@
     <w:p>
       <w:pPr>
         <w:ind w:firstLine="420"/>
-        <w:rPr>
-          <w:rFonts w:hint="eastAsia"/>
-        </w:rPr>
       </w:pPr>
       <w:r>
         <w:rPr>
@@ -3130,7 +2968,6 @@
       <w:pPr>
         <w:ind w:firstLine="420"/>
         <w:rPr>
-          <w:rFonts w:hint="eastAsia"/>
           <w:b/>
           <w:bCs/>
         </w:rPr>
@@ -3155,9 +2992,6 @@
     <w:p>
       <w:pPr>
         <w:ind w:firstLine="420"/>
-        <w:rPr>
-          <w:rFonts w:hint="eastAsia"/>
-        </w:rPr>
       </w:pPr>
       <w:r>
         <w:rPr>
@@ -3282,9 +3116,6 @@
     <w:p>
       <w:pPr>
         <w:ind w:firstLine="420"/>
-        <w:rPr>
-          <w:rFonts w:hint="eastAsia"/>
-        </w:rPr>
       </w:pPr>
       <w:r>
         <w:rPr>
@@ -3346,9 +3177,6 @@
     <w:p>
       <w:pPr>
         <w:ind w:firstLine="420"/>
-        <w:rPr>
-          <w:rFonts w:hint="eastAsia"/>
-        </w:rPr>
       </w:pPr>
       <w:r>
         <w:rPr>
@@ -3446,9 +3274,6 @@
     <w:p>
       <w:pPr>
         <w:ind w:firstLine="420"/>
-        <w:rPr>
-          <w:rFonts w:hint="eastAsia"/>
-        </w:rPr>
       </w:pPr>
       <w:r>
         <w:rPr>
@@ -3486,9 +3311,6 @@
     <w:p>
       <w:pPr>
         <w:ind w:firstLine="420"/>
-        <w:rPr>
-          <w:rFonts w:hint="eastAsia"/>
-        </w:rPr>
       </w:pPr>
       <w:r>
         <w:rPr>
@@ -3616,9 +3438,6 @@
     <w:p>
       <w:pPr>
         <w:ind w:firstLine="420"/>
-        <w:rPr>
-          <w:rFonts w:hint="eastAsia"/>
-        </w:rPr>
       </w:pPr>
       <w:r>
         <w:rPr>
@@ -3730,16 +3549,13 @@
     <w:p>
       <w:pPr>
         <w:ind w:firstLine="420"/>
-        <w:rPr>
-          <w:rFonts w:hint="eastAsia"/>
-        </w:rPr>
-      </w:pPr>
-    </w:p>
-    <w:p>
-      <w:pPr>
-        <w:ind w:firstLine="420"/>
-        <w:rPr>
-          <w:rFonts w:eastAsia="华文宋体" w:hint="eastAsia"/>
+      </w:pPr>
+    </w:p>
+    <w:p>
+      <w:pPr>
+        <w:ind w:firstLine="420"/>
+        <w:rPr>
+          <w:rFonts w:eastAsia="华文宋体"/>
           <w:b/>
           <w:bCs/>
         </w:rPr>
@@ -3756,9 +3572,6 @@
     <w:p>
       <w:pPr>
         <w:ind w:firstLine="420"/>
-        <w:rPr>
-          <w:rFonts w:hint="eastAsia"/>
-        </w:rPr>
       </w:pPr>
       <w:r>
         <w:rPr>
@@ -3819,9 +3632,6 @@
     <w:p>
       <w:pPr>
         <w:ind w:firstLine="420"/>
-        <w:rPr>
-          <w:rFonts w:hint="eastAsia"/>
-        </w:rPr>
       </w:pPr>
       <w:r>
         <w:rPr>
@@ -3911,9 +3721,6 @@
     <w:p>
       <w:pPr>
         <w:ind w:firstLine="420"/>
-        <w:rPr>
-          <w:rFonts w:hint="eastAsia"/>
-        </w:rPr>
       </w:pPr>
       <w:r>
         <w:rPr>
@@ -3953,9 +3760,6 @@
     <w:p>
       <w:pPr>
         <w:ind w:firstLine="420"/>
-        <w:rPr>
-          <w:rFonts w:hint="eastAsia"/>
-        </w:rPr>
       </w:pPr>
       <w:r>
         <w:rPr>
@@ -4007,9 +3811,6 @@
     <w:p>
       <w:pPr>
         <w:ind w:firstLine="420"/>
-        <w:rPr>
-          <w:rFonts w:hint="eastAsia"/>
-        </w:rPr>
       </w:pPr>
       <w:r>
         <w:rPr>
@@ -4179,9 +3980,6 @@
     <w:p>
       <w:pPr>
         <w:ind w:firstLine="420"/>
-        <w:rPr>
-          <w:rFonts w:hint="eastAsia"/>
-        </w:rPr>
       </w:pPr>
       <w:r>
         <w:t>System mode CPU utilization</w:t>
@@ -4190,9 +3988,6 @@
     <w:p>
       <w:pPr>
         <w:ind w:firstLine="420"/>
-        <w:rPr>
-          <w:rFonts w:hint="eastAsia"/>
-        </w:rPr>
       </w:pPr>
       <w:r>
         <w:rPr>
@@ -4316,17 +4111,11 @@
     <w:p>
       <w:pPr>
         <w:ind w:firstLine="420"/>
-        <w:rPr>
-          <w:rFonts w:hint="eastAsia"/>
-        </w:rPr>
-      </w:pPr>
-    </w:p>
-    <w:p>
-      <w:pPr>
-        <w:ind w:firstLine="420"/>
-        <w:rPr>
-          <w:rFonts w:hint="eastAsia"/>
-        </w:rPr>
+      </w:pPr>
+    </w:p>
+    <w:p>
+      <w:pPr>
+        <w:ind w:firstLine="420"/>
       </w:pPr>
       <w:r>
         <w:rPr>
@@ -4338,9 +4127,6 @@
     <w:p>
       <w:pPr>
         <w:ind w:firstLine="420"/>
-        <w:rPr>
-          <w:rFonts w:hint="eastAsia"/>
-        </w:rPr>
       </w:pPr>
       <w:r>
         <w:rPr>
@@ -4473,9 +4259,6 @@
     <w:p>
       <w:pPr>
         <w:pStyle w:val="3"/>
-        <w:rPr>
-          <w:rFonts w:hint="eastAsia"/>
-        </w:rPr>
       </w:pPr>
       <w:r>
         <w:rPr>
@@ -4495,9 +4278,6 @@
     <w:p>
       <w:pPr>
         <w:ind w:firstLine="420"/>
-        <w:rPr>
-          <w:rFonts w:hint="eastAsia"/>
-        </w:rPr>
       </w:pPr>
       <w:r>
         <w:rPr>
@@ -4521,9 +4301,6 @@
     <w:p>
       <w:pPr>
         <w:pStyle w:val="3"/>
-        <w:rPr>
-          <w:rFonts w:hint="eastAsia"/>
-        </w:rPr>
       </w:pPr>
       <w:r>
         <w:rPr>
@@ -4543,9 +4320,6 @@
     <w:p>
       <w:pPr>
         <w:ind w:firstLine="420"/>
-        <w:rPr>
-          <w:rFonts w:hint="eastAsia"/>
-        </w:rPr>
       </w:pPr>
       <w:r>
         <w:rPr>
@@ -4803,16 +4577,13 @@
     <w:p>
       <w:pPr>
         <w:ind w:firstLine="420"/>
-        <w:rPr>
-          <w:rFonts w:hint="eastAsia"/>
-        </w:rPr>
-      </w:pPr>
-    </w:p>
-    <w:p>
-      <w:pPr>
-        <w:ind w:firstLine="420"/>
-        <w:rPr>
-          <w:rFonts w:eastAsia="华文宋体" w:hint="eastAsia"/>
+      </w:pPr>
+    </w:p>
+    <w:p>
+      <w:pPr>
+        <w:ind w:firstLine="420"/>
+        <w:rPr>
+          <w:rFonts w:eastAsia="华文宋体"/>
           <w:b/>
           <w:bCs/>
         </w:rPr>
@@ -4829,9 +4600,6 @@
     <w:p>
       <w:pPr>
         <w:ind w:firstLine="420"/>
-        <w:rPr>
-          <w:rFonts w:hint="eastAsia"/>
-        </w:rPr>
       </w:pPr>
       <w:r>
         <w:rPr>
@@ -4867,9 +4635,6 @@
           <w:numId w:val="1"/>
         </w:numPr>
         <w:ind w:firstLine="420"/>
-        <w:rPr>
-          <w:rFonts w:hint="eastAsia"/>
-        </w:rPr>
       </w:pPr>
       <w:r>
         <w:rPr>
@@ -4899,9 +4664,6 @@
           <w:numId w:val="1"/>
         </w:numPr>
         <w:ind w:firstLine="420"/>
-        <w:rPr>
-          <w:rFonts w:hint="eastAsia"/>
-        </w:rPr>
       </w:pPr>
       <w:r>
         <w:rPr>
@@ -4917,9 +4679,6 @@
           <w:numId w:val="1"/>
         </w:numPr>
         <w:ind w:firstLine="420"/>
-        <w:rPr>
-          <w:rFonts w:hint="eastAsia"/>
-        </w:rPr>
       </w:pPr>
       <w:r>
         <w:rPr>
@@ -4935,9 +4694,6 @@
           <w:numId w:val="1"/>
         </w:numPr>
         <w:ind w:firstLine="420"/>
-        <w:rPr>
-          <w:rFonts w:hint="eastAsia"/>
-        </w:rPr>
       </w:pPr>
       <w:r>
         <w:rPr>
@@ -4963,14 +4719,11 @@
     <w:p>
       <w:pPr>
         <w:jc w:val="center"/>
-        <w:rPr>
-          <w:rFonts w:hint="eastAsia"/>
-        </w:rPr>
       </w:pPr>
       <w:r>
         <w:lastRenderedPageBreak/>
         <w:pict w14:anchorId="378BB16C">
-          <v:shape id="图片 30" o:spid="_x0000_i1027" type="#_x0000_t75" style="width:342pt;height:148.5pt;mso-position-horizontal-relative:page;mso-position-vertical-relative:page">
+          <v:shape id="图片 30" o:spid="_x0000_i1028" type="#_x0000_t75" style="width:342.45pt;height:148.4pt;mso-position-horizontal-relative:page;mso-position-vertical-relative:page">
             <v:fill o:detectmouseclick="t"/>
             <v:imagedata r:id="rId10" o:title=""/>
           </v:shape>
@@ -4980,9 +4733,6 @@
     <w:p>
       <w:pPr>
         <w:ind w:firstLine="420"/>
-        <w:rPr>
-          <w:rFonts w:hint="eastAsia"/>
-        </w:rPr>
       </w:pPr>
       <w:r>
         <w:rPr>
@@ -5112,9 +4862,6 @@
     <w:p>
       <w:pPr>
         <w:pStyle w:val="3"/>
-        <w:rPr>
-          <w:rFonts w:hint="eastAsia"/>
-        </w:rPr>
       </w:pPr>
       <w:r>
         <w:rPr>
@@ -5126,9 +4873,6 @@
     <w:p>
       <w:pPr>
         <w:ind w:firstLine="420"/>
-        <w:rPr>
-          <w:rFonts w:hint="eastAsia"/>
-        </w:rPr>
       </w:pPr>
       <w:r>
         <w:rPr>
@@ -5240,9 +4984,6 @@
     <w:p>
       <w:pPr>
         <w:ind w:firstLine="420"/>
-        <w:rPr>
-          <w:rFonts w:hint="eastAsia"/>
-        </w:rPr>
       </w:pPr>
       <w:r>
         <w:rPr>
@@ -5359,9 +5100,6 @@
     <w:p>
       <w:pPr>
         <w:pStyle w:val="3"/>
-        <w:rPr>
-          <w:rFonts w:hint="eastAsia"/>
-        </w:rPr>
       </w:pPr>
       <w:r>
         <w:rPr>
@@ -5373,9 +5111,6 @@
     <w:p>
       <w:pPr>
         <w:ind w:firstLine="420"/>
-        <w:rPr>
-          <w:rFonts w:hint="eastAsia"/>
-        </w:rPr>
       </w:pPr>
       <w:r>
         <w:rPr>
@@ -5387,9 +5122,6 @@
     <w:p>
       <w:pPr>
         <w:pStyle w:val="3"/>
-        <w:rPr>
-          <w:rFonts w:hint="eastAsia"/>
-        </w:rPr>
       </w:pPr>
       <w:r>
         <w:rPr>
@@ -5409,9 +5141,6 @@
     <w:p>
       <w:pPr>
         <w:ind w:firstLine="420"/>
-        <w:rPr>
-          <w:rFonts w:hint="eastAsia"/>
-        </w:rPr>
       </w:pPr>
       <w:r>
         <w:rPr>
@@ -5423,9 +5152,6 @@
     <w:p>
       <w:pPr>
         <w:pStyle w:val="3"/>
-        <w:rPr>
-          <w:rFonts w:hint="eastAsia"/>
-        </w:rPr>
       </w:pPr>
       <w:r>
         <w:rPr>
@@ -5437,9 +5163,6 @@
     <w:p>
       <w:pPr>
         <w:ind w:firstLine="420"/>
-        <w:rPr>
-          <w:rFonts w:hint="eastAsia"/>
-        </w:rPr>
       </w:pPr>
       <w:r>
         <w:rPr>
@@ -5457,9 +5180,6 @@
     <w:p>
       <w:pPr>
         <w:pStyle w:val="3"/>
-        <w:rPr>
-          <w:rFonts w:hint="eastAsia"/>
-        </w:rPr>
       </w:pPr>
       <w:r>
         <w:rPr>
@@ -5471,9 +5191,6 @@
     <w:p>
       <w:pPr>
         <w:ind w:firstLine="420"/>
-        <w:rPr>
-          <w:rFonts w:hint="eastAsia"/>
-        </w:rPr>
       </w:pPr>
       <w:r>
         <w:rPr>
@@ -5530,11 +5247,6 @@
       </w:r>
     </w:p>
     <w:p>
-      <w:pPr>
-        <w:rPr>
-          <w:rFonts w:hint="eastAsia"/>
-        </w:rPr>
-      </w:pPr>
       <w:r>
         <w:tab/>
         <w:t>r</w:t>
@@ -5557,9 +5269,6 @@
     <w:p>
       <w:pPr>
         <w:ind w:firstLine="420"/>
-        <w:rPr>
-          <w:rFonts w:hint="eastAsia"/>
-        </w:rPr>
       </w:pPr>
       <w:r>
         <w:rPr>
@@ -5578,9 +5287,6 @@
     <w:p>
       <w:pPr>
         <w:ind w:firstLine="420"/>
-        <w:rPr>
-          <w:rFonts w:hint="eastAsia"/>
-        </w:rPr>
       </w:pPr>
       <w:r>
         <w:rPr>
@@ -5762,7 +5468,6 @@
       <w:pPr>
         <w:pStyle w:val="1"/>
         <w:rPr>
-          <w:rFonts w:hint="eastAsia"/>
           <w:color w:val="FF0000"/>
         </w:rPr>
       </w:pPr>
@@ -5776,39 +5481,60 @@
     <w:p>
       <w:pPr>
         <w:jc w:val="center"/>
+        <w:rPr>
+          <w:rFonts w:ascii="宋体" w:eastAsia="宋体" w:hAnsi="宋体" w:cs="宋体" w:hint="eastAsia"/>
+          <w:szCs w:val="24"/>
+        </w:rPr>
+      </w:pPr>
+      <w:r>
         <w:rPr>
           <w:rFonts w:ascii="宋体" w:eastAsia="宋体" w:hAnsi="宋体" w:cs="宋体"/>
           <w:szCs w:val="24"/>
         </w:rPr>
-      </w:pPr>
+        <w:fldChar w:fldCharType="begin"/>
+      </w:r>
       <w:r>
         <w:rPr>
           <w:rFonts w:ascii="宋体" w:eastAsia="宋体" w:hAnsi="宋体" w:cs="宋体"/>
           <w:szCs w:val="24"/>
         </w:rPr>
-        <w:fldChar w:fldCharType="begin"/>
+        <w:instrText xml:space="preserve">INCLUDEPICTURE \d "https://pic1.zhimg.com/v2-71232e1ba765c2709247efbe95b49460_b.jpg" \* MERGEFORMATINET </w:instrText>
       </w:r>
       <w:r>
         <w:rPr>
           <w:rFonts w:ascii="宋体" w:eastAsia="宋体" w:hAnsi="宋体" w:cs="宋体"/>
           <w:szCs w:val="24"/>
         </w:rPr>
-        <w:instrText xml:space="preserve">INCLUDEPICTURE \d "https://pic1.zhimg.com/v2-71232e1ba765c2709247efbe95b49460_b.jpg" \* MERGEFORMATINET </w:instrText>
+        <w:fldChar w:fldCharType="separate"/>
+      </w:r>
+      <w:r>
+        <w:rPr>
+          <w:rFonts w:ascii="宋体" w:eastAsia="宋体" w:hAnsi="宋体" w:cs="宋体" w:hint="eastAsia"/>
+          <w:szCs w:val="24"/>
+        </w:rPr>
+        <w:fldChar w:fldCharType="begin"/>
+      </w:r>
+      <w:r>
+        <w:rPr>
+          <w:rFonts w:ascii="宋体" w:eastAsia="宋体" w:hAnsi="宋体" w:cs="宋体" w:hint="eastAsia"/>
+          <w:szCs w:val="24"/>
+        </w:rPr>
+        <w:instrText xml:space="preserve"> INCLUDEPICTURE  "https://pic1.zhimg.com/v2-71232e1ba765c2709247efbe95b49460_b.jpg" \* MERGEFORMATINET </w:instrText>
+      </w:r>
+      <w:r>
+        <w:rPr>
+          <w:rFonts w:ascii="宋体" w:eastAsia="宋体" w:hAnsi="宋体" w:cs="宋体" w:hint="eastAsia"/>
+          <w:szCs w:val="24"/>
+        </w:rPr>
+        <w:fldChar w:fldCharType="separate"/>
       </w:r>
       <w:r>
         <w:rPr>
           <w:rFonts w:ascii="宋体" w:eastAsia="宋体" w:hAnsi="宋体" w:cs="宋体"/>
           <w:szCs w:val="24"/>
         </w:rPr>
-        <w:fldChar w:fldCharType="separate"/>
-      </w:r>
-      <w:r>
-        <w:rPr>
-          <w:rFonts w:ascii="宋体" w:eastAsia="宋体" w:hAnsi="宋体" w:cs="宋体"/>
-          <w:szCs w:val="24"/>
-        </w:rPr>
         <w:pict w14:anchorId="117806A3">
-          <v:shape id="图片 25" o:spid="_x0000_i1029" type="#_x0000_t75" alt="IMG_256" style="width:357.75pt;height:447.75pt;mso-position-horizontal-relative:page;mso-position-vertical-relative:page">
+          <v:shape id="图片 25" o:spid="_x0000_i1029" type="#_x0000_t75" alt="IMG_256" style="width:357.5pt;height:447.65pt;mso-position-horizontal-relative:page;mso-position-vertical-relative:page">
             <v:fill o:detectmouseclick="t"/>
             <v:imagedata r:id="rId11" r:href="rId12"/>
           </v:shape>
@@ -5816,6 +5542,13 @@
       </w:r>
       <w:r>
         <w:rPr>
+          <w:rFonts w:ascii="宋体" w:eastAsia="宋体" w:hAnsi="宋体" w:cs="宋体" w:hint="eastAsia"/>
+          <w:szCs w:val="24"/>
+        </w:rPr>
+        <w:fldChar w:fldCharType="end"/>
+      </w:r>
+      <w:r>
+        <w:rPr>
           <w:rFonts w:ascii="宋体" w:eastAsia="宋体" w:hAnsi="宋体" w:cs="宋体"/>
           <w:szCs w:val="24"/>
         </w:rPr>
@@ -5826,39 +5559,60 @@
       <w:pPr>
         <w:jc w:val="center"/>
         <w:rPr>
+          <w:rFonts w:ascii="宋体" w:eastAsia="宋体" w:hAnsi="宋体" w:cs="宋体" w:hint="eastAsia"/>
+          <w:szCs w:val="24"/>
+        </w:rPr>
+      </w:pPr>
+      <w:r>
+        <w:rPr>
           <w:rFonts w:ascii="宋体" w:eastAsia="宋体" w:hAnsi="宋体" w:cs="宋体"/>
           <w:szCs w:val="24"/>
         </w:rPr>
-      </w:pPr>
+        <w:lastRenderedPageBreak/>
+        <w:fldChar w:fldCharType="begin"/>
+      </w:r>
       <w:r>
         <w:rPr>
           <w:rFonts w:ascii="宋体" w:eastAsia="宋体" w:hAnsi="宋体" w:cs="宋体"/>
           <w:szCs w:val="24"/>
         </w:rPr>
-        <w:lastRenderedPageBreak/>
-        <w:fldChar w:fldCharType="begin"/>
+        <w:instrText xml:space="preserve">INCLUDEPICTURE \d "https://pic2.zhimg.com/v2-ba384ff985380f664507a80ffa859e69_b.jpg" \* MERGEFORMATINET </w:instrText>
       </w:r>
       <w:r>
         <w:rPr>
           <w:rFonts w:ascii="宋体" w:eastAsia="宋体" w:hAnsi="宋体" w:cs="宋体"/>
           <w:szCs w:val="24"/>
         </w:rPr>
-        <w:instrText xml:space="preserve">INCLUDEPICTURE \d "https://pic2.zhimg.com/v2-ba384ff985380f664507a80ffa859e69_b.jpg" \* MERGEFORMATINET </w:instrText>
+        <w:fldChar w:fldCharType="separate"/>
+      </w:r>
+      <w:r>
+        <w:rPr>
+          <w:rFonts w:ascii="宋体" w:eastAsia="宋体" w:hAnsi="宋体" w:cs="宋体" w:hint="eastAsia"/>
+          <w:szCs w:val="24"/>
+        </w:rPr>
+        <w:fldChar w:fldCharType="begin"/>
+      </w:r>
+      <w:r>
+        <w:rPr>
+          <w:rFonts w:ascii="宋体" w:eastAsia="宋体" w:hAnsi="宋体" w:cs="宋体" w:hint="eastAsia"/>
+          <w:szCs w:val="24"/>
+        </w:rPr>
+        <w:instrText xml:space="preserve"> INCLUDEPICTURE  "https://pic2.zhimg.com/v2-ba384ff985380f664507a80ffa859e69_b.jpg" \* MERGEFORMATINET </w:instrText>
+      </w:r>
+      <w:r>
+        <w:rPr>
+          <w:rFonts w:ascii="宋体" w:eastAsia="宋体" w:hAnsi="宋体" w:cs="宋体" w:hint="eastAsia"/>
+          <w:szCs w:val="24"/>
+        </w:rPr>
+        <w:fldChar w:fldCharType="separate"/>
       </w:r>
       <w:r>
         <w:rPr>
           <w:rFonts w:ascii="宋体" w:eastAsia="宋体" w:hAnsi="宋体" w:cs="宋体"/>
           <w:szCs w:val="24"/>
         </w:rPr>
-        <w:fldChar w:fldCharType="separate"/>
-      </w:r>
-      <w:r>
-        <w:rPr>
-          <w:rFonts w:ascii="宋体" w:eastAsia="宋体" w:hAnsi="宋体" w:cs="宋体"/>
-          <w:szCs w:val="24"/>
-        </w:rPr>
         <w:pict w14:anchorId="44A35D27">
-          <v:shape id="_x0000_i1030" type="#_x0000_t75" alt="IMG_256" style="width:351.75pt;height:282.75pt;mso-position-horizontal-relative:page;mso-position-vertical-relative:page">
+          <v:shape id="_x0000_i1030" type="#_x0000_t75" alt="IMG_256" style="width:351.85pt;height:283pt;mso-position-horizontal-relative:page;mso-position-vertical-relative:page">
             <v:fill o:detectmouseclick="t"/>
             <v:imagedata r:id="rId13" r:href="rId14"/>
           </v:shape>
@@ -5866,6 +5620,13 @@
       </w:r>
       <w:r>
         <w:rPr>
+          <w:rFonts w:ascii="宋体" w:eastAsia="宋体" w:hAnsi="宋体" w:cs="宋体" w:hint="eastAsia"/>
+          <w:szCs w:val="24"/>
+        </w:rPr>
+        <w:fldChar w:fldCharType="end"/>
+      </w:r>
+      <w:r>
+        <w:rPr>
           <w:rFonts w:ascii="宋体" w:eastAsia="宋体" w:hAnsi="宋体" w:cs="宋体"/>
           <w:szCs w:val="24"/>
         </w:rPr>
@@ -5876,9 +5637,6 @@
     <w:p>
       <w:pPr>
         <w:pStyle w:val="2"/>
-        <w:rPr>
-          <w:rFonts w:hint="eastAsia"/>
-        </w:rPr>
       </w:pPr>
       <w:r>
         <w:rPr>
@@ -5896,9 +5654,6 @@
     <w:p>
       <w:pPr>
         <w:ind w:firstLine="420"/>
-        <w:rPr>
-          <w:rFonts w:hint="eastAsia"/>
-        </w:rPr>
       </w:pPr>
       <w:r>
         <w:rPr>
@@ -5950,9 +5705,6 @@
     <w:p>
       <w:pPr>
         <w:pStyle w:val="3"/>
-        <w:rPr>
-          <w:rFonts w:hint="eastAsia"/>
-        </w:rPr>
       </w:pPr>
       <w:proofErr w:type="spellStart"/>
       <w:r>
@@ -5966,9 +5718,6 @@
     <w:p>
       <w:pPr>
         <w:pStyle w:val="3"/>
-        <w:rPr>
-          <w:rFonts w:hint="eastAsia"/>
-        </w:rPr>
       </w:pPr>
       <w:proofErr w:type="spellStart"/>
       <w:r>
@@ -5982,9 +5731,6 @@
     <w:p>
       <w:pPr>
         <w:pStyle w:val="3"/>
-        <w:rPr>
-          <w:rFonts w:hint="eastAsia"/>
-        </w:rPr>
       </w:pPr>
       <w:proofErr w:type="spellStart"/>
       <w:r>
@@ -5998,9 +5744,6 @@
     <w:p>
       <w:pPr>
         <w:ind w:firstLine="420"/>
-        <w:rPr>
-          <w:rFonts w:hint="eastAsia"/>
-        </w:rPr>
       </w:pPr>
       <w:r>
         <w:rPr>
@@ -6041,7 +5784,6 @@
       <w:pPr>
         <w:ind w:firstLine="420"/>
         <w:rPr>
-          <w:rFonts w:hint="eastAsia"/>
           <w:color w:val="FF0000"/>
         </w:rPr>
       </w:pPr>
@@ -6100,9 +5842,6 @@
     <w:p>
       <w:pPr>
         <w:pStyle w:val="2"/>
-        <w:rPr>
-          <w:rFonts w:hint="eastAsia"/>
-        </w:rPr>
       </w:pPr>
       <w:r>
         <w:rPr>
@@ -6114,9 +5853,6 @@
     <w:p>
       <w:pPr>
         <w:pStyle w:val="3"/>
-        <w:rPr>
-          <w:rFonts w:hint="eastAsia"/>
-        </w:rPr>
       </w:pPr>
       <w:r>
         <w:rPr>
@@ -6188,9 +5924,6 @@
     <w:p>
       <w:pPr>
         <w:ind w:firstLine="420"/>
-        <w:rPr>
-          <w:rFonts w:hint="eastAsia"/>
-        </w:rPr>
       </w:pPr>
       <w:r>
         <w:rPr>
@@ -6227,7 +5960,6 @@
       <w:pPr>
         <w:ind w:firstLine="420"/>
         <w:rPr>
-          <w:rFonts w:hint="eastAsia"/>
           <w:color w:val="FF0000"/>
         </w:rPr>
       </w:pPr>
@@ -6320,7 +6052,6 @@
       <w:pPr>
         <w:ind w:firstLine="420"/>
         <w:rPr>
-          <w:rFonts w:hint="eastAsia"/>
           <w:color w:val="FF0000"/>
         </w:rPr>
       </w:pPr>
@@ -6528,9 +6259,6 @@
     <w:p>
       <w:pPr>
         <w:pStyle w:val="2"/>
-        <w:rPr>
-          <w:rFonts w:hint="eastAsia"/>
-        </w:rPr>
       </w:pPr>
       <w:r>
         <w:rPr>
@@ -6548,9 +6276,6 @@
     <w:p>
       <w:pPr>
         <w:ind w:firstLine="420"/>
-        <w:rPr>
-          <w:rFonts w:hint="eastAsia"/>
-        </w:rPr>
       </w:pPr>
       <w:r>
         <w:rPr>
@@ -6702,9 +6427,6 @@
     <w:p>
       <w:pPr>
         <w:ind w:firstLine="420"/>
-        <w:rPr>
-          <w:rFonts w:hint="eastAsia"/>
-        </w:rPr>
       </w:pPr>
       <w:r>
         <w:rPr>
@@ -6725,28 +6447,34 @@
         <w:fldChar w:fldCharType="separate"/>
       </w:r>
       <w:r>
-        <w:rPr>
-          <w:rFonts w:hint="eastAsia"/>
-        </w:rPr>
+        <w:fldChar w:fldCharType="begin"/>
+      </w:r>
+      <w:r>
+        <w:instrText xml:space="preserve"> INCLUDEPICTURE  "https://mmbiz.qpic.cn/mmbiz_png/yNKv1P4Q9eVkgtP4BDrBvrIo4LicUBuib8gUJgaXAKK3eDsN92kJ0c6wyvEPaYuj99SQ80GzoVO2FvMCNLG8PkpA/640?wx_fmt=png&amp;tp=webp&amp;wxfrom=5&amp;wx_lazy=1&amp;wx_co=1" \* MERGEFORMATINET </w:instrText>
+      </w:r>
+      <w:r>
+        <w:fldChar w:fldCharType="separate"/>
+      </w:r>
+      <w:r>
         <w:pict w14:anchorId="4A397503">
-          <v:shape id="图片 41" o:spid="_x0000_i1031" type="#_x0000_t75" alt="IMG_256" style="width:277.5pt;height:135.75pt;mso-position-horizontal-relative:page;mso-position-vertical-relative:page">
+          <v:shape id="图片 41" o:spid="_x0000_i1031" type="#_x0000_t75" alt="IMG_256" style="width:277.35pt;height:135.85pt;mso-position-horizontal-relative:page;mso-position-vertical-relative:page">
             <v:imagedata r:id="rId15" r:href="rId16"/>
           </v:shape>
         </w:pict>
       </w:r>
       <w:r>
-        <w:rPr>
-          <w:rFonts w:hint="eastAsia"/>
-        </w:rPr>
         <w:fldChar w:fldCharType="end"/>
       </w:r>
-    </w:p>
-    <w:p>
-      <w:pPr>
-        <w:ind w:firstLine="420"/>
-        <w:rPr>
-          <w:rFonts w:hint="eastAsia"/>
-        </w:rPr>
+      <w:r>
+        <w:rPr>
+          <w:rFonts w:hint="eastAsia"/>
+        </w:rPr>
+        <w:fldChar w:fldCharType="end"/>
+      </w:r>
+    </w:p>
+    <w:p>
+      <w:pPr>
+        <w:ind w:firstLine="420"/>
       </w:pPr>
       <w:r>
         <w:rPr>
@@ -6758,9 +6486,6 @@
     <w:p>
       <w:pPr>
         <w:ind w:firstLine="420"/>
-        <w:rPr>
-          <w:rFonts w:hint="eastAsia"/>
-        </w:rPr>
       </w:pPr>
       <w:r>
         <w:rPr>
@@ -6860,9 +6585,6 @@
     <w:p>
       <w:pPr>
         <w:ind w:firstLine="420"/>
-        <w:rPr>
-          <w:rFonts w:hint="eastAsia"/>
-        </w:rPr>
       </w:pPr>
       <w:r>
         <w:rPr>
@@ -6894,9 +6616,6 @@
     <w:p>
       <w:pPr>
         <w:ind w:firstLine="420"/>
-        <w:rPr>
-          <w:rFonts w:hint="eastAsia"/>
-        </w:rPr>
       </w:pPr>
       <w:r>
         <w:rPr>
@@ -6908,9 +6627,6 @@
     <w:p>
       <w:pPr>
         <w:ind w:firstLine="420"/>
-        <w:rPr>
-          <w:rFonts w:hint="eastAsia"/>
-        </w:rPr>
       </w:pPr>
       <w:r>
         <w:rPr>
@@ -6948,9 +6664,6 @@
     <w:p>
       <w:pPr>
         <w:ind w:firstLine="420"/>
-        <w:rPr>
-          <w:rFonts w:hint="eastAsia"/>
-        </w:rPr>
       </w:pPr>
       <w:r>
         <w:rPr>
@@ -6998,9 +6711,6 @@
     <w:p>
       <w:pPr>
         <w:ind w:firstLine="420"/>
-        <w:rPr>
-          <w:rFonts w:hint="eastAsia"/>
-        </w:rPr>
       </w:pPr>
       <w:r>
         <w:rPr>
@@ -7046,9 +6756,6 @@
     <w:p>
       <w:pPr>
         <w:ind w:firstLine="420"/>
-        <w:rPr>
-          <w:rFonts w:hint="eastAsia"/>
-        </w:rPr>
       </w:pPr>
       <w:r>
         <w:rPr>
@@ -7102,9 +6809,6 @@
     <w:p>
       <w:pPr>
         <w:ind w:firstLine="420"/>
-        <w:rPr>
-          <w:rFonts w:hint="eastAsia"/>
-        </w:rPr>
       </w:pPr>
       <w:r>
         <w:rPr>
@@ -7178,9 +6882,6 @@
     <w:p>
       <w:pPr>
         <w:ind w:firstLine="420"/>
-        <w:rPr>
-          <w:rFonts w:hint="eastAsia"/>
-        </w:rPr>
       </w:pPr>
     </w:p>
     <w:p>
@@ -7260,7 +6961,6 @@
       <w:pPr>
         <w:pStyle w:val="3"/>
         <w:rPr>
-          <w:rFonts w:hint="eastAsia"/>
           <w:color w:val="FF0000"/>
         </w:rPr>
       </w:pPr>
@@ -7278,7 +6978,6 @@
       <w:pPr>
         <w:ind w:firstLine="420"/>
         <w:rPr>
-          <w:rFonts w:hint="eastAsia"/>
           <w:color w:val="FF0000"/>
         </w:rPr>
       </w:pPr>
@@ -7460,11 +7159,6 @@
       </w:r>
     </w:p>
     <w:p>
-      <w:pPr>
-        <w:rPr>
-          <w:rFonts w:hint="eastAsia"/>
-        </w:rPr>
-      </w:pPr>
       <w:r>
         <w:tab/>
       </w:r>
@@ -7657,7 +7351,6 @@
       <w:pPr>
         <w:ind w:firstLine="420"/>
         <w:rPr>
-          <w:rFonts w:hint="eastAsia"/>
           <w:b/>
           <w:bCs/>
         </w:rPr>
@@ -7674,9 +7367,6 @@
     <w:p>
       <w:pPr>
         <w:ind w:firstLine="420"/>
-        <w:rPr>
-          <w:rFonts w:hint="eastAsia"/>
-        </w:rPr>
       </w:pPr>
       <w:proofErr w:type="spellStart"/>
       <w:r>
@@ -7722,7 +7412,6 @@
       <w:pPr>
         <w:ind w:firstLine="420"/>
         <w:rPr>
-          <w:rFonts w:hint="eastAsia"/>
           <w:color w:val="FF0000"/>
         </w:rPr>
       </w:pPr>
@@ -7790,7 +7479,6 @@
       <w:pPr>
         <w:ind w:firstLine="420"/>
         <w:rPr>
-          <w:rFonts w:hint="eastAsia"/>
           <w:color w:val="FF0000"/>
         </w:rPr>
       </w:pPr>
@@ -7830,7 +7518,6 @@
       <w:pPr>
         <w:ind w:firstLine="420"/>
         <w:rPr>
-          <w:rFonts w:hint="eastAsia"/>
           <w:color w:val="FF0000"/>
         </w:rPr>
       </w:pPr>
@@ -7895,7 +7582,6 @@
       <w:pPr>
         <w:ind w:firstLine="420"/>
         <w:rPr>
-          <w:rFonts w:hint="eastAsia"/>
           <w:color w:val="FF0000"/>
         </w:rPr>
       </w:pPr>
@@ -7934,9 +7620,6 @@
     <w:p>
       <w:pPr>
         <w:ind w:firstLine="420"/>
-        <w:rPr>
-          <w:rFonts w:hint="eastAsia"/>
-        </w:rPr>
       </w:pPr>
       <w:proofErr w:type="spellStart"/>
       <w:r>
@@ -8017,9 +7700,6 @@
     <w:p>
       <w:pPr>
         <w:ind w:firstLine="420"/>
-        <w:rPr>
-          <w:rFonts w:hint="eastAsia"/>
-        </w:rPr>
       </w:pPr>
       <w:proofErr w:type="spellStart"/>
       <w:r>
@@ -8070,7 +7750,6 @@
       <w:pPr>
         <w:ind w:firstLine="420"/>
         <w:rPr>
-          <w:rFonts w:hint="eastAsia"/>
           <w:color w:val="FF0000"/>
         </w:rPr>
       </w:pPr>
@@ -8141,7 +7820,6 @@
       <w:pPr>
         <w:ind w:firstLine="420"/>
         <w:rPr>
-          <w:rFonts w:hint="eastAsia"/>
           <w:color w:val="FF0000"/>
         </w:rPr>
       </w:pPr>
@@ -8173,7 +7851,6 @@
       <w:pPr>
         <w:ind w:firstLine="420"/>
         <w:rPr>
-          <w:rFonts w:hint="eastAsia"/>
           <w:color w:val="FF0000"/>
         </w:rPr>
       </w:pPr>
@@ -8204,9 +7881,6 @@
     <w:p>
       <w:pPr>
         <w:ind w:firstLine="420"/>
-        <w:rPr>
-          <w:rFonts w:hint="eastAsia"/>
-        </w:rPr>
       </w:pPr>
       <w:proofErr w:type="spellStart"/>
       <w:r>
@@ -8256,9 +7930,6 @@
     <w:p>
       <w:pPr>
         <w:ind w:firstLine="420"/>
-        <w:rPr>
-          <w:rFonts w:hint="eastAsia"/>
-        </w:rPr>
       </w:pPr>
       <w:proofErr w:type="spellStart"/>
       <w:r>
@@ -8284,9 +7955,6 @@
     <w:p>
       <w:pPr>
         <w:ind w:firstLine="420"/>
-        <w:rPr>
-          <w:rFonts w:hint="eastAsia"/>
-        </w:rPr>
       </w:pPr>
       <w:proofErr w:type="spellStart"/>
       <w:r>
@@ -8313,9 +7981,6 @@
     <w:p>
       <w:pPr>
         <w:ind w:firstLine="420"/>
-        <w:rPr>
-          <w:rFonts w:hint="eastAsia"/>
-        </w:rPr>
       </w:pPr>
       <w:proofErr w:type="spellStart"/>
       <w:r>
@@ -8341,9 +8006,6 @@
     <w:p>
       <w:pPr>
         <w:ind w:firstLine="420"/>
-        <w:rPr>
-          <w:rFonts w:hint="eastAsia"/>
-        </w:rPr>
       </w:pPr>
       <w:proofErr w:type="spellStart"/>
       <w:r>
@@ -8410,7 +8072,6 @@
       <w:pPr>
         <w:pStyle w:val="3"/>
         <w:rPr>
-          <w:rFonts w:hint="eastAsia"/>
           <w:color w:val="FF0000"/>
           <w:kern w:val="0"/>
         </w:rPr>
@@ -8434,9 +8095,6 @@
     <w:p>
       <w:pPr>
         <w:ind w:firstLine="420"/>
-        <w:rPr>
-          <w:rFonts w:hint="eastAsia"/>
-        </w:rPr>
       </w:pPr>
       <w:r>
         <w:rPr>
@@ -8702,7 +8360,6 @@
       <w:pPr>
         <w:ind w:firstLine="420"/>
         <w:rPr>
-          <w:rFonts w:hint="eastAsia"/>
           <w:color w:val="FF0000"/>
         </w:rPr>
       </w:pPr>
@@ -8740,7 +8397,6 @@
       <w:pPr>
         <w:ind w:firstLine="420"/>
         <w:rPr>
-          <w:rFonts w:hint="eastAsia"/>
           <w:b/>
           <w:bCs/>
         </w:rPr>
@@ -8800,7 +8456,6 @@
       <w:pPr>
         <w:ind w:left="420" w:firstLine="420"/>
         <w:rPr>
-          <w:rFonts w:hint="eastAsia"/>
           <w:color w:val="FF0000"/>
         </w:rPr>
       </w:pPr>
@@ -8836,9 +8491,6 @@
     <w:p>
       <w:pPr>
         <w:ind w:firstLine="420"/>
-        <w:rPr>
-          <w:rFonts w:hint="eastAsia"/>
-        </w:rPr>
       </w:pPr>
       <w:r>
         <w:rPr>
@@ -8856,9 +8508,6 @@
     <w:p>
       <w:pPr>
         <w:ind w:left="420" w:firstLine="420"/>
-        <w:rPr>
-          <w:rFonts w:hint="eastAsia"/>
-        </w:rPr>
       </w:pPr>
       <w:proofErr w:type="spellStart"/>
       <w:r>
@@ -8878,9 +8527,6 @@
     <w:p>
       <w:pPr>
         <w:ind w:left="420" w:firstLine="420"/>
-        <w:rPr>
-          <w:rFonts w:hint="eastAsia"/>
-        </w:rPr>
       </w:pPr>
       <w:r>
         <w:rPr>
@@ -8898,9 +8544,6 @@
     <w:p>
       <w:pPr>
         <w:ind w:left="420" w:firstLine="420"/>
-        <w:rPr>
-          <w:rFonts w:hint="eastAsia"/>
-        </w:rPr>
       </w:pPr>
       <w:r>
         <w:rPr>
@@ -8918,9 +8561,6 @@
     <w:p>
       <w:pPr>
         <w:ind w:left="420" w:firstLine="420"/>
-        <w:rPr>
-          <w:rFonts w:hint="eastAsia"/>
-        </w:rPr>
       </w:pPr>
       <w:r>
         <w:rPr>
@@ -8938,9 +8578,6 @@
     <w:p>
       <w:pPr>
         <w:ind w:firstLine="420"/>
-        <w:rPr>
-          <w:rFonts w:hint="eastAsia"/>
-        </w:rPr>
       </w:pPr>
       <w:r>
         <w:rPr>
@@ -8958,9 +8595,6 @@
     <w:p>
       <w:pPr>
         <w:ind w:left="420" w:firstLine="420"/>
-        <w:rPr>
-          <w:rFonts w:hint="eastAsia"/>
-        </w:rPr>
       </w:pPr>
       <w:proofErr w:type="spellStart"/>
       <w:r>
@@ -8980,9 +8614,6 @@
     <w:p>
       <w:pPr>
         <w:ind w:left="420" w:firstLine="420"/>
-        <w:rPr>
-          <w:rFonts w:hint="eastAsia"/>
-        </w:rPr>
       </w:pPr>
       <w:r>
         <w:rPr>
@@ -9000,9 +8631,6 @@
     <w:p>
       <w:pPr>
         <w:ind w:firstLine="420"/>
-        <w:rPr>
-          <w:rFonts w:hint="eastAsia"/>
-        </w:rPr>
       </w:pPr>
       <w:r>
         <w:rPr>
@@ -9045,7 +8673,6 @@
       <w:pPr>
         <w:ind w:left="420" w:firstLine="420"/>
         <w:rPr>
-          <w:rFonts w:hint="eastAsia"/>
           <w:color w:val="FF0000"/>
         </w:rPr>
       </w:pPr>
@@ -9109,9 +8736,6 @@
     <w:p>
       <w:pPr>
         <w:ind w:left="420" w:firstLine="420"/>
-        <w:rPr>
-          <w:rFonts w:hint="eastAsia"/>
-        </w:rPr>
       </w:pPr>
       <w:r>
         <w:rPr>
@@ -9149,7 +8773,6 @@
       <w:pPr>
         <w:pStyle w:val="3"/>
         <w:rPr>
-          <w:rFonts w:hint="eastAsia"/>
           <w:color w:val="FF0000"/>
         </w:rPr>
       </w:pPr>
@@ -9166,9 +8789,6 @@
     <w:p>
       <w:pPr>
         <w:ind w:firstLine="420"/>
-        <w:rPr>
-          <w:rFonts w:hint="eastAsia"/>
-        </w:rPr>
       </w:pPr>
       <w:r>
         <w:rPr>
@@ -9181,7 +8801,6 @@
       <w:pPr>
         <w:ind w:firstLine="420"/>
         <w:rPr>
-          <w:rFonts w:hint="eastAsia"/>
           <w:color w:val="FF0000"/>
         </w:rPr>
       </w:pPr>
@@ -9214,9 +8833,6 @@
     <w:p>
       <w:pPr>
         <w:ind w:firstLine="420"/>
-        <w:rPr>
-          <w:rFonts w:hint="eastAsia"/>
-        </w:rPr>
       </w:pPr>
       <w:r>
         <w:rPr>
@@ -9264,7 +8880,6 @@
     <w:tbl>
       <w:tblPr>
         <w:tblW w:w="0" w:type="auto"/>
-        <w:tblInd w:w="0" w:type="dxa"/>
         <w:tblBorders>
           <w:top w:val="single" w:sz="4" w:space="0" w:color="auto"/>
           <w:left w:val="single" w:sz="4" w:space="0" w:color="auto"/>
@@ -9616,9 +9231,6 @@
     <w:p>
       <w:pPr>
         <w:ind w:firstLine="420"/>
-        <w:rPr>
-          <w:rFonts w:hint="eastAsia"/>
-        </w:rPr>
       </w:pPr>
       <w:r>
         <w:rPr>
@@ -9648,9 +9260,6 @@
     <w:p>
       <w:pPr>
         <w:ind w:firstLine="420"/>
-        <w:rPr>
-          <w:rFonts w:hint="eastAsia"/>
-        </w:rPr>
       </w:pPr>
       <w:r>
         <w:rPr>
@@ -9680,9 +9289,6 @@
     <w:p>
       <w:pPr>
         <w:ind w:firstLine="420"/>
-        <w:rPr>
-          <w:rFonts w:hint="eastAsia"/>
-        </w:rPr>
       </w:pPr>
       <w:r>
         <w:rPr>
@@ -9732,9 +9338,6 @@
     <w:p>
       <w:pPr>
         <w:ind w:firstLine="420"/>
-        <w:rPr>
-          <w:rFonts w:hint="eastAsia"/>
-        </w:rPr>
       </w:pPr>
       <w:r>
         <w:rPr>
@@ -9752,9 +9355,6 @@
     <w:p>
       <w:pPr>
         <w:ind w:firstLine="420"/>
-        <w:rPr>
-          <w:rFonts w:hint="eastAsia"/>
-        </w:rPr>
       </w:pPr>
       <w:r>
         <w:rPr>
@@ -9772,9 +9372,6 @@
     <w:p>
       <w:pPr>
         <w:ind w:firstLine="420"/>
-        <w:rPr>
-          <w:rFonts w:hint="eastAsia"/>
-        </w:rPr>
       </w:pPr>
       <w:r>
         <w:rPr>
@@ -9804,9 +9401,6 @@
     <w:p>
       <w:pPr>
         <w:ind w:firstLine="420"/>
-        <w:rPr>
-          <w:rFonts w:hint="eastAsia"/>
-        </w:rPr>
       </w:pPr>
       <w:r>
         <w:rPr>
@@ -9863,9 +9457,6 @@
     <w:p>
       <w:pPr>
         <w:ind w:leftChars="200" w:left="480"/>
-        <w:rPr>
-          <w:rFonts w:hint="eastAsia"/>
-        </w:rPr>
       </w:pPr>
       <w:r>
         <w:rPr>
@@ -9891,9 +9482,6 @@
     <w:p>
       <w:pPr>
         <w:ind w:firstLine="420"/>
-        <w:rPr>
-          <w:rFonts w:hint="eastAsia"/>
-        </w:rPr>
       </w:pPr>
       <w:proofErr w:type="spellStart"/>
       <w:r>
@@ -10026,9 +9614,6 @@
     <w:p>
       <w:pPr>
         <w:ind w:firstLine="420"/>
-        <w:rPr>
-          <w:rFonts w:hint="eastAsia"/>
-        </w:rPr>
       </w:pPr>
       <w:proofErr w:type="spellStart"/>
       <w:r>
@@ -10132,9 +9717,6 @@
     <w:p>
       <w:pPr>
         <w:ind w:leftChars="200" w:left="480"/>
-        <w:rPr>
-          <w:rFonts w:hint="eastAsia"/>
-        </w:rPr>
       </w:pPr>
       <w:r>
         <w:rPr>
@@ -10310,9 +9892,6 @@
     <w:p>
       <w:pPr>
         <w:ind w:leftChars="200" w:left="480"/>
-        <w:rPr>
-          <w:rFonts w:hint="eastAsia"/>
-        </w:rPr>
       </w:pPr>
       <w:proofErr w:type="spellStart"/>
       <w:r>
@@ -10378,16 +9957,12 @@
     <w:p>
       <w:pPr>
         <w:ind w:leftChars="200" w:left="480"/>
-        <w:rPr>
-          <w:rFonts w:hint="eastAsia"/>
-        </w:rPr>
       </w:pPr>
     </w:p>
     <w:p>
       <w:pPr>
         <w:ind w:leftChars="200" w:left="480"/>
         <w:rPr>
-          <w:rFonts w:hint="eastAsia"/>
           <w:color w:val="FF0000"/>
         </w:rPr>
       </w:pPr>
@@ -10417,9 +9992,6 @@
     <w:p>
       <w:pPr>
         <w:ind w:leftChars="200" w:left="480"/>
-        <w:rPr>
-          <w:rFonts w:hint="eastAsia"/>
-        </w:rPr>
       </w:pPr>
       <w:r>
         <w:rPr>
@@ -10475,9 +10047,6 @@
     <w:p>
       <w:pPr>
         <w:ind w:leftChars="200" w:left="480"/>
-        <w:rPr>
-          <w:rFonts w:hint="eastAsia"/>
-        </w:rPr>
       </w:pPr>
       <w:r>
         <w:rPr>
@@ -10567,9 +10136,6 @@
     <w:p>
       <w:pPr>
         <w:ind w:leftChars="200" w:left="480"/>
-        <w:rPr>
-          <w:rFonts w:hint="eastAsia"/>
-        </w:rPr>
       </w:pPr>
       <w:r>
         <w:rPr>
@@ -10659,9 +10225,6 @@
     <w:p>
       <w:pPr>
         <w:ind w:leftChars="200" w:left="480"/>
-        <w:rPr>
-          <w:rFonts w:hint="eastAsia"/>
-        </w:rPr>
       </w:pPr>
       <w:r>
         <w:rPr>
@@ -10736,9 +10299,6 @@
     <w:p>
       <w:pPr>
         <w:ind w:leftChars="200" w:left="480"/>
-        <w:rPr>
-          <w:rFonts w:hint="eastAsia"/>
-        </w:rPr>
       </w:pPr>
       <w:r>
         <w:rPr>
@@ -10814,9 +10374,6 @@
     <w:p>
       <w:pPr>
         <w:ind w:leftChars="200" w:left="480"/>
-        <w:rPr>
-          <w:rFonts w:hint="eastAsia"/>
-        </w:rPr>
       </w:pPr>
       <w:r>
         <w:rPr>
@@ -10884,9 +10441,6 @@
     <w:p>
       <w:pPr>
         <w:ind w:leftChars="200" w:left="480"/>
-        <w:rPr>
-          <w:rFonts w:hint="eastAsia"/>
-        </w:rPr>
       </w:pPr>
       <w:r>
         <w:rPr>
@@ -10954,9 +10508,6 @@
     <w:p>
       <w:pPr>
         <w:ind w:leftChars="200" w:left="480"/>
-        <w:rPr>
-          <w:rFonts w:hint="eastAsia"/>
-        </w:rPr>
       </w:pPr>
       <w:r>
         <w:rPr>
@@ -11010,9 +10561,6 @@
     <w:p>
       <w:pPr>
         <w:ind w:leftChars="200" w:left="480"/>
-        <w:rPr>
-          <w:rFonts w:hint="eastAsia"/>
-        </w:rPr>
       </w:pPr>
       <w:r>
         <w:rPr>
@@ -11024,9 +10572,6 @@
     <w:p>
       <w:pPr>
         <w:ind w:leftChars="200" w:left="480"/>
-        <w:rPr>
-          <w:rFonts w:hint="eastAsia"/>
-        </w:rPr>
       </w:pPr>
       <w:r>
         <w:rPr>
@@ -11062,16 +10607,12 @@
     <w:p>
       <w:pPr>
         <w:ind w:leftChars="200" w:left="480"/>
-        <w:rPr>
-          <w:rFonts w:hint="eastAsia"/>
-        </w:rPr>
       </w:pPr>
     </w:p>
     <w:p>
       <w:pPr>
         <w:pStyle w:val="3"/>
         <w:rPr>
-          <w:rFonts w:hint="eastAsia"/>
           <w:color w:val="FF0000"/>
         </w:rPr>
       </w:pPr>
@@ -11084,11 +10625,6 @@
       </w:r>
     </w:p>
     <w:p>
-      <w:pPr>
-        <w:rPr>
-          <w:rFonts w:hint="eastAsia"/>
-        </w:rPr>
-      </w:pPr>
       <w:r>
         <w:tab/>
       </w:r>
@@ -11255,9 +10791,6 @@
     <w:p>
       <w:pPr>
         <w:ind w:firstLine="420"/>
-        <w:rPr>
-          <w:rFonts w:hint="eastAsia"/>
-        </w:rPr>
       </w:pPr>
       <w:r>
         <w:rPr>
@@ -11281,9 +10814,6 @@
     <w:p>
       <w:pPr>
         <w:ind w:firstLine="420"/>
-        <w:rPr>
-          <w:rFonts w:hint="eastAsia"/>
-        </w:rPr>
       </w:pPr>
       <w:r>
         <w:rPr>
@@ -11349,9 +10879,6 @@
     <w:p>
       <w:pPr>
         <w:ind w:firstLine="420"/>
-        <w:rPr>
-          <w:rFonts w:hint="eastAsia"/>
-        </w:rPr>
       </w:pPr>
       <w:r>
         <w:rPr>
@@ -11375,9 +10902,6 @@
     <w:p>
       <w:pPr>
         <w:ind w:firstLine="420"/>
-        <w:rPr>
-          <w:rFonts w:hint="eastAsia"/>
-        </w:rPr>
       </w:pPr>
       <w:r>
         <w:rPr>
@@ -11415,9 +10939,6 @@
     <w:p>
       <w:pPr>
         <w:ind w:firstLine="420"/>
-        <w:rPr>
-          <w:rFonts w:hint="eastAsia"/>
-        </w:rPr>
       </w:pPr>
       <w:r>
         <w:rPr>
@@ -11456,9 +10977,6 @@
     <w:p>
       <w:pPr>
         <w:ind w:firstLine="420"/>
-        <w:rPr>
-          <w:rFonts w:hint="eastAsia"/>
-        </w:rPr>
       </w:pPr>
       <w:r>
         <w:rPr>
@@ -11496,9 +11014,6 @@
     <w:p>
       <w:pPr>
         <w:ind w:firstLine="420"/>
-        <w:rPr>
-          <w:rFonts w:hint="eastAsia"/>
-        </w:rPr>
       </w:pPr>
       <w:r>
         <w:rPr>
@@ -11550,9 +11065,6 @@
     <w:p>
       <w:pPr>
         <w:ind w:firstLine="420"/>
-        <w:rPr>
-          <w:rFonts w:hint="eastAsia"/>
-        </w:rPr>
       </w:pPr>
       <w:r>
         <w:rPr>
@@ -11576,9 +11088,6 @@
     <w:p>
       <w:pPr>
         <w:ind w:firstLine="420"/>
-        <w:rPr>
-          <w:rFonts w:hint="eastAsia"/>
-        </w:rPr>
       </w:pPr>
       <w:r>
         <w:rPr>
@@ -11709,19 +11218,8 @@
         <w:t xml:space="preserve"> </w:t>
       </w:r>
     </w:p>
-    <w:p>
-      <w:pPr>
-        <w:rPr>
-          <w:rFonts w:hint="eastAsia"/>
-        </w:rPr>
-      </w:pPr>
-    </w:p>
-    <w:p>
-      <w:pPr>
-        <w:rPr>
-          <w:rFonts w:hint="eastAsia"/>
-        </w:rPr>
-      </w:pPr>
+    <w:p/>
+    <w:p>
       <w:r>
         <w:tab/>
       </w:r>
@@ -11773,9 +11271,6 @@
     <w:p>
       <w:pPr>
         <w:ind w:leftChars="200" w:left="480"/>
-        <w:rPr>
-          <w:rFonts w:hint="eastAsia"/>
-        </w:rPr>
       </w:pPr>
       <w:r>
         <w:rPr>
@@ -11835,9 +11330,6 @@
     <w:p>
       <w:pPr>
         <w:ind w:leftChars="200" w:left="480"/>
-        <w:rPr>
-          <w:rFonts w:hint="eastAsia"/>
-        </w:rPr>
       </w:pPr>
       <w:r>
         <w:rPr>
@@ -11894,9 +11386,6 @@
     <w:p>
       <w:pPr>
         <w:ind w:leftChars="200" w:left="480"/>
-        <w:rPr>
-          <w:rFonts w:hint="eastAsia"/>
-        </w:rPr>
       </w:pPr>
       <w:r>
         <w:rPr>
@@ -11967,17 +11456,11 @@
     <w:p>
       <w:pPr>
         <w:ind w:leftChars="200" w:left="480"/>
-        <w:rPr>
-          <w:rFonts w:hint="eastAsia"/>
-        </w:rPr>
       </w:pPr>
     </w:p>
     <w:p>
       <w:pPr>
         <w:ind w:leftChars="200" w:left="480"/>
-        <w:rPr>
-          <w:rFonts w:hint="eastAsia"/>
-        </w:rPr>
       </w:pPr>
       <w:r>
         <w:rPr>
@@ -11992,9 +11475,6 @@
     <w:p>
       <w:pPr>
         <w:ind w:leftChars="200" w:left="480"/>
-        <w:rPr>
-          <w:rFonts w:hint="eastAsia"/>
-        </w:rPr>
       </w:pPr>
       <w:r>
         <w:rPr>
@@ -12112,9 +11592,6 @@
     <w:p>
       <w:pPr>
         <w:ind w:leftChars="200" w:left="480"/>
-        <w:rPr>
-          <w:rFonts w:hint="eastAsia"/>
-        </w:rPr>
       </w:pPr>
     </w:p>
     <w:p>
@@ -12239,9 +11716,6 @@
     <w:p>
       <w:pPr>
         <w:ind w:leftChars="200" w:left="480"/>
-        <w:rPr>
-          <w:rFonts w:hint="eastAsia"/>
-        </w:rPr>
       </w:pPr>
     </w:p>
     <w:p>
@@ -12409,7 +11883,6 @@
       <w:pPr>
         <w:ind w:leftChars="200" w:left="480"/>
         <w:rPr>
-          <w:rFonts w:hint="eastAsia"/>
           <w:b/>
         </w:rPr>
       </w:pPr>
@@ -12572,17 +12045,11 @@
     <w:p>
       <w:pPr>
         <w:ind w:leftChars="200" w:left="480"/>
-        <w:rPr>
-          <w:rFonts w:hint="eastAsia"/>
-        </w:rPr>
       </w:pPr>
     </w:p>
     <w:p>
       <w:pPr>
         <w:ind w:leftChars="200" w:left="480"/>
-        <w:rPr>
-          <w:rFonts w:hint="eastAsia"/>
-        </w:rPr>
       </w:pPr>
       <w:r>
         <w:rPr>
@@ -12615,9 +12082,6 @@
     <w:p>
       <w:pPr>
         <w:ind w:leftChars="200" w:left="480"/>
-        <w:rPr>
-          <w:rFonts w:hint="eastAsia"/>
-        </w:rPr>
       </w:pPr>
       <w:r>
         <w:rPr>
@@ -12659,9 +12123,6 @@
     <w:p>
       <w:pPr>
         <w:ind w:leftChars="200" w:left="480"/>
-        <w:rPr>
-          <w:rFonts w:hint="eastAsia"/>
-        </w:rPr>
       </w:pPr>
       <w:r>
         <w:rPr>
@@ -12688,17 +12149,11 @@
     <w:p>
       <w:pPr>
         <w:ind w:firstLine="420"/>
-        <w:rPr>
-          <w:rFonts w:hint="eastAsia"/>
-        </w:rPr>
       </w:pPr>
     </w:p>
     <w:p>
       <w:pPr>
         <w:pStyle w:val="3"/>
-        <w:rPr>
-          <w:rFonts w:hint="eastAsia"/>
-        </w:rPr>
       </w:pPr>
       <w:r>
         <w:rPr>
@@ -12743,9 +12198,6 @@
     <w:p>
       <w:pPr>
         <w:ind w:firstLine="420"/>
-        <w:rPr>
-          <w:rFonts w:hint="eastAsia"/>
-        </w:rPr>
       </w:pPr>
       <w:r>
         <w:rPr>
@@ -12805,7 +12257,6 @@
     <w:tbl>
       <w:tblPr>
         <w:tblW w:w="0" w:type="auto"/>
-        <w:tblInd w:w="0" w:type="dxa"/>
         <w:tblBorders>
           <w:top w:val="single" w:sz="4" w:space="0" w:color="auto"/>
           <w:left w:val="single" w:sz="4" w:space="0" w:color="auto"/>
@@ -12913,9 +12364,6 @@
           <w:p>
             <w:pPr>
               <w:jc w:val="center"/>
-              <w:rPr>
-                <w:rFonts w:hint="eastAsia"/>
-              </w:rPr>
             </w:pPr>
             <w:r>
               <w:rPr>
@@ -12946,9 +12394,6 @@
           <w:p>
             <w:pPr>
               <w:jc w:val="center"/>
-              <w:rPr>
-                <w:rFonts w:hint="eastAsia"/>
-              </w:rPr>
             </w:pPr>
             <w:r>
               <w:rPr>
@@ -12967,9 +12412,6 @@
           <w:p>
             <w:pPr>
               <w:jc w:val="center"/>
-              <w:rPr>
-                <w:rFonts w:hint="eastAsia"/>
-              </w:rPr>
             </w:pPr>
             <w:r>
               <w:rPr>
@@ -13009,9 +12451,6 @@
           <w:p>
             <w:pPr>
               <w:jc w:val="center"/>
-              <w:rPr>
-                <w:rFonts w:hint="eastAsia"/>
-              </w:rPr>
             </w:pPr>
           </w:p>
         </w:tc>
@@ -13022,9 +12461,6 @@
           <w:p>
             <w:pPr>
               <w:jc w:val="center"/>
-              <w:rPr>
-                <w:rFonts w:hint="eastAsia"/>
-              </w:rPr>
             </w:pPr>
             <w:r>
               <w:rPr>
@@ -13036,19 +12472,10 @@
         </w:tc>
       </w:tr>
     </w:tbl>
-    <w:p>
-      <w:pPr>
-        <w:rPr>
-          <w:rFonts w:hint="eastAsia"/>
-        </w:rPr>
-      </w:pPr>
-    </w:p>
+    <w:p/>
     <w:p>
       <w:pPr>
         <w:pStyle w:val="4"/>
-        <w:rPr>
-          <w:rFonts w:hint="eastAsia"/>
-        </w:rPr>
       </w:pPr>
       <w:r>
         <w:rPr>
@@ -13068,9 +12495,6 @@
     <w:p>
       <w:pPr>
         <w:pStyle w:val="4"/>
-        <w:rPr>
-          <w:rFonts w:hint="eastAsia"/>
-        </w:rPr>
       </w:pPr>
       <w:r>
         <w:rPr>
@@ -13082,9 +12506,6 @@
     <w:p>
       <w:pPr>
         <w:ind w:firstLine="420"/>
-        <w:rPr>
-          <w:rFonts w:hint="eastAsia"/>
-        </w:rPr>
       </w:pPr>
       <w:r>
         <w:rPr>
@@ -13106,11 +12527,6 @@
       </w:r>
     </w:p>
     <w:p>
-      <w:pPr>
-        <w:rPr>
-          <w:rFonts w:hint="eastAsia"/>
-        </w:rPr>
-      </w:pPr>
       <w:r>
         <w:rPr>
           <w:rFonts w:hint="eastAsia"/>
@@ -13143,11 +12559,6 @@
       </w:r>
     </w:p>
     <w:p>
-      <w:pPr>
-        <w:rPr>
-          <w:rFonts w:hint="eastAsia"/>
-        </w:rPr>
-      </w:pPr>
       <w:r>
         <w:rPr>
           <w:rFonts w:hint="eastAsia"/>
@@ -13174,11 +12585,6 @@
       </w:r>
     </w:p>
     <w:p>
-      <w:pPr>
-        <w:rPr>
-          <w:rFonts w:hint="eastAsia"/>
-        </w:rPr>
-      </w:pPr>
       <w:r>
         <w:rPr>
           <w:rFonts w:hint="eastAsia"/>
@@ -13217,11 +12623,6 @@
       </w:r>
     </w:p>
     <w:p>
-      <w:pPr>
-        <w:rPr>
-          <w:rFonts w:hint="eastAsia"/>
-        </w:rPr>
-      </w:pPr>
       <w:r>
         <w:rPr>
           <w:rFonts w:hint="eastAsia"/>
@@ -13236,11 +12637,6 @@
       </w:r>
     </w:p>
     <w:p>
-      <w:pPr>
-        <w:rPr>
-          <w:rFonts w:hint="eastAsia"/>
-        </w:rPr>
-      </w:pPr>
       <w:r>
         <w:rPr>
           <w:rFonts w:hint="eastAsia"/>
@@ -13300,11 +12696,6 @@
       </w:r>
     </w:p>
     <w:p>
-      <w:pPr>
-        <w:rPr>
-          <w:rFonts w:hint="eastAsia"/>
-        </w:rPr>
-      </w:pPr>
       <w:proofErr w:type="spellStart"/>
       <w:r>
         <w:rPr>
@@ -13327,11 +12718,6 @@
       </w:r>
     </w:p>
     <w:p>
-      <w:pPr>
-        <w:rPr>
-          <w:rFonts w:hint="eastAsia"/>
-        </w:rPr>
-      </w:pPr>
       <w:proofErr w:type="spellStart"/>
       <w:r>
         <w:rPr>
@@ -13356,9 +12742,6 @@
     <w:p>
       <w:pPr>
         <w:ind w:firstLine="420"/>
-        <w:rPr>
-          <w:rFonts w:hint="eastAsia"/>
-        </w:rPr>
       </w:pPr>
       <w:r>
         <w:rPr>
@@ -13450,9 +12833,6 @@
     <w:p>
       <w:pPr>
         <w:ind w:firstLine="420"/>
-        <w:rPr>
-          <w:rFonts w:hint="eastAsia"/>
-        </w:rPr>
       </w:pPr>
       <w:r>
         <w:rPr>
@@ -13560,17 +12940,11 @@
     <w:p>
       <w:pPr>
         <w:ind w:firstLine="420"/>
-        <w:rPr>
-          <w:rFonts w:hint="eastAsia"/>
-        </w:rPr>
-      </w:pPr>
-    </w:p>
-    <w:p>
-      <w:pPr>
-        <w:ind w:firstLine="420"/>
-        <w:rPr>
-          <w:rFonts w:hint="eastAsia"/>
-        </w:rPr>
+      </w:pPr>
+    </w:p>
+    <w:p>
+      <w:pPr>
+        <w:ind w:firstLine="420"/>
       </w:pPr>
       <w:r>
         <w:rPr>
@@ -13654,13 +13028,10 @@
     <w:p>
       <w:pPr>
         <w:jc w:val="center"/>
-        <w:rPr>
-          <w:rFonts w:hint="eastAsia"/>
-        </w:rPr>
       </w:pPr>
       <w:r>
         <w:pict w14:anchorId="194AD7BF">
-          <v:shape id="图片 40" o:spid="_x0000_i1032" type="#_x0000_t75" style="width:367.5pt;height:39pt;mso-position-horizontal-relative:page;mso-position-vertical-relative:page">
+          <v:shape id="图片 40" o:spid="_x0000_i1032" type="#_x0000_t75" style="width:367.5pt;height:38.8pt;mso-position-horizontal-relative:page;mso-position-vertical-relative:page">
             <v:imagedata r:id="rId17" o:title=""/>
           </v:shape>
         </w:pict>
@@ -13669,9 +13040,6 @@
     <w:p>
       <w:pPr>
         <w:ind w:firstLine="420"/>
-        <w:rPr>
-          <w:rFonts w:hint="eastAsia"/>
-        </w:rPr>
       </w:pPr>
       <w:r>
         <w:rPr>
@@ -13683,9 +13051,6 @@
     <w:p>
       <w:pPr>
         <w:ind w:firstLine="420"/>
-        <w:rPr>
-          <w:rFonts w:hint="eastAsia"/>
-        </w:rPr>
       </w:pPr>
       <w:r>
         <w:rPr>
@@ -13751,9 +13116,6 @@
     <w:p>
       <w:pPr>
         <w:ind w:firstLine="420"/>
-        <w:rPr>
-          <w:rFonts w:hint="eastAsia"/>
-        </w:rPr>
       </w:pPr>
       <w:r>
         <w:rPr>
@@ -13875,9 +13237,6 @@
     <w:p>
       <w:pPr>
         <w:ind w:firstLine="420"/>
-        <w:rPr>
-          <w:rFonts w:hint="eastAsia"/>
-        </w:rPr>
       </w:pPr>
       <w:r>
         <w:rPr>
@@ -13969,9 +13328,6 @@
     <w:p>
       <w:pPr>
         <w:ind w:firstLine="420"/>
-        <w:rPr>
-          <w:rFonts w:hint="eastAsia"/>
-        </w:rPr>
       </w:pPr>
       <w:proofErr w:type="spellStart"/>
       <w:r>
@@ -14073,9 +13429,6 @@
     <w:p>
       <w:pPr>
         <w:ind w:firstLine="420"/>
-        <w:rPr>
-          <w:rFonts w:hint="eastAsia"/>
-        </w:rPr>
       </w:pPr>
       <w:proofErr w:type="spellStart"/>
       <w:r>
@@ -14127,9 +13480,6 @@
     <w:p>
       <w:pPr>
         <w:ind w:firstLine="420"/>
-        <w:rPr>
-          <w:rFonts w:hint="eastAsia"/>
-        </w:rPr>
       </w:pPr>
       <w:r>
         <w:rPr>
@@ -14171,9 +13521,6 @@
     <w:p>
       <w:pPr>
         <w:ind w:firstLine="420"/>
-        <w:rPr>
-          <w:rFonts w:hint="eastAsia"/>
-        </w:rPr>
       </w:pPr>
       <w:r>
         <w:rPr>
@@ -14222,9 +13569,6 @@
     <w:p>
       <w:pPr>
         <w:ind w:firstLine="420"/>
-        <w:rPr>
-          <w:rFonts w:hint="eastAsia"/>
-        </w:rPr>
       </w:pPr>
       <w:proofErr w:type="spellStart"/>
       <w:r>
@@ -14264,9 +13608,6 @@
     <w:p>
       <w:pPr>
         <w:ind w:firstLine="420"/>
-        <w:rPr>
-          <w:rFonts w:hint="eastAsia"/>
-        </w:rPr>
       </w:pPr>
       <w:r>
         <w:rPr>
@@ -14330,9 +13671,6 @@
     <w:p>
       <w:pPr>
         <w:ind w:firstLine="420"/>
-        <w:rPr>
-          <w:rFonts w:hint="eastAsia"/>
-        </w:rPr>
       </w:pPr>
       <w:r>
         <w:rPr>
@@ -14380,203 +13718,550 @@
     <w:p>
       <w:pPr>
         <w:ind w:firstLine="420"/>
-        <w:rPr>
-          <w:rFonts w:hint="eastAsia"/>
-        </w:rPr>
       </w:pPr>
     </w:p>
     <w:p>
       <w:pPr>
         <w:pStyle w:val="4"/>
+        <w:rPr>
+          <w:rFonts w:eastAsia="华文仿宋"/>
+          <w:szCs w:val="32"/>
+        </w:rPr>
+      </w:pPr>
+      <w:r>
+        <w:rPr>
+          <w:rFonts w:eastAsia="华文仿宋" w:hint="eastAsia"/>
+          <w:color w:val="FF0000"/>
+          <w:szCs w:val="32"/>
+        </w:rPr>
+        <w:t>/proc/&lt;</w:t>
+      </w:r>
+      <w:proofErr w:type="spellStart"/>
+      <w:r>
+        <w:rPr>
+          <w:rFonts w:eastAsia="华文仿宋" w:hint="eastAsia"/>
+          <w:color w:val="FF0000"/>
+          <w:szCs w:val="32"/>
+        </w:rPr>
+        <w:t>pid</w:t>
+      </w:r>
+      <w:proofErr w:type="spellEnd"/>
+      <w:r>
+        <w:rPr>
+          <w:rFonts w:eastAsia="华文仿宋" w:hint="eastAsia"/>
+          <w:color w:val="FF0000"/>
+          <w:szCs w:val="32"/>
+        </w:rPr>
+        <w:t xml:space="preserve">&gt;/stat   </w:t>
+      </w:r>
+      <w:r>
         <w:rPr>
           <w:rFonts w:eastAsia="华文仿宋" w:hint="eastAsia"/>
           <w:szCs w:val="32"/>
         </w:rPr>
-      </w:pPr>
-      <w:r>
-        <w:rPr>
-          <w:rFonts w:eastAsia="华文仿宋" w:hint="eastAsia"/>
-          <w:color w:val="FF0000"/>
-          <w:szCs w:val="32"/>
+        <w:t xml:space="preserve">                                       </w:t>
+      </w:r>
+    </w:p>
+    <w:p>
+      <w:pPr>
+        <w:ind w:firstLine="420"/>
+      </w:pPr>
+      <w:r>
+        <w:rPr>
+          <w:rFonts w:hint="eastAsia"/>
+        </w:rPr>
+        <w:t>该文件包含了某一进程所有的活动的信息，该文件中的所有值都是从系统启动开始累计</w:t>
+      </w:r>
+    </w:p>
+    <w:p>
+      <w:r>
+        <w:rPr>
+          <w:rFonts w:hint="eastAsia"/>
+        </w:rPr>
+        <w:t>到当前时刻。以下通过实例数据来说明该文件中各字段的含义。</w:t>
+      </w:r>
+    </w:p>
+    <w:p>
+      <w:r>
+        <w:rPr>
+          <w:rFonts w:hint="eastAsia"/>
+        </w:rPr>
+        <w:t>[</w:t>
+      </w:r>
+      <w:proofErr w:type="spellStart"/>
+      <w:r>
+        <w:rPr>
+          <w:rFonts w:hint="eastAsia"/>
+        </w:rPr>
+        <w:t>root@datacenter</w:t>
+      </w:r>
+      <w:proofErr w:type="spellEnd"/>
+      <w:proofErr w:type="gramStart"/>
+      <w:r>
+        <w:rPr>
+          <w:rFonts w:hint="eastAsia"/>
+        </w:rPr>
+        <w:t>~]#</w:t>
+      </w:r>
+      <w:proofErr w:type="gramEnd"/>
+      <w:r>
+        <w:rPr>
+          <w:rFonts w:hint="eastAsia"/>
+        </w:rPr>
+        <w:t xml:space="preserve"> cat /proc/6873/stat</w:t>
+      </w:r>
+    </w:p>
+    <w:p>
+      <w:r>
+        <w:rPr>
+          <w:rFonts w:hint="eastAsia"/>
+        </w:rPr>
+        <w:t>6873 (</w:t>
+      </w:r>
+      <w:proofErr w:type="spellStart"/>
+      <w:r>
+        <w:rPr>
+          <w:rFonts w:hint="eastAsia"/>
+        </w:rPr>
+        <w:t>a.out</w:t>
+      </w:r>
+      <w:proofErr w:type="spellEnd"/>
+      <w:r>
+        <w:rPr>
+          <w:rFonts w:hint="eastAsia"/>
+        </w:rPr>
+        <w:t>) R 6723 6873 6723 34819 6873 8388608 77 0 0 0 41958 31 0 0 25 0 3 0 5882654 1409024 56 4294967295 134512640 134513720 3215579040 0 2097798 0 0 0 0 0 0 0 17 0 0 0</w:t>
+      </w:r>
+    </w:p>
+    <w:p>
+      <w:pPr>
+        <w:ind w:firstLine="420"/>
+      </w:pPr>
+      <w:r>
+        <w:rPr>
+          <w:rFonts w:hint="eastAsia"/>
+        </w:rPr>
+        <w:t>说明：以下只解释对我们计算</w:t>
+      </w:r>
+      <w:proofErr w:type="spellStart"/>
+      <w:r>
+        <w:rPr>
+          <w:rFonts w:hint="eastAsia"/>
+        </w:rPr>
+        <w:t>Cpu</w:t>
+      </w:r>
+      <w:proofErr w:type="spellEnd"/>
+      <w:r>
+        <w:rPr>
+          <w:rFonts w:hint="eastAsia"/>
+        </w:rPr>
+        <w:t>使用率有用相关参数</w:t>
+      </w:r>
+    </w:p>
+    <w:p>
+      <w:pPr>
+        <w:ind w:firstLine="420"/>
+      </w:pPr>
+      <w:r>
+        <w:rPr>
+          <w:rFonts w:hint="eastAsia"/>
+        </w:rPr>
+        <w:t>参数</w:t>
+      </w:r>
+      <w:r>
+        <w:rPr>
+          <w:rFonts w:hint="eastAsia"/>
+        </w:rPr>
+        <w:t xml:space="preserve">                     </w:t>
+      </w:r>
+      <w:r>
+        <w:rPr>
+          <w:rFonts w:hint="eastAsia"/>
+        </w:rPr>
+        <w:t>解释</w:t>
+      </w:r>
+    </w:p>
+    <w:p>
+      <w:pPr>
+        <w:ind w:firstLine="420"/>
+      </w:pPr>
+      <w:proofErr w:type="spellStart"/>
+      <w:r>
+        <w:rPr>
+          <w:rFonts w:hint="eastAsia"/>
+        </w:rPr>
+        <w:t>pid</w:t>
+      </w:r>
+      <w:proofErr w:type="spellEnd"/>
+      <w:r>
+        <w:rPr>
+          <w:rFonts w:hint="eastAsia"/>
+        </w:rPr>
+        <w:t xml:space="preserve">=6873                 </w:t>
+      </w:r>
+      <w:r>
+        <w:rPr>
+          <w:rFonts w:hint="eastAsia"/>
+        </w:rPr>
+        <w:t>进程号</w:t>
+      </w:r>
+    </w:p>
+    <w:p>
+      <w:pPr>
+        <w:ind w:firstLine="420"/>
+      </w:pPr>
+      <w:proofErr w:type="spellStart"/>
+      <w:r>
+        <w:rPr>
+          <w:rFonts w:hint="eastAsia"/>
+        </w:rPr>
+        <w:t>utime</w:t>
+      </w:r>
+      <w:proofErr w:type="spellEnd"/>
+      <w:r>
+        <w:rPr>
+          <w:rFonts w:hint="eastAsia"/>
+        </w:rPr>
+        <w:t xml:space="preserve">=1587        </w:t>
+      </w:r>
+      <w:r>
+        <w:rPr>
+          <w:rFonts w:hint="eastAsia"/>
+        </w:rPr>
+        <w:t>该任务在用户</w:t>
+      </w:r>
+      <w:proofErr w:type="gramStart"/>
+      <w:r>
+        <w:rPr>
+          <w:rFonts w:hint="eastAsia"/>
+        </w:rPr>
+        <w:t>态运行</w:t>
+      </w:r>
+      <w:proofErr w:type="gramEnd"/>
+      <w:r>
+        <w:rPr>
+          <w:rFonts w:hint="eastAsia"/>
+        </w:rPr>
+        <w:t>的时间，单位为</w:t>
+      </w:r>
+      <w:r>
+        <w:rPr>
+          <w:rFonts w:hint="eastAsia"/>
+        </w:rPr>
+        <w:t>jiffies</w:t>
+      </w:r>
+    </w:p>
+    <w:p>
+      <w:pPr>
+        <w:ind w:firstLine="420"/>
+      </w:pPr>
+      <w:proofErr w:type="spellStart"/>
+      <w:r>
+        <w:rPr>
+          <w:rFonts w:hint="eastAsia"/>
+        </w:rPr>
+        <w:t>stime</w:t>
+      </w:r>
+      <w:proofErr w:type="spellEnd"/>
+      <w:r>
+        <w:rPr>
+          <w:rFonts w:hint="eastAsia"/>
+        </w:rPr>
+        <w:t xml:space="preserve">=41958       </w:t>
+      </w:r>
+      <w:r>
+        <w:rPr>
+          <w:rFonts w:hint="eastAsia"/>
+        </w:rPr>
+        <w:t>该任务在核心</w:t>
+      </w:r>
+      <w:proofErr w:type="gramStart"/>
+      <w:r>
+        <w:rPr>
+          <w:rFonts w:hint="eastAsia"/>
+        </w:rPr>
+        <w:t>态运行</w:t>
+      </w:r>
+      <w:proofErr w:type="gramEnd"/>
+      <w:r>
+        <w:rPr>
+          <w:rFonts w:hint="eastAsia"/>
+        </w:rPr>
+        <w:t>的时间，单位为</w:t>
+      </w:r>
+      <w:r>
+        <w:rPr>
+          <w:rFonts w:hint="eastAsia"/>
+        </w:rPr>
+        <w:t>jiffies</w:t>
+      </w:r>
+    </w:p>
+    <w:p>
+      <w:pPr>
+        <w:ind w:firstLine="420"/>
+      </w:pPr>
+      <w:proofErr w:type="spellStart"/>
+      <w:r>
+        <w:rPr>
+          <w:rFonts w:hint="eastAsia"/>
+        </w:rPr>
+        <w:t>cutime</w:t>
+      </w:r>
+      <w:proofErr w:type="spellEnd"/>
+      <w:r>
+        <w:rPr>
+          <w:rFonts w:hint="eastAsia"/>
+        </w:rPr>
+        <w:t xml:space="preserve">=0          </w:t>
+      </w:r>
+      <w:r>
+        <w:rPr>
+          <w:rFonts w:hint="eastAsia"/>
+        </w:rPr>
+        <w:t>所有已死线程在用户</w:t>
+      </w:r>
+      <w:proofErr w:type="gramStart"/>
+      <w:r>
+        <w:rPr>
+          <w:rFonts w:hint="eastAsia"/>
+        </w:rPr>
+        <w:t>态运行</w:t>
+      </w:r>
+      <w:proofErr w:type="gramEnd"/>
+      <w:r>
+        <w:rPr>
+          <w:rFonts w:hint="eastAsia"/>
+        </w:rPr>
+        <w:t>的时间，单位为</w:t>
+      </w:r>
+      <w:r>
+        <w:rPr>
+          <w:rFonts w:hint="eastAsia"/>
+        </w:rPr>
+        <w:t>jiffies</w:t>
+      </w:r>
+    </w:p>
+    <w:p>
+      <w:pPr>
+        <w:ind w:firstLine="420"/>
+      </w:pPr>
+      <w:proofErr w:type="spellStart"/>
+      <w:r>
+        <w:rPr>
+          <w:rFonts w:hint="eastAsia"/>
+        </w:rPr>
+        <w:t>cstime</w:t>
+      </w:r>
+      <w:proofErr w:type="spellEnd"/>
+      <w:r>
+        <w:rPr>
+          <w:rFonts w:hint="eastAsia"/>
+        </w:rPr>
+        <w:t xml:space="preserve">=0          </w:t>
+      </w:r>
+      <w:r>
+        <w:rPr>
+          <w:rFonts w:hint="eastAsia"/>
+        </w:rPr>
+        <w:t>所有已死在核心</w:t>
+      </w:r>
+      <w:proofErr w:type="gramStart"/>
+      <w:r>
+        <w:rPr>
+          <w:rFonts w:hint="eastAsia"/>
+        </w:rPr>
+        <w:t>态运行</w:t>
+      </w:r>
+      <w:proofErr w:type="gramEnd"/>
+      <w:r>
+        <w:rPr>
+          <w:rFonts w:hint="eastAsia"/>
+        </w:rPr>
+        <w:t>的时间，单位为</w:t>
+      </w:r>
+      <w:r>
+        <w:rPr>
+          <w:rFonts w:hint="eastAsia"/>
+        </w:rPr>
+        <w:t>jiffies</w:t>
+      </w:r>
+    </w:p>
+    <w:p>
+      <w:pPr>
+        <w:ind w:firstLine="420"/>
+      </w:pPr>
+      <w:r>
+        <w:rPr>
+          <w:rFonts w:hint="eastAsia"/>
+        </w:rPr>
+        <w:t>结论</w:t>
+      </w:r>
+      <w:r>
+        <w:rPr>
+          <w:rFonts w:hint="eastAsia"/>
+        </w:rPr>
+        <w:t>3</w:t>
+      </w:r>
+      <w:r>
+        <w:rPr>
+          <w:rFonts w:hint="eastAsia"/>
+        </w:rPr>
+        <w:t>：进程的总</w:t>
+      </w:r>
+      <w:proofErr w:type="spellStart"/>
+      <w:r>
+        <w:rPr>
+          <w:rFonts w:hint="eastAsia"/>
+        </w:rPr>
+        <w:t>Cpu</w:t>
+      </w:r>
+      <w:proofErr w:type="spellEnd"/>
+      <w:r>
+        <w:rPr>
+          <w:rFonts w:hint="eastAsia"/>
+        </w:rPr>
+        <w:t>时间</w:t>
+      </w:r>
+      <w:proofErr w:type="spellStart"/>
+      <w:r>
+        <w:rPr>
+          <w:rFonts w:hint="eastAsia"/>
+        </w:rPr>
+        <w:t>processCpuTime</w:t>
+      </w:r>
+      <w:proofErr w:type="spellEnd"/>
+      <w:r>
+        <w:rPr>
+          <w:rFonts w:hint="eastAsia"/>
+        </w:rPr>
+        <w:t xml:space="preserve"> = </w:t>
+      </w:r>
+      <w:proofErr w:type="spellStart"/>
+      <w:r>
+        <w:rPr>
+          <w:rFonts w:hint="eastAsia"/>
+        </w:rPr>
+        <w:t>utime</w:t>
+      </w:r>
+      <w:proofErr w:type="spellEnd"/>
+      <w:r>
+        <w:rPr>
+          <w:rFonts w:hint="eastAsia"/>
+        </w:rPr>
+        <w:t xml:space="preserve"> + </w:t>
+      </w:r>
+      <w:proofErr w:type="spellStart"/>
+      <w:r>
+        <w:rPr>
+          <w:rFonts w:hint="eastAsia"/>
+        </w:rPr>
+        <w:t>stime</w:t>
+      </w:r>
+      <w:proofErr w:type="spellEnd"/>
+      <w:r>
+        <w:rPr>
+          <w:rFonts w:hint="eastAsia"/>
+        </w:rPr>
+        <w:t xml:space="preserve"> + </w:t>
+      </w:r>
+      <w:proofErr w:type="spellStart"/>
+      <w:r>
+        <w:rPr>
+          <w:rFonts w:hint="eastAsia"/>
+        </w:rPr>
+        <w:t>cutime</w:t>
+      </w:r>
+      <w:proofErr w:type="spellEnd"/>
+      <w:r>
+        <w:rPr>
+          <w:rFonts w:hint="eastAsia"/>
+        </w:rPr>
+        <w:t xml:space="preserve"> + </w:t>
+      </w:r>
+      <w:proofErr w:type="spellStart"/>
+      <w:r>
+        <w:rPr>
+          <w:rFonts w:hint="eastAsia"/>
+        </w:rPr>
+        <w:t>cstime</w:t>
+      </w:r>
+      <w:proofErr w:type="spellEnd"/>
+      <w:r>
+        <w:rPr>
+          <w:rFonts w:hint="eastAsia"/>
+        </w:rPr>
+        <w:t>，该值包括其所有线程的</w:t>
+      </w:r>
+      <w:proofErr w:type="spellStart"/>
+      <w:r>
+        <w:rPr>
+          <w:rFonts w:hint="eastAsia"/>
+        </w:rPr>
+        <w:t>cpu</w:t>
+      </w:r>
+      <w:proofErr w:type="spellEnd"/>
+      <w:r>
+        <w:rPr>
+          <w:rFonts w:hint="eastAsia"/>
+        </w:rPr>
+        <w:t>时间。</w:t>
+      </w:r>
+    </w:p>
+    <w:p>
+      <w:pPr>
+        <w:pStyle w:val="4"/>
+      </w:pPr>
+      <w:r>
+        <w:rPr>
+          <w:rFonts w:hint="eastAsia"/>
         </w:rPr>
         <w:t>/proc/&lt;</w:t>
       </w:r>
       <w:proofErr w:type="spellStart"/>
       <w:r>
         <w:rPr>
-          <w:rFonts w:eastAsia="华文仿宋" w:hint="eastAsia"/>
-          <w:color w:val="FF0000"/>
-          <w:szCs w:val="32"/>
+          <w:rFonts w:hint="eastAsia"/>
         </w:rPr>
         <w:t>pid</w:t>
       </w:r>
       <w:proofErr w:type="spellEnd"/>
       <w:r>
         <w:rPr>
-          <w:rFonts w:eastAsia="华文仿宋" w:hint="eastAsia"/>
-          <w:color w:val="FF0000"/>
-          <w:szCs w:val="32"/>
-        </w:rPr>
-        <w:t xml:space="preserve">&gt;/stat   </w:t>
-      </w:r>
-      <w:r>
-        <w:rPr>
-          <w:rFonts w:eastAsia="华文仿宋" w:hint="eastAsia"/>
-          <w:szCs w:val="32"/>
-        </w:rPr>
-        <w:t xml:space="preserve">                                       </w:t>
-      </w:r>
-    </w:p>
-    <w:p>
-      <w:pPr>
-        <w:ind w:firstLine="420"/>
-        <w:rPr>
-          <w:rFonts w:hint="eastAsia"/>
-        </w:rPr>
-      </w:pPr>
-      <w:r>
-        <w:rPr>
-          <w:rFonts w:hint="eastAsia"/>
-        </w:rPr>
-        <w:t>该文件包含了某一进程所有的活动的信息，该文件中的所有值都是从系统启动开始累计</w:t>
-      </w:r>
-    </w:p>
-    <w:p>
-      <w:pPr>
-        <w:rPr>
-          <w:rFonts w:hint="eastAsia"/>
-        </w:rPr>
-      </w:pPr>
-      <w:r>
-        <w:rPr>
-          <w:rFonts w:hint="eastAsia"/>
-        </w:rPr>
-        <w:t>到当前时刻。以下通过实例数据来说明该文件中各字段的含义。</w:t>
-      </w:r>
-    </w:p>
-    <w:p>
-      <w:pPr>
-        <w:rPr>
-          <w:rFonts w:hint="eastAsia"/>
-        </w:rPr>
-      </w:pPr>
-      <w:r>
-        <w:rPr>
-          <w:rFonts w:hint="eastAsia"/>
-        </w:rPr>
-        <w:t>[</w:t>
-      </w:r>
-      <w:proofErr w:type="spellStart"/>
-      <w:r>
-        <w:rPr>
-          <w:rFonts w:hint="eastAsia"/>
-        </w:rPr>
-        <w:t>root@datacenter</w:t>
-      </w:r>
-      <w:proofErr w:type="spellEnd"/>
-      <w:proofErr w:type="gramStart"/>
-      <w:r>
-        <w:rPr>
-          <w:rFonts w:hint="eastAsia"/>
-        </w:rPr>
-        <w:t>~]#</w:t>
-      </w:r>
-      <w:proofErr w:type="gramEnd"/>
-      <w:r>
-        <w:rPr>
-          <w:rFonts w:hint="eastAsia"/>
-        </w:rPr>
-        <w:t xml:space="preserve"> cat /proc/6873/stat</w:t>
-      </w:r>
-    </w:p>
-    <w:p>
-      <w:pPr>
-        <w:rPr>
-          <w:rFonts w:hint="eastAsia"/>
-        </w:rPr>
-      </w:pPr>
-      <w:r>
-        <w:rPr>
-          <w:rFonts w:hint="eastAsia"/>
-        </w:rPr>
-        <w:t>6873 (</w:t>
-      </w:r>
-      <w:proofErr w:type="spellStart"/>
-      <w:r>
-        <w:rPr>
-          <w:rFonts w:hint="eastAsia"/>
-        </w:rPr>
-        <w:t>a.out</w:t>
-      </w:r>
-      <w:proofErr w:type="spellEnd"/>
-      <w:r>
-        <w:rPr>
-          <w:rFonts w:hint="eastAsia"/>
-        </w:rPr>
-        <w:t>) R 6723 6873 6723 34819 6873 8388608 77 0 0 0 41958 31 0 0 25 0 3 0 5882654 1409024 56 4294967295 134512640 134513720 3215579040 0 2097798 0 0 0 0 0 0 0 17 0 0 0</w:t>
-      </w:r>
-    </w:p>
-    <w:p>
-      <w:pPr>
-        <w:ind w:firstLine="420"/>
-        <w:rPr>
-          <w:rFonts w:hint="eastAsia"/>
-        </w:rPr>
-      </w:pPr>
-      <w:r>
-        <w:rPr>
-          <w:rFonts w:hint="eastAsia"/>
-        </w:rPr>
-        <w:t>说明：以下只解释对我们计算</w:t>
-      </w:r>
-      <w:proofErr w:type="spellStart"/>
-      <w:r>
-        <w:rPr>
-          <w:rFonts w:hint="eastAsia"/>
-        </w:rPr>
-        <w:t>Cpu</w:t>
-      </w:r>
-      <w:proofErr w:type="spellEnd"/>
-      <w:r>
-        <w:rPr>
-          <w:rFonts w:hint="eastAsia"/>
-        </w:rPr>
-        <w:t>使用率有用相关参数</w:t>
-      </w:r>
-    </w:p>
-    <w:p>
-      <w:pPr>
-        <w:ind w:firstLine="420"/>
-        <w:rPr>
-          <w:rFonts w:hint="eastAsia"/>
-        </w:rPr>
-      </w:pPr>
-      <w:r>
-        <w:rPr>
-          <w:rFonts w:hint="eastAsia"/>
-        </w:rPr>
-        <w:t>参数</w:t>
-      </w:r>
-      <w:r>
-        <w:rPr>
-          <w:rFonts w:hint="eastAsia"/>
-        </w:rPr>
-        <w:t xml:space="preserve">                     </w:t>
-      </w:r>
-      <w:r>
-        <w:rPr>
-          <w:rFonts w:hint="eastAsia"/>
-        </w:rPr>
-        <w:t>解释</w:t>
-      </w:r>
-    </w:p>
-    <w:p>
-      <w:pPr>
-        <w:ind w:firstLine="420"/>
-        <w:rPr>
-          <w:rFonts w:hint="eastAsia"/>
-        </w:rPr>
-      </w:pPr>
+          <w:rFonts w:hint="eastAsia"/>
+        </w:rPr>
+        <w:t>&gt;/task/&lt;</w:t>
+      </w:r>
+      <w:proofErr w:type="spellStart"/>
+      <w:r>
+        <w:rPr>
+          <w:rFonts w:hint="eastAsia"/>
+        </w:rPr>
+        <w:t>tid</w:t>
+      </w:r>
+      <w:proofErr w:type="spellEnd"/>
+      <w:r>
+        <w:rPr>
+          <w:rFonts w:hint="eastAsia"/>
+        </w:rPr>
+        <w:t>&gt;/stat</w:t>
+      </w:r>
+    </w:p>
+    <w:p>
+      <w:pPr>
+        <w:ind w:firstLine="420"/>
+      </w:pPr>
+      <w:r>
+        <w:rPr>
+          <w:rFonts w:hint="eastAsia"/>
+        </w:rPr>
+        <w:t>该文件包含了某一进程所有的活动的信息，该文件中的所有值都是从系统启动开始累计到当前时刻。该文件的内容格式以及各字段的含义同</w:t>
+      </w:r>
+      <w:r>
+        <w:rPr>
+          <w:rFonts w:hint="eastAsia"/>
+        </w:rPr>
+        <w:t>/proc/&lt;</w:t>
+      </w:r>
       <w:proofErr w:type="spellStart"/>
       <w:r>
         <w:rPr>
@@ -14589,406 +14274,8 @@
         <w:rPr>
           <w:rFonts w:hint="eastAsia"/>
         </w:rPr>
-        <w:t xml:space="preserve">=6873                 </w:t>
-      </w:r>
-      <w:r>
-        <w:rPr>
-          <w:rFonts w:hint="eastAsia"/>
-        </w:rPr>
-        <w:t>进程号</w:t>
-      </w:r>
-    </w:p>
-    <w:p>
-      <w:pPr>
-        <w:ind w:firstLine="420"/>
-        <w:rPr>
-          <w:rFonts w:hint="eastAsia"/>
-        </w:rPr>
-      </w:pPr>
-      <w:proofErr w:type="spellStart"/>
-      <w:r>
-        <w:rPr>
-          <w:rFonts w:hint="eastAsia"/>
-        </w:rPr>
-        <w:t>utime</w:t>
-      </w:r>
-      <w:proofErr w:type="spellEnd"/>
-      <w:r>
-        <w:rPr>
-          <w:rFonts w:hint="eastAsia"/>
-        </w:rPr>
-        <w:t xml:space="preserve">=1587        </w:t>
-      </w:r>
-      <w:r>
-        <w:rPr>
-          <w:rFonts w:hint="eastAsia"/>
-        </w:rPr>
-        <w:t>该任务在用户</w:t>
-      </w:r>
-      <w:proofErr w:type="gramStart"/>
-      <w:r>
-        <w:rPr>
-          <w:rFonts w:hint="eastAsia"/>
-        </w:rPr>
-        <w:t>态运行</w:t>
-      </w:r>
-      <w:proofErr w:type="gramEnd"/>
-      <w:r>
-        <w:rPr>
-          <w:rFonts w:hint="eastAsia"/>
-        </w:rPr>
-        <w:t>的时间，单位为</w:t>
-      </w:r>
-      <w:r>
-        <w:rPr>
-          <w:rFonts w:hint="eastAsia"/>
-        </w:rPr>
-        <w:t>jiffies</w:t>
-      </w:r>
-    </w:p>
-    <w:p>
-      <w:pPr>
-        <w:ind w:firstLine="420"/>
-        <w:rPr>
-          <w:rFonts w:hint="eastAsia"/>
-        </w:rPr>
-      </w:pPr>
-      <w:proofErr w:type="spellStart"/>
-      <w:r>
-        <w:rPr>
-          <w:rFonts w:hint="eastAsia"/>
-        </w:rPr>
-        <w:t>stime</w:t>
-      </w:r>
-      <w:proofErr w:type="spellEnd"/>
-      <w:r>
-        <w:rPr>
-          <w:rFonts w:hint="eastAsia"/>
-        </w:rPr>
-        <w:t xml:space="preserve">=41958       </w:t>
-      </w:r>
-      <w:r>
-        <w:rPr>
-          <w:rFonts w:hint="eastAsia"/>
-        </w:rPr>
-        <w:t>该任务在核心</w:t>
-      </w:r>
-      <w:proofErr w:type="gramStart"/>
-      <w:r>
-        <w:rPr>
-          <w:rFonts w:hint="eastAsia"/>
-        </w:rPr>
-        <w:t>态运行</w:t>
-      </w:r>
-      <w:proofErr w:type="gramEnd"/>
-      <w:r>
-        <w:rPr>
-          <w:rFonts w:hint="eastAsia"/>
-        </w:rPr>
-        <w:t>的时间，单位为</w:t>
-      </w:r>
-      <w:r>
-        <w:rPr>
-          <w:rFonts w:hint="eastAsia"/>
-        </w:rPr>
-        <w:t>jiffies</w:t>
-      </w:r>
-    </w:p>
-    <w:p>
-      <w:pPr>
-        <w:ind w:firstLine="420"/>
-        <w:rPr>
-          <w:rFonts w:hint="eastAsia"/>
-        </w:rPr>
-      </w:pPr>
-      <w:proofErr w:type="spellStart"/>
-      <w:r>
-        <w:rPr>
-          <w:rFonts w:hint="eastAsia"/>
-        </w:rPr>
-        <w:t>cutime</w:t>
-      </w:r>
-      <w:proofErr w:type="spellEnd"/>
-      <w:r>
-        <w:rPr>
-          <w:rFonts w:hint="eastAsia"/>
-        </w:rPr>
-        <w:t xml:space="preserve">=0          </w:t>
-      </w:r>
-      <w:r>
-        <w:rPr>
-          <w:rFonts w:hint="eastAsia"/>
-        </w:rPr>
-        <w:t>所有已死线程在用户</w:t>
-      </w:r>
-      <w:proofErr w:type="gramStart"/>
-      <w:r>
-        <w:rPr>
-          <w:rFonts w:hint="eastAsia"/>
-        </w:rPr>
-        <w:t>态运行</w:t>
-      </w:r>
-      <w:proofErr w:type="gramEnd"/>
-      <w:r>
-        <w:rPr>
-          <w:rFonts w:hint="eastAsia"/>
-        </w:rPr>
-        <w:t>的时间，单位为</w:t>
-      </w:r>
-      <w:r>
-        <w:rPr>
-          <w:rFonts w:hint="eastAsia"/>
-        </w:rPr>
-        <w:t>jiffies</w:t>
-      </w:r>
-    </w:p>
-    <w:p>
-      <w:pPr>
-        <w:ind w:firstLine="420"/>
-        <w:rPr>
-          <w:rFonts w:hint="eastAsia"/>
-        </w:rPr>
-      </w:pPr>
-      <w:proofErr w:type="spellStart"/>
-      <w:r>
-        <w:rPr>
-          <w:rFonts w:hint="eastAsia"/>
-        </w:rPr>
-        <w:t>cstime</w:t>
-      </w:r>
-      <w:proofErr w:type="spellEnd"/>
-      <w:r>
-        <w:rPr>
-          <w:rFonts w:hint="eastAsia"/>
-        </w:rPr>
-        <w:t xml:space="preserve">=0          </w:t>
-      </w:r>
-      <w:r>
-        <w:rPr>
-          <w:rFonts w:hint="eastAsia"/>
-        </w:rPr>
-        <w:t>所有已死在核心</w:t>
-      </w:r>
-      <w:proofErr w:type="gramStart"/>
-      <w:r>
-        <w:rPr>
-          <w:rFonts w:hint="eastAsia"/>
-        </w:rPr>
-        <w:t>态运行</w:t>
-      </w:r>
-      <w:proofErr w:type="gramEnd"/>
-      <w:r>
-        <w:rPr>
-          <w:rFonts w:hint="eastAsia"/>
-        </w:rPr>
-        <w:t>的时间，单位为</w:t>
-      </w:r>
-      <w:r>
-        <w:rPr>
-          <w:rFonts w:hint="eastAsia"/>
-        </w:rPr>
-        <w:t>jiffies</w:t>
-      </w:r>
-    </w:p>
-    <w:p>
-      <w:pPr>
-        <w:ind w:firstLine="420"/>
-        <w:rPr>
-          <w:rFonts w:hint="eastAsia"/>
-        </w:rPr>
-      </w:pPr>
-      <w:r>
-        <w:rPr>
-          <w:rFonts w:hint="eastAsia"/>
-        </w:rPr>
-        <w:t>结论</w:t>
-      </w:r>
-      <w:r>
-        <w:rPr>
-          <w:rFonts w:hint="eastAsia"/>
-        </w:rPr>
-        <w:t>3</w:t>
-      </w:r>
-      <w:r>
-        <w:rPr>
-          <w:rFonts w:hint="eastAsia"/>
-        </w:rPr>
-        <w:t>：进程的总</w:t>
-      </w:r>
-      <w:proofErr w:type="spellStart"/>
-      <w:r>
-        <w:rPr>
-          <w:rFonts w:hint="eastAsia"/>
-        </w:rPr>
-        <w:t>Cpu</w:t>
-      </w:r>
-      <w:proofErr w:type="spellEnd"/>
-      <w:r>
-        <w:rPr>
-          <w:rFonts w:hint="eastAsia"/>
-        </w:rPr>
-        <w:t>时间</w:t>
-      </w:r>
-      <w:proofErr w:type="spellStart"/>
-      <w:r>
-        <w:rPr>
-          <w:rFonts w:hint="eastAsia"/>
-        </w:rPr>
-        <w:t>processCpuTime</w:t>
-      </w:r>
-      <w:proofErr w:type="spellEnd"/>
-      <w:r>
-        <w:rPr>
-          <w:rFonts w:hint="eastAsia"/>
-        </w:rPr>
-        <w:t xml:space="preserve"> = </w:t>
-      </w:r>
-      <w:proofErr w:type="spellStart"/>
-      <w:r>
-        <w:rPr>
-          <w:rFonts w:hint="eastAsia"/>
-        </w:rPr>
-        <w:t>utime</w:t>
-      </w:r>
-      <w:proofErr w:type="spellEnd"/>
-      <w:r>
-        <w:rPr>
-          <w:rFonts w:hint="eastAsia"/>
-        </w:rPr>
-        <w:t xml:space="preserve"> + </w:t>
-      </w:r>
-      <w:proofErr w:type="spellStart"/>
-      <w:r>
-        <w:rPr>
-          <w:rFonts w:hint="eastAsia"/>
-        </w:rPr>
-        <w:t>stime</w:t>
-      </w:r>
-      <w:proofErr w:type="spellEnd"/>
-      <w:r>
-        <w:rPr>
-          <w:rFonts w:hint="eastAsia"/>
-        </w:rPr>
-        <w:t xml:space="preserve"> + </w:t>
-      </w:r>
-      <w:proofErr w:type="spellStart"/>
-      <w:r>
-        <w:rPr>
-          <w:rFonts w:hint="eastAsia"/>
-        </w:rPr>
-        <w:t>cutime</w:t>
-      </w:r>
-      <w:proofErr w:type="spellEnd"/>
-      <w:r>
-        <w:rPr>
-          <w:rFonts w:hint="eastAsia"/>
-        </w:rPr>
-        <w:t xml:space="preserve"> + </w:t>
-      </w:r>
-      <w:proofErr w:type="spellStart"/>
-      <w:r>
-        <w:rPr>
-          <w:rFonts w:hint="eastAsia"/>
-        </w:rPr>
-        <w:t>cstime</w:t>
-      </w:r>
-      <w:proofErr w:type="spellEnd"/>
-      <w:r>
-        <w:rPr>
-          <w:rFonts w:hint="eastAsia"/>
-        </w:rPr>
-        <w:t>，该值包括其所有线程的</w:t>
-      </w:r>
-      <w:proofErr w:type="spellStart"/>
-      <w:r>
-        <w:rPr>
-          <w:rFonts w:hint="eastAsia"/>
-        </w:rPr>
-        <w:t>cpu</w:t>
-      </w:r>
-      <w:proofErr w:type="spellEnd"/>
-      <w:r>
-        <w:rPr>
-          <w:rFonts w:hint="eastAsia"/>
-        </w:rPr>
-        <w:t>时间。</w:t>
-      </w:r>
-    </w:p>
-    <w:p>
-      <w:pPr>
-        <w:pStyle w:val="4"/>
-        <w:rPr>
-          <w:rFonts w:hint="eastAsia"/>
-        </w:rPr>
-      </w:pPr>
-      <w:r>
-        <w:rPr>
-          <w:rFonts w:hint="eastAsia"/>
-        </w:rPr>
-        <w:t>/proc/&lt;</w:t>
-      </w:r>
-      <w:proofErr w:type="spellStart"/>
-      <w:r>
-        <w:rPr>
-          <w:rFonts w:hint="eastAsia"/>
-        </w:rPr>
-        <w:t>pid</w:t>
-      </w:r>
-      <w:proofErr w:type="spellEnd"/>
-      <w:r>
-        <w:rPr>
-          <w:rFonts w:hint="eastAsia"/>
-        </w:rPr>
-        <w:t>&gt;/task/&lt;</w:t>
-      </w:r>
-      <w:proofErr w:type="spellStart"/>
-      <w:r>
-        <w:rPr>
-          <w:rFonts w:hint="eastAsia"/>
-        </w:rPr>
-        <w:t>tid</w:t>
-      </w:r>
-      <w:proofErr w:type="spellEnd"/>
-      <w:r>
-        <w:rPr>
-          <w:rFonts w:hint="eastAsia"/>
-        </w:rPr>
         <w:t>&gt;/stat</w:t>
       </w:r>
-    </w:p>
-    <w:p>
-      <w:pPr>
-        <w:ind w:firstLine="420"/>
-        <w:rPr>
-          <w:rFonts w:hint="eastAsia"/>
-        </w:rPr>
-      </w:pPr>
-      <w:r>
-        <w:rPr>
-          <w:rFonts w:hint="eastAsia"/>
-        </w:rPr>
-        <w:t>该文件包含了某一进程所有的活动的信息，该文件中的所有值都是从系统启动开始累计到当前时刻。该文件的内容格式以及各字段的含义同</w:t>
-      </w:r>
-      <w:r>
-        <w:rPr>
-          <w:rFonts w:hint="eastAsia"/>
-        </w:rPr>
-        <w:t>/proc/&lt;</w:t>
-      </w:r>
-      <w:proofErr w:type="spellStart"/>
-      <w:r>
-        <w:rPr>
-          <w:rFonts w:hint="eastAsia"/>
-        </w:rPr>
-        <w:t>pid</w:t>
-      </w:r>
-      <w:proofErr w:type="spellEnd"/>
-      <w:r>
-        <w:rPr>
-          <w:rFonts w:hint="eastAsia"/>
-        </w:rPr>
-        <w:t>&gt;/stat</w:t>
-      </w:r>
       <w:r>
         <w:rPr>
           <w:rFonts w:hint="eastAsia"/>
@@ -14999,9 +14286,6 @@
     <w:p>
       <w:pPr>
         <w:ind w:firstLine="420"/>
-        <w:rPr>
-          <w:rFonts w:hint="eastAsia"/>
-        </w:rPr>
       </w:pPr>
       <w:r>
         <w:rPr>
@@ -15069,9 +14353,6 @@
     <w:p>
       <w:pPr>
         <w:pStyle w:val="2"/>
-        <w:rPr>
-          <w:rFonts w:hint="eastAsia"/>
-        </w:rPr>
       </w:pPr>
       <w:r>
         <w:rPr>
@@ -15095,9 +14376,6 @@
     <w:p>
       <w:pPr>
         <w:ind w:firstLine="420"/>
-        <w:rPr>
-          <w:rFonts w:hint="eastAsia"/>
-        </w:rPr>
       </w:pPr>
       <w:r>
         <w:rPr>
@@ -15196,9 +14474,6 @@
     <w:p>
       <w:pPr>
         <w:pStyle w:val="3"/>
-        <w:rPr>
-          <w:rFonts w:hint="eastAsia"/>
-        </w:rPr>
       </w:pPr>
       <w:r>
         <w:rPr>
@@ -15211,7 +14486,6 @@
       <w:pPr>
         <w:ind w:firstLine="420"/>
         <w:rPr>
-          <w:rFonts w:hint="eastAsia"/>
           <w:color w:val="FF0000"/>
         </w:rPr>
       </w:pPr>
@@ -15244,9 +14518,6 @@
     <w:p>
       <w:pPr>
         <w:pStyle w:val="3"/>
-        <w:rPr>
-          <w:rFonts w:hint="eastAsia"/>
-        </w:rPr>
       </w:pPr>
       <w:proofErr w:type="spellStart"/>
       <w:r>
@@ -15261,7 +14532,6 @@
       <w:pPr>
         <w:ind w:firstLine="420"/>
         <w:rPr>
-          <w:rFonts w:hint="eastAsia"/>
           <w:u w:val="single"/>
         </w:rPr>
       </w:pPr>
@@ -15374,9 +14644,6 @@
     <w:p>
       <w:pPr>
         <w:ind w:firstLine="420"/>
-        <w:rPr>
-          <w:rFonts w:hint="eastAsia"/>
-        </w:rPr>
       </w:pPr>
       <w:proofErr w:type="spellStart"/>
       <w:r>
@@ -15424,9 +14691,6 @@
     <w:p>
       <w:pPr>
         <w:ind w:firstLine="420"/>
-        <w:rPr>
-          <w:rFonts w:hint="eastAsia"/>
-        </w:rPr>
       </w:pPr>
       <w:proofErr w:type="spellStart"/>
       <w:r>
@@ -15482,9 +14746,6 @@
     <w:p>
       <w:pPr>
         <w:ind w:firstLine="420"/>
-        <w:rPr>
-          <w:rFonts w:hint="eastAsia"/>
-        </w:rPr>
       </w:pPr>
       <w:r>
         <w:rPr>
@@ -15497,7 +14758,6 @@
       <w:pPr>
         <w:ind w:firstLine="420"/>
         <w:rPr>
-          <w:rFonts w:hint="eastAsia"/>
           <w:color w:val="FF0000"/>
         </w:rPr>
       </w:pPr>
@@ -15536,7 +14796,6 @@
       <w:pPr>
         <w:ind w:firstLine="420"/>
         <w:rPr>
-          <w:rFonts w:hint="eastAsia"/>
           <w:color w:val="FF0000"/>
         </w:rPr>
       </w:pPr>
@@ -15558,9 +14817,6 @@
     <w:p>
       <w:pPr>
         <w:ind w:firstLine="420"/>
-        <w:rPr>
-          <w:rFonts w:hint="eastAsia"/>
-        </w:rPr>
       </w:pPr>
       <w:r>
         <w:rPr>
@@ -15590,9 +14846,6 @@
     <w:p>
       <w:pPr>
         <w:ind w:firstLine="420"/>
-        <w:rPr>
-          <w:rFonts w:hint="eastAsia"/>
-        </w:rPr>
       </w:pPr>
       <w:r>
         <w:rPr>
@@ -15610,9 +14863,6 @@
     <w:p>
       <w:pPr>
         <w:ind w:firstLine="420"/>
-        <w:rPr>
-          <w:rFonts w:hint="eastAsia"/>
-        </w:rPr>
       </w:pPr>
       <w:r>
         <w:rPr>
@@ -15630,9 +14880,6 @@
     <w:p>
       <w:pPr>
         <w:ind w:firstLine="420"/>
-        <w:rPr>
-          <w:rFonts w:hint="eastAsia"/>
-        </w:rPr>
       </w:pPr>
       <w:r>
         <w:rPr>
@@ -15650,9 +14897,6 @@
     <w:p>
       <w:pPr>
         <w:ind w:firstLine="420"/>
-        <w:rPr>
-          <w:rFonts w:hint="eastAsia"/>
-        </w:rPr>
       </w:pPr>
       <w:r>
         <w:rPr>
@@ -15686,9 +14930,6 @@
     <w:p>
       <w:pPr>
         <w:ind w:firstLine="420"/>
-        <w:rPr>
-          <w:rFonts w:hint="eastAsia"/>
-        </w:rPr>
       </w:pPr>
       <w:r>
         <w:rPr>
@@ -15786,9 +15027,6 @@
     <w:p>
       <w:pPr>
         <w:ind w:firstLine="420"/>
-        <w:rPr>
-          <w:rFonts w:hint="eastAsia"/>
-        </w:rPr>
       </w:pPr>
       <w:r>
         <w:rPr>
@@ -15847,9 +15085,6 @@
     <w:p>
       <w:pPr>
         <w:ind w:firstLine="420"/>
-        <w:rPr>
-          <w:rFonts w:hint="eastAsia"/>
-        </w:rPr>
       </w:pPr>
       <w:r>
         <w:rPr>
@@ -15867,9 +15102,6 @@
     <w:p>
       <w:pPr>
         <w:ind w:firstLine="420"/>
-        <w:rPr>
-          <w:rFonts w:hint="eastAsia"/>
-        </w:rPr>
       </w:pPr>
       <w:r>
         <w:rPr>
@@ -15887,9 +15119,6 @@
     <w:p>
       <w:pPr>
         <w:ind w:firstLine="420"/>
-        <w:rPr>
-          <w:rFonts w:hint="eastAsia"/>
-        </w:rPr>
       </w:pPr>
       <w:r>
         <w:rPr>
@@ -15943,9 +15172,6 @@
     <w:p>
       <w:pPr>
         <w:ind w:firstLine="420"/>
-        <w:rPr>
-          <w:rFonts w:hint="eastAsia"/>
-        </w:rPr>
       </w:pPr>
       <w:r>
         <w:rPr>
@@ -16030,9 +15256,6 @@
     <w:p>
       <w:pPr>
         <w:pStyle w:val="3"/>
-        <w:rPr>
-          <w:rFonts w:hint="eastAsia"/>
-        </w:rPr>
       </w:pPr>
       <w:proofErr w:type="spellStart"/>
       <w:r>
@@ -16063,9 +15286,6 @@
     <w:p>
       <w:pPr>
         <w:pStyle w:val="3"/>
-        <w:rPr>
-          <w:rFonts w:hint="eastAsia"/>
-        </w:rPr>
       </w:pPr>
       <w:r>
         <w:rPr>
@@ -16108,9 +15328,6 @@
     <w:p>
       <w:pPr>
         <w:pStyle w:val="2"/>
-        <w:rPr>
-          <w:rFonts w:hint="eastAsia"/>
-        </w:rPr>
       </w:pPr>
       <w:r>
         <w:rPr>
@@ -16123,7 +15340,6 @@
       <w:pPr>
         <w:pStyle w:val="3"/>
         <w:rPr>
-          <w:rFonts w:hint="eastAsia"/>
           <w:color w:val="FF0000"/>
         </w:rPr>
       </w:pPr>
@@ -16140,9 +15356,6 @@
     <w:p>
       <w:pPr>
         <w:ind w:firstLine="420"/>
-        <w:rPr>
-          <w:rFonts w:hint="eastAsia"/>
-        </w:rPr>
       </w:pPr>
       <w:r>
         <w:rPr>
@@ -16159,9 +15372,6 @@
     <w:p>
       <w:pPr>
         <w:pStyle w:val="2"/>
-        <w:rPr>
-          <w:rFonts w:hint="eastAsia"/>
-        </w:rPr>
       </w:pPr>
       <w:r>
         <w:rPr>
@@ -16186,9 +15396,6 @@
     <w:p>
       <w:pPr>
         <w:pStyle w:val="3"/>
-        <w:rPr>
-          <w:rFonts w:hint="eastAsia"/>
-        </w:rPr>
       </w:pPr>
       <w:proofErr w:type="spellStart"/>
       <w:r>
@@ -16213,9 +15420,6 @@
     <w:p>
       <w:pPr>
         <w:pStyle w:val="2"/>
-        <w:rPr>
-          <w:rFonts w:hint="eastAsia"/>
-        </w:rPr>
       </w:pPr>
       <w:r>
         <w:rPr>
@@ -16227,9 +15431,6 @@
     <w:p>
       <w:pPr>
         <w:pStyle w:val="3"/>
-        <w:rPr>
-          <w:rFonts w:hint="eastAsia"/>
-        </w:rPr>
       </w:pPr>
       <w:r>
         <w:rPr>
@@ -16264,9 +15465,6 @@
     <w:p>
       <w:pPr>
         <w:pStyle w:val="3"/>
-        <w:rPr>
-          <w:rFonts w:hint="eastAsia"/>
-        </w:rPr>
       </w:pPr>
       <w:r>
         <w:rPr>
@@ -16350,9 +15548,6 @@
     <w:p>
       <w:pPr>
         <w:pStyle w:val="2"/>
-        <w:rPr>
-          <w:rFonts w:hint="eastAsia"/>
-        </w:rPr>
       </w:pPr>
       <w:r>
         <w:rPr>
@@ -16364,9 +15559,6 @@
     <w:p>
       <w:pPr>
         <w:pStyle w:val="3"/>
-        <w:rPr>
-          <w:rFonts w:hint="eastAsia"/>
-        </w:rPr>
       </w:pPr>
       <w:proofErr w:type="spellStart"/>
       <w:r>
@@ -16399,9 +15591,6 @@
     <w:p>
       <w:pPr>
         <w:pStyle w:val="3"/>
-        <w:rPr>
-          <w:rFonts w:hint="eastAsia"/>
-        </w:rPr>
       </w:pPr>
       <w:r>
         <w:rPr>
@@ -16437,9 +15626,6 @@
     <w:p>
       <w:pPr>
         <w:pStyle w:val="2"/>
-        <w:rPr>
-          <w:rFonts w:hint="eastAsia"/>
-        </w:rPr>
       </w:pPr>
       <w:r>
         <w:rPr>
@@ -16484,9 +15670,6 @@
     <w:p>
       <w:pPr>
         <w:pStyle w:val="3"/>
-        <w:rPr>
-          <w:rFonts w:hint="eastAsia"/>
-        </w:rPr>
       </w:pPr>
       <w:proofErr w:type="spellStart"/>
       <w:r>
@@ -16500,9 +15683,6 @@
     <w:p>
       <w:pPr>
         <w:ind w:leftChars="200" w:left="480"/>
-        <w:rPr>
-          <w:rFonts w:hint="eastAsia"/>
-        </w:rPr>
       </w:pPr>
       <w:r>
         <w:rPr>
@@ -16673,9 +15853,6 @@
     <w:p>
       <w:pPr>
         <w:ind w:leftChars="200" w:left="480"/>
-        <w:rPr>
-          <w:rFonts w:hint="eastAsia"/>
-        </w:rPr>
       </w:pPr>
       <w:r>
         <w:rPr>
@@ -16797,9 +15974,6 @@
     <w:p>
       <w:pPr>
         <w:ind w:leftChars="200" w:left="480"/>
-        <w:rPr>
-          <w:rFonts w:hint="eastAsia"/>
-        </w:rPr>
       </w:pPr>
       <w:proofErr w:type="spellStart"/>
       <w:r>
@@ -16813,17 +15987,11 @@
     <w:p>
       <w:pPr>
         <w:ind w:leftChars="100" w:left="240"/>
-        <w:rPr>
-          <w:rFonts w:hint="eastAsia"/>
-        </w:rPr>
       </w:pPr>
     </w:p>
     <w:p>
       <w:pPr>
         <w:pStyle w:val="3"/>
-        <w:rPr>
-          <w:rFonts w:hint="eastAsia"/>
-        </w:rPr>
       </w:pPr>
       <w:proofErr w:type="spellStart"/>
       <w:r>
@@ -16850,9 +16018,6 @@
     <w:p>
       <w:pPr>
         <w:pStyle w:val="2"/>
-        <w:rPr>
-          <w:rFonts w:hint="eastAsia"/>
-        </w:rPr>
       </w:pPr>
       <w:r>
         <w:rPr>
@@ -16887,9 +16052,6 @@
     <w:p>
       <w:pPr>
         <w:pStyle w:val="3"/>
-        <w:rPr>
-          <w:rFonts w:hint="eastAsia"/>
-        </w:rPr>
       </w:pPr>
       <w:proofErr w:type="spellStart"/>
       <w:r>
@@ -16904,9 +16066,6 @@
     <w:p>
       <w:pPr>
         <w:ind w:firstLine="420"/>
-        <w:rPr>
-          <w:rFonts w:hint="eastAsia"/>
-        </w:rPr>
       </w:pPr>
       <w:r>
         <w:rPr>
@@ -16940,9 +16099,6 @@
     <w:p>
       <w:pPr>
         <w:ind w:firstLine="420"/>
-        <w:rPr>
-          <w:rFonts w:hint="eastAsia"/>
-        </w:rPr>
       </w:pPr>
       <w:r>
         <w:rPr>
@@ -16954,9 +16110,6 @@
     <w:p>
       <w:pPr>
         <w:ind w:firstLine="420"/>
-        <w:rPr>
-          <w:rFonts w:hint="eastAsia"/>
-        </w:rPr>
       </w:pPr>
       <w:r>
         <w:rPr>
@@ -16974,9 +16127,6 @@
     <w:p>
       <w:pPr>
         <w:ind w:firstLine="420"/>
-        <w:rPr>
-          <w:rFonts w:hint="eastAsia"/>
-        </w:rPr>
       </w:pPr>
       <w:r>
         <w:rPr>
@@ -17006,9 +16156,6 @@
     <w:p>
       <w:pPr>
         <w:ind w:firstLine="420"/>
-        <w:rPr>
-          <w:rFonts w:hint="eastAsia"/>
-        </w:rPr>
       </w:pPr>
       <w:r>
         <w:rPr>
@@ -17038,9 +16185,6 @@
     <w:p>
       <w:pPr>
         <w:ind w:firstLine="420"/>
-        <w:rPr>
-          <w:rFonts w:hint="eastAsia"/>
-        </w:rPr>
       </w:pPr>
       <w:r>
         <w:rPr>
@@ -17090,9 +16234,6 @@
     <w:p>
       <w:pPr>
         <w:ind w:firstLine="420"/>
-        <w:rPr>
-          <w:rFonts w:hint="eastAsia"/>
-        </w:rPr>
       </w:pPr>
       <w:r>
         <w:rPr>
@@ -17110,9 +16251,6 @@
     <w:p>
       <w:pPr>
         <w:ind w:firstLine="420"/>
-        <w:rPr>
-          <w:rFonts w:hint="eastAsia"/>
-        </w:rPr>
       </w:pPr>
       <w:r>
         <w:rPr>
@@ -17130,9 +16268,6 @@
     <w:p>
       <w:pPr>
         <w:ind w:firstLine="420"/>
-        <w:rPr>
-          <w:rFonts w:hint="eastAsia"/>
-        </w:rPr>
       </w:pPr>
       <w:r>
         <w:rPr>
@@ -17179,9 +16314,6 @@
     <w:p>
       <w:pPr>
         <w:pStyle w:val="3"/>
-        <w:rPr>
-          <w:rFonts w:hint="eastAsia"/>
-        </w:rPr>
       </w:pPr>
       <w:proofErr w:type="spellStart"/>
       <w:r>
@@ -17205,9 +16337,6 @@
     <w:p>
       <w:pPr>
         <w:ind w:firstLine="420"/>
-        <w:rPr>
-          <w:rFonts w:hint="eastAsia"/>
-        </w:rPr>
       </w:pPr>
       <w:r>
         <w:rPr>
@@ -17367,9 +16496,6 @@
     <w:p>
       <w:pPr>
         <w:ind w:leftChars="200" w:left="480"/>
-        <w:rPr>
-          <w:rFonts w:hint="eastAsia"/>
-        </w:rPr>
       </w:pPr>
       <w:r>
         <w:rPr>
@@ -17429,16 +16555,13 @@
     <w:p>
       <w:pPr>
         <w:ind w:leftChars="200" w:left="480"/>
-        <w:rPr>
-          <w:rFonts w:hint="eastAsia"/>
-        </w:rPr>
       </w:pPr>
     </w:p>
     <w:p>
       <w:pPr>
         <w:ind w:leftChars="200" w:left="480"/>
         <w:rPr>
-          <w:rFonts w:eastAsia="华文宋体" w:hint="eastAsia"/>
+          <w:rFonts w:eastAsia="华文宋体"/>
           <w:b/>
           <w:bCs/>
         </w:rPr>
@@ -17455,9 +16578,6 @@
     <w:p>
       <w:pPr>
         <w:ind w:leftChars="200" w:left="480"/>
-        <w:rPr>
-          <w:rFonts w:hint="eastAsia"/>
-        </w:rPr>
       </w:pPr>
       <w:r>
         <w:rPr>
@@ -17507,9 +16627,6 @@
     <w:p>
       <w:pPr>
         <w:ind w:leftChars="200" w:left="480"/>
-        <w:rPr>
-          <w:rFonts w:hint="eastAsia"/>
-        </w:rPr>
       </w:pPr>
       <w:r>
         <w:rPr>
@@ -17551,9 +16668,6 @@
     <w:p>
       <w:pPr>
         <w:ind w:leftChars="200" w:left="480"/>
-        <w:rPr>
-          <w:rFonts w:hint="eastAsia"/>
-        </w:rPr>
       </w:pPr>
       <w:r>
         <w:rPr>
@@ -17595,9 +16709,6 @@
     <w:p>
       <w:pPr>
         <w:ind w:firstLine="420"/>
-        <w:rPr>
-          <w:rFonts w:hint="eastAsia"/>
-        </w:rPr>
       </w:pPr>
       <w:r>
         <w:rPr>
@@ -17657,9 +16768,6 @@
     <w:p>
       <w:pPr>
         <w:ind w:firstLine="420"/>
-        <w:rPr>
-          <w:rFonts w:hint="eastAsia"/>
-        </w:rPr>
       </w:pPr>
       <w:r>
         <w:rPr>
@@ -17718,17 +16826,11 @@
     <w:p>
       <w:pPr>
         <w:ind w:firstLine="420"/>
-        <w:rPr>
-          <w:rFonts w:hint="eastAsia"/>
-        </w:rPr>
       </w:pPr>
     </w:p>
     <w:p>
       <w:pPr>
         <w:pStyle w:val="2"/>
-        <w:rPr>
-          <w:rFonts w:hint="eastAsia"/>
-        </w:rPr>
       </w:pPr>
       <w:r>
         <w:rPr>
@@ -17775,13 +16877,7 @@
         </w:r>
       </w:hyperlink>
     </w:p>
-    <w:p>
-      <w:pPr>
-        <w:rPr>
-          <w:rFonts w:hint="eastAsia"/>
-        </w:rPr>
-      </w:pPr>
-    </w:p>
+    <w:p/>
     <w:p>
       <w:pPr>
         <w:ind w:firstLine="420"/>
@@ -17814,9 +16910,6 @@
     <w:p>
       <w:pPr>
         <w:ind w:firstLine="420"/>
-        <w:rPr>
-          <w:rFonts w:hint="eastAsia"/>
-        </w:rPr>
       </w:pPr>
       <w:r>
         <w:rPr>
@@ -17918,9 +17011,6 @@
     <w:p>
       <w:pPr>
         <w:ind w:firstLine="420"/>
-        <w:rPr>
-          <w:rFonts w:hint="eastAsia"/>
-        </w:rPr>
       </w:pPr>
       <w:r>
         <w:rPr>
@@ -18139,7 +17229,6 @@
       <w:pPr>
         <w:ind w:firstLine="420"/>
         <w:rPr>
-          <w:rFonts w:hint="eastAsia"/>
           <w:b/>
           <w:bCs/>
         </w:rPr>
@@ -18156,9 +17245,6 @@
     <w:p>
       <w:pPr>
         <w:ind w:firstLine="420"/>
-        <w:rPr>
-          <w:rFonts w:hint="eastAsia"/>
-        </w:rPr>
       </w:pPr>
       <w:r>
         <w:rPr>
@@ -18258,9 +17344,6 @@
     <w:p>
       <w:pPr>
         <w:ind w:firstLine="420"/>
-        <w:rPr>
-          <w:rFonts w:hint="eastAsia"/>
-        </w:rPr>
       </w:pPr>
       <w:r>
         <w:rPr>
@@ -18314,9 +17397,6 @@
     <w:p>
       <w:pPr>
         <w:ind w:firstLine="420"/>
-        <w:rPr>
-          <w:rFonts w:hint="eastAsia"/>
-        </w:rPr>
       </w:pPr>
       <w:r>
         <w:rPr>
@@ -18334,9 +17414,6 @@
     <w:p>
       <w:pPr>
         <w:ind w:firstLine="420"/>
-        <w:rPr>
-          <w:rFonts w:hint="eastAsia"/>
-        </w:rPr>
       </w:pPr>
       <w:r>
         <w:rPr>
@@ -18354,9 +17431,6 @@
     <w:p>
       <w:pPr>
         <w:ind w:firstLine="420"/>
-        <w:rPr>
-          <w:rFonts w:hint="eastAsia"/>
-        </w:rPr>
       </w:pPr>
       <w:r>
         <w:rPr>
@@ -18382,9 +17456,6 @@
     <w:p>
       <w:pPr>
         <w:ind w:firstLine="420"/>
-        <w:rPr>
-          <w:rFonts w:hint="eastAsia"/>
-        </w:rPr>
       </w:pPr>
       <w:r>
         <w:rPr>
@@ -18414,9 +17485,6 @@
     <w:p>
       <w:pPr>
         <w:ind w:firstLine="420"/>
-        <w:rPr>
-          <w:rFonts w:hint="eastAsia"/>
-        </w:rPr>
       </w:pPr>
       <w:r>
         <w:rPr>
@@ -18435,7 +17503,6 @@
       <w:pPr>
         <w:ind w:firstLine="420"/>
         <w:rPr>
-          <w:rFonts w:hint="eastAsia"/>
           <w:color w:val="FF0000"/>
         </w:rPr>
       </w:pPr>
@@ -18480,9 +17547,6 @@
     <w:p>
       <w:pPr>
         <w:ind w:firstLine="420"/>
-        <w:rPr>
-          <w:rFonts w:hint="eastAsia"/>
-        </w:rPr>
       </w:pPr>
       <w:r>
         <w:rPr>
@@ -18504,9 +17568,6 @@
           <w:numId w:val="3"/>
         </w:numPr>
         <w:ind w:firstLine="420"/>
-        <w:rPr>
-          <w:rFonts w:hint="eastAsia"/>
-        </w:rPr>
       </w:pPr>
       <w:r>
         <w:rPr>
@@ -18666,9 +17727,6 @@
     <w:p>
       <w:pPr>
         <w:ind w:firstLine="420"/>
-        <w:rPr>
-          <w:rFonts w:hint="eastAsia"/>
-        </w:rPr>
       </w:pPr>
       <w:r>
         <w:rPr>
@@ -18859,7 +17917,6 @@
       <w:pPr>
         <w:ind w:firstLine="420"/>
         <w:rPr>
-          <w:rFonts w:hint="eastAsia"/>
           <w:color w:val="FF0000"/>
         </w:rPr>
       </w:pPr>
@@ -18939,9 +17996,6 @@
     <w:p>
       <w:pPr>
         <w:ind w:firstLine="420"/>
-        <w:rPr>
-          <w:rFonts w:hint="eastAsia"/>
-        </w:rPr>
       </w:pPr>
       <w:r>
         <w:rPr>
@@ -18961,7 +18015,6 @@
       <w:pPr>
         <w:ind w:firstLine="420"/>
         <w:rPr>
-          <w:rFonts w:hint="eastAsia"/>
           <w:b/>
           <w:bCs/>
         </w:rPr>
@@ -18998,9 +18051,6 @@
           <w:numId w:val="4"/>
         </w:numPr>
         <w:ind w:firstLine="420"/>
-        <w:rPr>
-          <w:rFonts w:hint="eastAsia"/>
-        </w:rPr>
       </w:pPr>
       <w:r>
         <w:rPr>
@@ -19036,9 +18086,6 @@
     <w:p>
       <w:pPr>
         <w:ind w:firstLine="420"/>
-        <w:rPr>
-          <w:rFonts w:hint="eastAsia"/>
-        </w:rPr>
       </w:pPr>
       <w:r>
         <w:rPr>
@@ -19082,9 +18129,6 @@
     <w:p>
       <w:pPr>
         <w:ind w:firstLine="420"/>
-        <w:rPr>
-          <w:rFonts w:hint="eastAsia"/>
-        </w:rPr>
       </w:pPr>
       <w:r>
         <w:rPr>
@@ -19262,9 +18306,6 @@
     <w:p>
       <w:pPr>
         <w:ind w:firstLine="420"/>
-        <w:rPr>
-          <w:rFonts w:hint="eastAsia"/>
-        </w:rPr>
       </w:pPr>
       <w:r>
         <w:rPr>
@@ -19312,9 +18353,6 @@
     <w:p>
       <w:pPr>
         <w:ind w:firstLine="420"/>
-        <w:rPr>
-          <w:rFonts w:hint="eastAsia"/>
-        </w:rPr>
       </w:pPr>
       <w:r>
         <w:rPr>
@@ -19348,9 +18386,6 @@
     <w:p>
       <w:pPr>
         <w:ind w:firstLine="420"/>
-        <w:rPr>
-          <w:rFonts w:hint="eastAsia"/>
-        </w:rPr>
       </w:pPr>
       <w:r>
         <w:rPr>
@@ -19359,19 +18394,10 @@
         <w:t>注意：在生成火焰图时需要保证可执行文件与跑的对应，否则可能获取不到调用堆栈关系。</w:t>
       </w:r>
     </w:p>
-    <w:p>
-      <w:pPr>
-        <w:rPr>
-          <w:rFonts w:hint="eastAsia"/>
-        </w:rPr>
-      </w:pPr>
-    </w:p>
+    <w:p/>
     <w:p>
       <w:pPr>
         <w:pStyle w:val="3"/>
-        <w:rPr>
-          <w:rFonts w:hint="eastAsia"/>
-        </w:rPr>
       </w:pPr>
       <w:proofErr w:type="spellStart"/>
       <w:r>
@@ -19385,9 +18411,6 @@
     <w:p>
       <w:pPr>
         <w:ind w:firstLine="420"/>
-        <w:rPr>
-          <w:rFonts w:hint="eastAsia"/>
-        </w:rPr>
       </w:pPr>
       <w:r>
         <w:rPr>
@@ -19413,9 +18436,6 @@
     <w:p>
       <w:pPr>
         <w:ind w:firstLine="420"/>
-        <w:rPr>
-          <w:rFonts w:hint="eastAsia"/>
-        </w:rPr>
       </w:pPr>
       <w:r>
         <w:rPr>
@@ -19441,9 +18461,6 @@
     <w:p>
       <w:pPr>
         <w:ind w:firstLine="420"/>
-        <w:rPr>
-          <w:rFonts w:hint="eastAsia"/>
-        </w:rPr>
       </w:pPr>
       <w:hyperlink r:id="rId20" w:history="1">
         <w:r>
@@ -19455,19 +18472,10 @@
         </w:r>
       </w:hyperlink>
     </w:p>
-    <w:p>
-      <w:pPr>
-        <w:rPr>
-          <w:rFonts w:hint="eastAsia"/>
-        </w:rPr>
-      </w:pPr>
-    </w:p>
+    <w:p/>
     <w:p>
       <w:pPr>
         <w:pStyle w:val="1"/>
-        <w:rPr>
-          <w:rFonts w:hint="eastAsia"/>
-        </w:rPr>
       </w:pPr>
       <w:r>
         <w:rPr>
@@ -19479,9 +18487,6 @@
     <w:p>
       <w:pPr>
         <w:ind w:firstLine="420"/>
-        <w:rPr>
-          <w:rFonts w:hint="eastAsia"/>
-        </w:rPr>
       </w:pPr>
       <w:r>
         <w:rPr>
@@ -19560,9 +18565,6 @@
     <w:p>
       <w:pPr>
         <w:ind w:firstLine="420"/>
-        <w:rPr>
-          <w:rFonts w:hint="eastAsia"/>
-        </w:rPr>
       </w:pPr>
       <w:r>
         <w:rPr>
@@ -19610,9 +18612,6 @@
     <w:p>
       <w:pPr>
         <w:ind w:firstLine="420"/>
-        <w:rPr>
-          <w:rFonts w:hint="eastAsia"/>
-        </w:rPr>
       </w:pPr>
       <w:r>
         <w:rPr>
@@ -19648,9 +18647,6 @@
     <w:p>
       <w:pPr>
         <w:pStyle w:val="2"/>
-        <w:rPr>
-          <w:rFonts w:hint="eastAsia"/>
-        </w:rPr>
       </w:pPr>
       <w:r>
         <w:rPr>
@@ -19662,9 +18658,6 @@
     <w:p>
       <w:pPr>
         <w:ind w:firstLine="420"/>
-        <w:rPr>
-          <w:rFonts w:hint="eastAsia"/>
-        </w:rPr>
       </w:pPr>
       <w:r>
         <w:rPr>
@@ -19722,7 +18715,6 @@
       <w:pPr>
         <w:ind w:firstLine="420"/>
         <w:rPr>
-          <w:rFonts w:hint="eastAsia"/>
           <w:color w:val="FF0000"/>
         </w:rPr>
       </w:pPr>
@@ -19891,9 +18883,6 @@
     <w:p>
       <w:pPr>
         <w:ind w:firstLine="420"/>
-        <w:rPr>
-          <w:rFonts w:hint="eastAsia"/>
-        </w:rPr>
       </w:pPr>
       <w:r>
         <w:rPr>
@@ -19956,7 +18945,6 @@
       <w:pPr>
         <w:ind w:firstLine="420"/>
         <w:rPr>
-          <w:rFonts w:hint="eastAsia"/>
           <w:color w:val="FF0000"/>
         </w:rPr>
       </w:pPr>
@@ -20079,9 +19067,6 @@
     <w:p>
       <w:pPr>
         <w:ind w:firstLine="420"/>
-        <w:rPr>
-          <w:rFonts w:hint="eastAsia"/>
-        </w:rPr>
       </w:pPr>
       <w:r>
         <w:rPr>
@@ -20233,9 +19218,6 @@
     <w:p>
       <w:pPr>
         <w:ind w:firstLine="420"/>
-        <w:rPr>
-          <w:rFonts w:hint="eastAsia"/>
-        </w:rPr>
       </w:pPr>
       <w:r>
         <w:rPr>
@@ -20331,9 +19313,6 @@
     <w:p>
       <w:pPr>
         <w:ind w:firstLine="420"/>
-        <w:rPr>
-          <w:rFonts w:hint="eastAsia"/>
-        </w:rPr>
       </w:pPr>
       <w:r>
         <w:rPr>
@@ -20394,9 +19373,6 @@
     <w:p>
       <w:pPr>
         <w:ind w:firstLine="420"/>
-        <w:rPr>
-          <w:rFonts w:hint="eastAsia"/>
-        </w:rPr>
       </w:pPr>
       <w:r>
         <w:rPr>
@@ -20517,17 +19493,11 @@
     <w:p>
       <w:pPr>
         <w:ind w:firstLine="420"/>
-        <w:rPr>
-          <w:rFonts w:hint="eastAsia"/>
-        </w:rPr>
       </w:pPr>
     </w:p>
     <w:p>
       <w:pPr>
         <w:pStyle w:val="2"/>
-        <w:rPr>
-          <w:rFonts w:hint="eastAsia"/>
-        </w:rPr>
       </w:pPr>
       <w:r>
         <w:rPr>
@@ -20539,9 +19509,6 @@
     <w:p>
       <w:pPr>
         <w:ind w:firstLine="420"/>
-        <w:rPr>
-          <w:rFonts w:hint="eastAsia"/>
-        </w:rPr>
       </w:pPr>
       <w:r>
         <w:rPr>
@@ -20583,9 +19550,6 @@
     <w:p>
       <w:pPr>
         <w:ind w:firstLine="420"/>
-        <w:rPr>
-          <w:rFonts w:hint="eastAsia"/>
-        </w:rPr>
       </w:pPr>
       <w:r>
         <w:rPr>
@@ -20709,7 +19673,6 @@
       <w:pPr>
         <w:ind w:firstLine="420"/>
         <w:rPr>
-          <w:rFonts w:hint="eastAsia"/>
           <w:color w:val="FF0000"/>
         </w:rPr>
       </w:pPr>
@@ -20752,9 +19715,6 @@
     <w:p>
       <w:pPr>
         <w:pStyle w:val="4"/>
-        <w:rPr>
-          <w:rFonts w:hint="eastAsia"/>
-        </w:rPr>
       </w:pPr>
       <w:r>
         <w:rPr>
@@ -20772,9 +19732,6 @@
     <w:p>
       <w:pPr>
         <w:ind w:firstLine="420"/>
-        <w:rPr>
-          <w:rFonts w:hint="eastAsia"/>
-        </w:rPr>
       </w:pPr>
       <w:r>
         <w:rPr>
@@ -20842,9 +19799,6 @@
     <w:p>
       <w:pPr>
         <w:pStyle w:val="4"/>
-        <w:rPr>
-          <w:rFonts w:hint="eastAsia"/>
-        </w:rPr>
       </w:pPr>
       <w:r>
         <w:rPr>
@@ -20862,9 +19816,6 @@
     <w:p>
       <w:pPr>
         <w:ind w:firstLine="420"/>
-        <w:rPr>
-          <w:rFonts w:hint="eastAsia"/>
-        </w:rPr>
       </w:pPr>
       <w:r>
         <w:rPr>
@@ -20982,9 +19933,6 @@
     <w:p>
       <w:pPr>
         <w:ind w:firstLine="420"/>
-        <w:rPr>
-          <w:rFonts w:hint="eastAsia"/>
-        </w:rPr>
       </w:pPr>
       <w:r>
         <w:rPr>
@@ -20996,9 +19944,6 @@
     <w:p>
       <w:pPr>
         <w:ind w:firstLine="420"/>
-        <w:rPr>
-          <w:rFonts w:hint="eastAsia"/>
-        </w:rPr>
       </w:pPr>
       <w:r>
         <w:rPr>
@@ -21022,9 +19967,6 @@
     <w:p>
       <w:pPr>
         <w:ind w:firstLine="420"/>
-        <w:rPr>
-          <w:rFonts w:hint="eastAsia"/>
-        </w:rPr>
       </w:pPr>
       <w:r>
         <w:rPr>
@@ -21048,9 +19990,6 @@
     <w:p>
       <w:pPr>
         <w:pStyle w:val="3"/>
-        <w:rPr>
-          <w:rFonts w:hint="eastAsia"/>
-        </w:rPr>
       </w:pPr>
       <w:r>
         <w:rPr>
@@ -21062,9 +20001,6 @@
     <w:p>
       <w:pPr>
         <w:ind w:firstLine="420"/>
-        <w:rPr>
-          <w:rFonts w:hint="eastAsia"/>
-        </w:rPr>
       </w:pPr>
       <w:r>
         <w:rPr>
@@ -21118,9 +20054,6 @@
     <w:p>
       <w:pPr>
         <w:ind w:firstLine="420"/>
-        <w:rPr>
-          <w:rFonts w:hint="eastAsia"/>
-        </w:rPr>
       </w:pPr>
       <w:r>
         <w:rPr>
@@ -21150,17 +20083,11 @@
     <w:p>
       <w:pPr>
         <w:ind w:firstLine="420"/>
-        <w:rPr>
-          <w:rFonts w:hint="eastAsia"/>
-        </w:rPr>
-      </w:pPr>
-    </w:p>
-    <w:p>
-      <w:pPr>
-        <w:ind w:firstLine="420"/>
-        <w:rPr>
-          <w:rFonts w:hint="eastAsia"/>
-        </w:rPr>
+      </w:pPr>
+    </w:p>
+    <w:p>
+      <w:pPr>
+        <w:ind w:firstLine="420"/>
       </w:pPr>
       <w:r>
         <w:rPr>
@@ -21184,9 +20111,6 @@
     <w:p>
       <w:pPr>
         <w:ind w:firstLine="420"/>
-        <w:rPr>
-          <w:rFonts w:hint="eastAsia"/>
-        </w:rPr>
       </w:pPr>
       <w:r>
         <w:rPr>
@@ -21240,11 +20164,6 @@
       </w:r>
     </w:p>
     <w:p>
-      <w:pPr>
-        <w:rPr>
-          <w:rFonts w:hint="eastAsia"/>
-        </w:rPr>
-      </w:pPr>
       <w:r>
         <w:rPr>
           <w:rFonts w:hint="eastAsia"/>
@@ -21284,11 +20203,6 @@
       </w:r>
     </w:p>
     <w:p>
-      <w:pPr>
-        <w:rPr>
-          <w:rFonts w:hint="eastAsia"/>
-        </w:rPr>
-      </w:pPr>
       <w:r>
         <w:rPr>
           <w:rFonts w:hint="eastAsia"/>
@@ -21342,11 +20256,6 @@
       </w:r>
     </w:p>
     <w:p>
-      <w:pPr>
-        <w:rPr>
-          <w:rFonts w:hint="eastAsia"/>
-        </w:rPr>
-      </w:pPr>
       <w:r>
         <w:rPr>
           <w:rFonts w:hint="eastAsia"/>
@@ -21400,11 +20309,6 @@
       </w:r>
     </w:p>
     <w:p>
-      <w:pPr>
-        <w:rPr>
-          <w:rFonts w:hint="eastAsia"/>
-        </w:rPr>
-      </w:pPr>
       <w:r>
         <w:rPr>
           <w:rFonts w:hint="eastAsia"/>
@@ -21458,9 +20362,6 @@
     <w:p>
       <w:pPr>
         <w:ind w:firstLine="420"/>
-        <w:rPr>
-          <w:rFonts w:hint="eastAsia"/>
-        </w:rPr>
       </w:pPr>
       <w:r>
         <w:rPr>
@@ -21496,9 +20397,6 @@
     <w:p>
       <w:pPr>
         <w:pStyle w:val="3"/>
-        <w:rPr>
-          <w:rFonts w:hint="eastAsia"/>
-        </w:rPr>
       </w:pPr>
       <w:r>
         <w:rPr>
@@ -21511,9 +20409,6 @@
     <w:p>
       <w:pPr>
         <w:pStyle w:val="4"/>
-        <w:rPr>
-          <w:rFonts w:hint="eastAsia"/>
-        </w:rPr>
       </w:pPr>
       <w:r>
         <w:rPr>
@@ -21531,9 +20426,6 @@
     <w:p>
       <w:pPr>
         <w:ind w:firstLine="420"/>
-        <w:rPr>
-          <w:rFonts w:hint="eastAsia"/>
-        </w:rPr>
       </w:pPr>
       <w:r>
         <w:rPr>
@@ -21569,9 +20461,6 @@
     <w:p>
       <w:pPr>
         <w:ind w:firstLine="420"/>
-        <w:rPr>
-          <w:rFonts w:hint="eastAsia"/>
-        </w:rPr>
       </w:pPr>
       <w:r>
         <w:rPr>
@@ -21611,13 +20500,10 @@
     <w:p>
       <w:pPr>
         <w:jc w:val="center"/>
-        <w:rPr>
-          <w:rFonts w:hint="eastAsia"/>
-        </w:rPr>
       </w:pPr>
       <w:r>
         <w:pict w14:anchorId="67438430">
-          <v:shape id="图片 24" o:spid="_x0000_i1033" type="#_x0000_t75" style="width:186pt;height:33.75pt;mso-position-horizontal-relative:page;mso-position-vertical-relative:page">
+          <v:shape id="图片 24" o:spid="_x0000_i1033" type="#_x0000_t75" style="width:185.95pt;height:33.8pt;mso-position-horizontal-relative:page;mso-position-vertical-relative:page">
             <v:fill o:detectmouseclick="t"/>
             <v:imagedata r:id="rId22" o:title=""/>
           </v:shape>
@@ -21627,9 +20513,6 @@
     <w:p>
       <w:pPr>
         <w:ind w:firstLine="420"/>
-        <w:rPr>
-          <w:rFonts w:hint="eastAsia"/>
-        </w:rPr>
       </w:pPr>
       <w:proofErr w:type="spellStart"/>
       <w:r>
@@ -21706,13 +20589,10 @@
     <w:p>
       <w:pPr>
         <w:jc w:val="center"/>
-        <w:rPr>
-          <w:rFonts w:hint="eastAsia"/>
-        </w:rPr>
       </w:pPr>
       <w:r>
         <w:pict w14:anchorId="2433226B">
-          <v:shape id="图片 23" o:spid="_x0000_i1034" type="#_x0000_t75" style="width:357.75pt;height:33pt;mso-position-horizontal-relative:page;mso-position-vertical-relative:page">
+          <v:shape id="图片 23" o:spid="_x0000_i1034" type="#_x0000_t75" style="width:357.5pt;height:33.2pt;mso-position-horizontal-relative:page;mso-position-vertical-relative:page">
             <v:fill o:detectmouseclick="t"/>
             <v:imagedata r:id="rId23" o:title=""/>
           </v:shape>
@@ -21722,9 +20602,6 @@
     <w:p>
       <w:pPr>
         <w:ind w:firstLine="420"/>
-        <w:rPr>
-          <w:rFonts w:hint="eastAsia"/>
-        </w:rPr>
       </w:pPr>
       <w:r>
         <w:rPr>
@@ -21768,9 +20645,6 @@
     <w:p>
       <w:pPr>
         <w:ind w:firstLine="420"/>
-        <w:rPr>
-          <w:rFonts w:hint="eastAsia"/>
-        </w:rPr>
       </w:pPr>
       <w:proofErr w:type="spellStart"/>
       <w:r>
@@ -21849,13 +20723,10 @@
     <w:p>
       <w:pPr>
         <w:jc w:val="center"/>
-        <w:rPr>
-          <w:rFonts w:hint="eastAsia"/>
-        </w:rPr>
       </w:pPr>
       <w:r>
         <w:pict w14:anchorId="58BC3BCF">
-          <v:shape id="图片 22" o:spid="_x0000_i1035" type="#_x0000_t75" style="width:343.5pt;height:39.75pt;mso-position-horizontal-relative:page;mso-position-vertical-relative:page">
+          <v:shape id="图片 22" o:spid="_x0000_i1035" type="#_x0000_t75" style="width:343.7pt;height:39.45pt;mso-position-horizontal-relative:page;mso-position-vertical-relative:page">
             <v:fill o:detectmouseclick="t"/>
             <v:imagedata r:id="rId24" o:title=""/>
           </v:shape>
@@ -21865,9 +20736,6 @@
     <w:p>
       <w:pPr>
         <w:ind w:firstLine="420"/>
-        <w:rPr>
-          <w:rFonts w:hint="eastAsia"/>
-        </w:rPr>
       </w:pPr>
       <w:r>
         <w:rPr>
@@ -21907,13 +20775,10 @@
     <w:p>
       <w:pPr>
         <w:jc w:val="center"/>
-        <w:rPr>
-          <w:rFonts w:hint="eastAsia"/>
-        </w:rPr>
       </w:pPr>
       <w:r>
         <w:pict w14:anchorId="484F6557">
-          <v:shape id="图片 20" o:spid="_x0000_i1036" type="#_x0000_t75" style="width:318pt;height:69pt;mso-position-horizontal-relative:page;mso-position-vertical-relative:page">
+          <v:shape id="图片 20" o:spid="_x0000_i1036" type="#_x0000_t75" style="width:318.05pt;height:68.85pt;mso-position-horizontal-relative:page;mso-position-vertical-relative:page">
             <v:fill o:detectmouseclick="t"/>
             <v:imagedata r:id="rId25" o:title=""/>
           </v:shape>
@@ -21923,9 +20788,6 @@
     <w:p>
       <w:pPr>
         <w:ind w:firstLine="420"/>
-        <w:rPr>
-          <w:rFonts w:hint="eastAsia"/>
-        </w:rPr>
       </w:pPr>
       <w:r>
         <w:rPr>
@@ -21961,17 +20823,11 @@
     <w:p>
       <w:pPr>
         <w:ind w:firstLine="420"/>
-        <w:rPr>
-          <w:rFonts w:hint="eastAsia"/>
-        </w:rPr>
       </w:pPr>
     </w:p>
     <w:p>
       <w:pPr>
         <w:pStyle w:val="4"/>
-        <w:rPr>
-          <w:rFonts w:hint="eastAsia"/>
-        </w:rPr>
       </w:pPr>
       <w:r>
         <w:rPr>
@@ -21989,9 +20845,6 @@
     <w:p>
       <w:pPr>
         <w:ind w:firstLine="420"/>
-        <w:rPr>
-          <w:rFonts w:hint="eastAsia"/>
-        </w:rPr>
       </w:pPr>
       <w:r>
         <w:rPr>
@@ -22079,25 +20932,16 @@
       <w:r>
         <w:lastRenderedPageBreak/>
         <w:pict w14:anchorId="28EF9F16">
-          <v:shape id="图片 32" o:spid="_x0000_i1037" type="#_x0000_t75" style="width:381pt;height:152.25pt;mso-position-horizontal-relative:page;mso-position-vertical-relative:page">
+          <v:shape id="图片 32" o:spid="_x0000_i1037" type="#_x0000_t75" style="width:380.65pt;height:152.15pt;mso-position-horizontal-relative:page;mso-position-vertical-relative:page">
             <v:imagedata r:id="rId26" o:title=""/>
           </v:shape>
         </w:pict>
       </w:r>
     </w:p>
-    <w:p>
-      <w:pPr>
-        <w:rPr>
-          <w:rFonts w:hint="eastAsia"/>
-        </w:rPr>
-      </w:pPr>
-    </w:p>
+    <w:p/>
     <w:p>
       <w:pPr>
         <w:pStyle w:val="4"/>
-        <w:rPr>
-          <w:rFonts w:hint="eastAsia"/>
-        </w:rPr>
       </w:pPr>
       <w:r>
         <w:rPr>
@@ -22115,9 +20959,6 @@
     <w:p>
       <w:pPr>
         <w:ind w:firstLine="420"/>
-        <w:rPr>
-          <w:rFonts w:hint="eastAsia"/>
-        </w:rPr>
       </w:pPr>
       <w:r>
         <w:rPr>
@@ -22179,9 +21020,6 @@
     <w:p>
       <w:pPr>
         <w:ind w:firstLine="420"/>
-        <w:rPr>
-          <w:rFonts w:hint="eastAsia"/>
-        </w:rPr>
       </w:pPr>
       <w:r>
         <w:rPr>
@@ -22211,9 +21049,6 @@
     <w:p>
       <w:pPr>
         <w:ind w:firstLine="420"/>
-        <w:rPr>
-          <w:rFonts w:hint="eastAsia"/>
-        </w:rPr>
       </w:pPr>
       <w:r>
         <w:rPr>
@@ -22225,9 +21060,6 @@
     <w:p>
       <w:pPr>
         <w:ind w:firstLine="420"/>
-        <w:rPr>
-          <w:rFonts w:hint="eastAsia"/>
-        </w:rPr>
       </w:pPr>
       <w:r>
         <w:rPr>
@@ -22239,9 +21071,6 @@
     <w:p>
       <w:pPr>
         <w:ind w:firstLine="420"/>
-        <w:rPr>
-          <w:rFonts w:hint="eastAsia"/>
-        </w:rPr>
       </w:pPr>
       <w:proofErr w:type="spellStart"/>
       <w:r>
@@ -22297,13 +21126,10 @@
     <w:p>
       <w:pPr>
         <w:jc w:val="center"/>
-        <w:rPr>
-          <w:rFonts w:hint="eastAsia"/>
-        </w:rPr>
       </w:pPr>
       <w:r>
         <w:pict w14:anchorId="0BB6D8BA">
-          <v:shape id="图片 19" o:spid="_x0000_i1038" type="#_x0000_t75" style="width:415.5pt;height:37.5pt;mso-position-horizontal-relative:page;mso-position-vertical-relative:page">
+          <v:shape id="图片 19" o:spid="_x0000_i1038" type="#_x0000_t75" style="width:415.7pt;height:37.55pt;mso-position-horizontal-relative:page;mso-position-vertical-relative:page">
             <v:imagedata r:id="rId27" o:title=""/>
           </v:shape>
         </w:pict>
@@ -22312,9 +21138,6 @@
     <w:p>
       <w:pPr>
         <w:ind w:firstLine="420"/>
-        <w:rPr>
-          <w:rFonts w:hint="eastAsia"/>
-        </w:rPr>
       </w:pPr>
       <w:r>
         <w:rPr>
@@ -22376,9 +21199,6 @@
     <w:p>
       <w:pPr>
         <w:ind w:firstLine="420"/>
-        <w:rPr>
-          <w:rFonts w:hint="eastAsia"/>
-        </w:rPr>
       </w:pPr>
       <w:r>
         <w:rPr>
@@ -22414,9 +21234,6 @@
     <w:p>
       <w:pPr>
         <w:ind w:firstLine="420"/>
-        <w:rPr>
-          <w:rFonts w:hint="eastAsia"/>
-        </w:rPr>
       </w:pPr>
       <w:r>
         <w:rPr>
@@ -22518,13 +21335,10 @@
     <w:p>
       <w:pPr>
         <w:jc w:val="center"/>
-        <w:rPr>
-          <w:rFonts w:hint="eastAsia"/>
-        </w:rPr>
       </w:pPr>
       <w:r>
         <w:pict w14:anchorId="00A500DC">
-          <v:shape id="图片 18" o:spid="_x0000_i1039" type="#_x0000_t75" style="width:414.75pt;height:27pt;mso-position-horizontal-relative:page;mso-position-vertical-relative:page">
+          <v:shape id="图片 18" o:spid="_x0000_i1039" type="#_x0000_t75" style="width:415.1pt;height:26.9pt;mso-position-horizontal-relative:page;mso-position-vertical-relative:page">
             <v:imagedata r:id="rId28" o:title=""/>
           </v:shape>
         </w:pict>
@@ -22533,9 +21347,6 @@
     <w:p>
       <w:pPr>
         <w:ind w:firstLine="420"/>
-        <w:rPr>
-          <w:rFonts w:hint="eastAsia"/>
-        </w:rPr>
       </w:pPr>
       <w:r>
         <w:rPr>
@@ -22597,9 +21408,6 @@
     <w:p>
       <w:pPr>
         <w:ind w:firstLine="420"/>
-        <w:rPr>
-          <w:rFonts w:hint="eastAsia"/>
-        </w:rPr>
       </w:pPr>
       <w:r>
         <w:rPr>
@@ -22667,9 +21475,6 @@
     <w:p>
       <w:pPr>
         <w:ind w:firstLine="420"/>
-        <w:rPr>
-          <w:rFonts w:hint="eastAsia"/>
-        </w:rPr>
       </w:pPr>
       <w:proofErr w:type="spellStart"/>
       <w:r>
@@ -22748,17 +21553,11 @@
     <w:p>
       <w:pPr>
         <w:ind w:firstLine="420"/>
-        <w:rPr>
-          <w:rFonts w:hint="eastAsia"/>
-        </w:rPr>
       </w:pPr>
     </w:p>
     <w:p>
       <w:pPr>
         <w:pStyle w:val="4"/>
-        <w:rPr>
-          <w:rFonts w:hint="eastAsia"/>
-        </w:rPr>
       </w:pPr>
       <w:r>
         <w:rPr>
@@ -22770,9 +21569,6 @@
     <w:p>
       <w:pPr>
         <w:ind w:firstLine="420"/>
-        <w:rPr>
-          <w:rFonts w:hint="eastAsia"/>
-        </w:rPr>
       </w:pPr>
       <w:r>
         <w:rPr>
@@ -22814,9 +21610,6 @@
     <w:p>
       <w:pPr>
         <w:ind w:firstLine="420"/>
-        <w:rPr>
-          <w:rFonts w:hint="eastAsia"/>
-        </w:rPr>
       </w:pPr>
       <w:r>
         <w:rPr>
@@ -22882,9 +21675,6 @@
     <w:p>
       <w:pPr>
         <w:ind w:firstLine="420"/>
-        <w:rPr>
-          <w:rFonts w:hint="eastAsia"/>
-        </w:rPr>
       </w:pPr>
       <w:r>
         <w:rPr>
@@ -22914,9 +21704,6 @@
     <w:p>
       <w:pPr>
         <w:ind w:firstLine="420"/>
-        <w:rPr>
-          <w:rFonts w:hint="eastAsia"/>
-        </w:rPr>
       </w:pPr>
       <w:r>
         <w:rPr>
@@ -22928,9 +21715,6 @@
     <w:p>
       <w:pPr>
         <w:ind w:firstLine="420"/>
-        <w:rPr>
-          <w:rFonts w:hint="eastAsia"/>
-        </w:rPr>
       </w:pPr>
       <w:proofErr w:type="gramStart"/>
       <w:r>
@@ -22950,9 +21734,6 @@
     <w:p>
       <w:pPr>
         <w:ind w:firstLine="420"/>
-        <w:rPr>
-          <w:rFonts w:hint="eastAsia"/>
-        </w:rPr>
       </w:pPr>
       <w:proofErr w:type="spellStart"/>
       <w:r>
@@ -22972,9 +21753,6 @@
     <w:p>
       <w:pPr>
         <w:ind w:firstLine="420"/>
-        <w:rPr>
-          <w:rFonts w:hint="eastAsia"/>
-        </w:rPr>
       </w:pPr>
       <w:proofErr w:type="spellStart"/>
       <w:r>
@@ -22994,9 +21772,6 @@
     <w:p>
       <w:pPr>
         <w:ind w:firstLine="420"/>
-        <w:rPr>
-          <w:rFonts w:hint="eastAsia"/>
-        </w:rPr>
       </w:pPr>
       <w:r>
         <w:rPr>
@@ -23056,9 +21831,6 @@
     <w:p>
       <w:pPr>
         <w:pStyle w:val="3"/>
-        <w:rPr>
-          <w:rFonts w:hint="eastAsia"/>
-        </w:rPr>
       </w:pPr>
       <w:r>
         <w:rPr>
@@ -23070,9 +21842,6 @@
     <w:p>
       <w:pPr>
         <w:ind w:firstLine="420"/>
-        <w:rPr>
-          <w:rFonts w:hint="eastAsia"/>
-        </w:rPr>
       </w:pPr>
       <w:r>
         <w:rPr>
@@ -23088,9 +21857,6 @@
           <w:numId w:val="5"/>
         </w:numPr>
         <w:ind w:firstLine="420"/>
-        <w:rPr>
-          <w:rFonts w:hint="eastAsia"/>
-        </w:rPr>
       </w:pPr>
       <w:r>
         <w:rPr>
@@ -23118,9 +21884,6 @@
           <w:numId w:val="5"/>
         </w:numPr>
         <w:ind w:firstLine="420"/>
-        <w:rPr>
-          <w:rFonts w:hint="eastAsia"/>
-        </w:rPr>
       </w:pPr>
       <w:r>
         <w:rPr>
@@ -23160,9 +21923,6 @@
           <w:numId w:val="5"/>
         </w:numPr>
         <w:ind w:firstLine="420"/>
-        <w:rPr>
-          <w:rFonts w:hint="eastAsia"/>
-        </w:rPr>
       </w:pPr>
       <w:r>
         <w:rPr>
@@ -23214,9 +21974,6 @@
     <w:p>
       <w:pPr>
         <w:ind w:firstLine="420"/>
-        <w:rPr>
-          <w:rFonts w:hint="eastAsia"/>
-        </w:rPr>
       </w:pPr>
       <w:r>
         <w:rPr>
@@ -23274,9 +22031,6 @@
     <w:p>
       <w:pPr>
         <w:pStyle w:val="2"/>
-        <w:rPr>
-          <w:rFonts w:hint="eastAsia"/>
-        </w:rPr>
       </w:pPr>
       <w:r>
         <w:rPr>
@@ -23306,9 +22060,6 @@
     <w:p>
       <w:pPr>
         <w:ind w:firstLine="420"/>
-        <w:rPr>
-          <w:rFonts w:hint="eastAsia"/>
-        </w:rPr>
       </w:pPr>
       <w:proofErr w:type="spellStart"/>
       <w:r>
@@ -23355,7 +22106,6 @@
       <w:pPr>
         <w:ind w:firstLine="420"/>
         <w:rPr>
-          <w:rFonts w:hint="eastAsia"/>
           <w:b/>
           <w:bCs/>
         </w:rPr>
@@ -23406,9 +22156,6 @@
     <w:p>
       <w:pPr>
         <w:ind w:firstLine="420"/>
-        <w:rPr>
-          <w:rFonts w:hint="eastAsia"/>
-        </w:rPr>
       </w:pPr>
       <w:proofErr w:type="spellStart"/>
       <w:r>
@@ -23491,16 +22238,12 @@
     <w:p>
       <w:pPr>
         <w:ind w:firstLine="420"/>
-        <w:rPr>
-          <w:rFonts w:hint="eastAsia"/>
-        </w:rPr>
-      </w:pPr>
-    </w:p>
-    <w:p>
-      <w:pPr>
-        <w:ind w:firstLine="420"/>
-        <w:rPr>
-          <w:rFonts w:hint="eastAsia"/>
+      </w:pPr>
+    </w:p>
+    <w:p>
+      <w:pPr>
+        <w:ind w:firstLine="420"/>
+        <w:rPr>
           <w:b/>
           <w:bCs/>
           <w:color w:val="FF0000"/>
@@ -23537,9 +22280,6 @@
     <w:p>
       <w:pPr>
         <w:ind w:firstLine="420"/>
-        <w:rPr>
-          <w:rFonts w:hint="eastAsia"/>
-        </w:rPr>
       </w:pPr>
       <w:r>
         <w:rPr>
@@ -23634,9 +22374,6 @@
     <w:p>
       <w:pPr>
         <w:ind w:firstLine="420"/>
-        <w:rPr>
-          <w:rFonts w:hint="eastAsia"/>
-        </w:rPr>
       </w:pPr>
       <w:r>
         <w:rPr>
@@ -23692,16 +22429,12 @@
     <w:p>
       <w:pPr>
         <w:ind w:firstLine="420"/>
-        <w:rPr>
-          <w:rFonts w:hint="eastAsia"/>
-        </w:rPr>
-      </w:pPr>
-    </w:p>
-    <w:p>
-      <w:pPr>
-        <w:ind w:firstLine="420"/>
-        <w:rPr>
-          <w:rFonts w:hint="eastAsia"/>
+      </w:pPr>
+    </w:p>
+    <w:p>
+      <w:pPr>
+        <w:ind w:firstLine="420"/>
+        <w:rPr>
           <w:b/>
           <w:bCs/>
         </w:rPr>
@@ -23797,9 +22530,6 @@
     <w:p>
       <w:pPr>
         <w:ind w:firstLine="420"/>
-        <w:rPr>
-          <w:rFonts w:hint="eastAsia"/>
-        </w:rPr>
       </w:pPr>
     </w:p>
     <w:p>
@@ -23834,9 +22564,6 @@
     <w:p>
       <w:pPr>
         <w:ind w:firstLine="420"/>
-        <w:rPr>
-          <w:rFonts w:hint="eastAsia"/>
-        </w:rPr>
       </w:pPr>
       <w:r>
         <w:rPr>
@@ -23848,9 +22575,6 @@
     <w:p>
       <w:pPr>
         <w:ind w:firstLine="420"/>
-        <w:rPr>
-          <w:rFonts w:hint="eastAsia"/>
-        </w:rPr>
       </w:pPr>
       <w:r>
         <w:rPr>
@@ -23880,9 +22604,6 @@
     <w:p>
       <w:pPr>
         <w:ind w:firstLine="420"/>
-        <w:rPr>
-          <w:rFonts w:hint="eastAsia"/>
-        </w:rPr>
       </w:pPr>
       <w:r>
         <w:rPr>
@@ -23900,9 +22621,6 @@
     <w:p>
       <w:pPr>
         <w:ind w:firstLine="420"/>
-        <w:rPr>
-          <w:rFonts w:hint="eastAsia"/>
-        </w:rPr>
       </w:pPr>
       <w:r>
         <w:rPr>
@@ -23914,9 +22632,6 @@
     <w:p>
       <w:pPr>
         <w:ind w:firstLine="420"/>
-        <w:rPr>
-          <w:rFonts w:hint="eastAsia"/>
-        </w:rPr>
       </w:pPr>
       <w:r>
         <w:rPr>
@@ -23945,7 +22660,6 @@
       <w:pPr>
         <w:ind w:firstLine="420"/>
         <w:rPr>
-          <w:rFonts w:hint="eastAsia"/>
           <w:color w:val="FF0000"/>
         </w:rPr>
       </w:pPr>
@@ -24002,13 +22716,10 @@
     <w:p>
       <w:pPr>
         <w:jc w:val="center"/>
-        <w:rPr>
-          <w:rFonts w:hint="eastAsia"/>
-        </w:rPr>
       </w:pPr>
       <w:r>
         <w:pict w14:anchorId="551EAE9E">
-          <v:shape id="图片 49" o:spid="_x0000_i1040" type="#_x0000_t75" style="width:297.75pt;height:96pt;mso-position-horizontal-relative:page;mso-position-vertical-relative:page">
+          <v:shape id="图片 49" o:spid="_x0000_i1040" type="#_x0000_t75" style="width:297.4pt;height:95.8pt;mso-position-horizontal-relative:page;mso-position-vertical-relative:page">
             <v:imagedata r:id="rId29" o:title=""/>
           </v:shape>
         </w:pict>
@@ -24021,9 +22732,6 @@
           <w:numId w:val="6"/>
         </w:numPr>
         <w:ind w:firstLine="420"/>
-        <w:rPr>
-          <w:rFonts w:hint="eastAsia"/>
-        </w:rPr>
       </w:pPr>
       <w:r>
         <w:rPr>
@@ -24047,9 +22755,6 @@
     <w:p>
       <w:pPr>
         <w:ind w:firstLine="420"/>
-        <w:rPr>
-          <w:rFonts w:hint="eastAsia"/>
-        </w:rPr>
       </w:pPr>
       <w:r>
         <w:rPr>
@@ -24067,9 +22772,6 @@
     <w:p>
       <w:pPr>
         <w:ind w:firstLine="420"/>
-        <w:rPr>
-          <w:rFonts w:hint="eastAsia"/>
-        </w:rPr>
       </w:pPr>
       <w:r>
         <w:rPr>
@@ -24081,9 +22783,6 @@
     <w:p>
       <w:pPr>
         <w:ind w:firstLine="420"/>
-        <w:rPr>
-          <w:rFonts w:hint="eastAsia"/>
-        </w:rPr>
       </w:pPr>
       <w:r>
         <w:rPr>
@@ -24106,9 +22805,6 @@
     <w:p>
       <w:pPr>
         <w:ind w:firstLine="420"/>
-        <w:rPr>
-          <w:rFonts w:hint="eastAsia"/>
-        </w:rPr>
       </w:pPr>
       <w:r>
         <w:rPr>
@@ -24156,13 +22852,10 @@
     <w:p>
       <w:pPr>
         <w:jc w:val="center"/>
-        <w:rPr>
-          <w:rFonts w:hint="eastAsia"/>
-        </w:rPr>
       </w:pPr>
       <w:r>
         <w:pict w14:anchorId="151DD42B">
-          <v:shape id="图片 50" o:spid="_x0000_i1041" type="#_x0000_t75" style="width:334.5pt;height:127.5pt;mso-position-horizontal-relative:page;mso-position-vertical-relative:page">
+          <v:shape id="图片 50" o:spid="_x0000_i1041" type="#_x0000_t75" style="width:334.95pt;height:127.7pt;mso-position-horizontal-relative:page;mso-position-vertical-relative:page">
             <v:imagedata r:id="rId30" o:title=""/>
           </v:shape>
         </w:pict>
@@ -24175,9 +22868,6 @@
           <w:numId w:val="6"/>
         </w:numPr>
         <w:ind w:firstLine="420"/>
-        <w:rPr>
-          <w:rFonts w:hint="eastAsia"/>
-        </w:rPr>
       </w:pPr>
       <w:r>
         <w:rPr>
@@ -24213,13 +22903,10 @@
     <w:p>
       <w:pPr>
         <w:jc w:val="center"/>
-        <w:rPr>
-          <w:rFonts w:hint="eastAsia"/>
-        </w:rPr>
       </w:pPr>
       <w:r>
         <w:pict w14:anchorId="346142B9">
-          <v:shape id="图片 51" o:spid="_x0000_i1042" type="#_x0000_t75" style="width:155.25pt;height:18pt;mso-position-horizontal-relative:page;mso-position-vertical-relative:page">
+          <v:shape id="图片 51" o:spid="_x0000_i1042" type="#_x0000_t75" style="width:155.25pt;height:18.15pt;mso-position-horizontal-relative:page;mso-position-vertical-relative:page">
             <v:imagedata r:id="rId31" o:title=""/>
           </v:shape>
         </w:pict>
@@ -24232,9 +22919,6 @@
           <w:numId w:val="6"/>
         </w:numPr>
         <w:ind w:firstLine="420"/>
-        <w:rPr>
-          <w:rFonts w:hint="eastAsia"/>
-        </w:rPr>
       </w:pPr>
       <w:r>
         <w:rPr>
@@ -24247,7 +22931,6 @@
       <w:pPr>
         <w:ind w:firstLine="420"/>
         <w:rPr>
-          <w:rFonts w:hint="eastAsia"/>
           <w:color w:val="FF0000"/>
         </w:rPr>
       </w:pPr>
@@ -24306,7 +22989,6 @@
       <w:pPr>
         <w:ind w:firstLine="420"/>
         <w:rPr>
-          <w:rFonts w:hint="eastAsia"/>
           <w:b/>
           <w:bCs/>
           <w:color w:val="FF0000"/>
@@ -24385,9 +23067,6 @@
     <w:p>
       <w:pPr>
         <w:ind w:firstLine="420"/>
-        <w:rPr>
-          <w:rFonts w:hint="eastAsia"/>
-        </w:rPr>
       </w:pPr>
       <w:r>
         <w:rPr>
@@ -24399,9 +23078,6 @@
     <w:p>
       <w:pPr>
         <w:ind w:firstLine="420"/>
-        <w:rPr>
-          <w:rFonts w:hint="eastAsia"/>
-        </w:rPr>
       </w:pPr>
       <w:r>
         <w:rPr>
@@ -24425,9 +23101,6 @@
     <w:p>
       <w:pPr>
         <w:ind w:firstLine="420"/>
-        <w:rPr>
-          <w:rFonts w:hint="eastAsia"/>
-        </w:rPr>
       </w:pPr>
       <w:r>
         <w:rPr>
@@ -24515,9 +23188,6 @@
     <w:p>
       <w:pPr>
         <w:ind w:firstLine="420"/>
-        <w:rPr>
-          <w:rFonts w:hint="eastAsia"/>
-        </w:rPr>
       </w:pPr>
     </w:p>
     <w:p>
@@ -24534,13 +23204,10 @@
     <w:p>
       <w:pPr>
         <w:jc w:val="center"/>
-        <w:rPr>
-          <w:rFonts w:hint="eastAsia"/>
-        </w:rPr>
       </w:pPr>
       <w:r>
         <w:pict w14:anchorId="12498987">
-          <v:shape id="图片 52" o:spid="_x0000_i1043" type="#_x0000_t75" style="width:236.25pt;height:118.5pt;mso-position-horizontal-relative:page;mso-position-vertical-relative:page">
+          <v:shape id="图片 52" o:spid="_x0000_i1043" type="#_x0000_t75" style="width:236.05pt;height:118.35pt;mso-position-horizontal-relative:page;mso-position-vertical-relative:page">
             <v:imagedata r:id="rId32" o:title=""/>
           </v:shape>
         </w:pict>
@@ -24549,9 +23216,6 @@
     <w:p>
       <w:pPr>
         <w:pStyle w:val="3"/>
-        <w:rPr>
-          <w:rFonts w:hint="eastAsia"/>
-        </w:rPr>
       </w:pPr>
       <w:r>
         <w:rPr>
@@ -24569,9 +23233,6 @@
     <w:p>
       <w:pPr>
         <w:ind w:firstLine="420"/>
-        <w:rPr>
-          <w:rFonts w:hint="eastAsia"/>
-        </w:rPr>
       </w:pPr>
       <w:r>
         <w:rPr>
@@ -24622,7 +23283,6 @@
       <w:pPr>
         <w:ind w:leftChars="200" w:left="480"/>
         <w:rPr>
-          <w:rFonts w:hint="eastAsia"/>
           <w:b/>
         </w:rPr>
       </w:pPr>
@@ -24660,9 +23320,6 @@
     <w:p>
       <w:pPr>
         <w:ind w:leftChars="200" w:left="480"/>
-        <w:rPr>
-          <w:rFonts w:hint="eastAsia"/>
-        </w:rPr>
       </w:pPr>
       <w:r>
         <w:rPr>
@@ -24699,16 +23356,10 @@
     <w:p>
       <w:pPr>
         <w:jc w:val="center"/>
-        <w:rPr>
-          <w:rFonts w:hint="eastAsia"/>
-        </w:rPr>
-      </w:pPr>
-      <w:r>
-        <w:rPr>
-          <w:rFonts w:hint="eastAsia"/>
-        </w:rPr>
+      </w:pPr>
+      <w:r>
         <w:pict w14:anchorId="2A2DBD1C">
-          <v:shape id="图片 53" o:spid="_x0000_i1044" type="#_x0000_t75" style="width:260.25pt;height:186pt;mso-position-horizontal-relative:page;mso-position-vertical-relative:page">
+          <v:shape id="图片 53" o:spid="_x0000_i1044" type="#_x0000_t75" style="width:260.45pt;height:185.95pt;mso-position-horizontal-relative:page;mso-position-vertical-relative:page">
             <v:imagedata r:id="rId33" o:title=""/>
           </v:shape>
         </w:pict>
@@ -24717,9 +23368,6 @@
     <w:p>
       <w:pPr>
         <w:ind w:firstLine="420"/>
-        <w:rPr>
-          <w:rFonts w:hint="eastAsia"/>
-        </w:rPr>
       </w:pPr>
       <w:r>
         <w:rPr>
@@ -24757,9 +23405,6 @@
     <w:p>
       <w:pPr>
         <w:ind w:leftChars="200" w:left="480"/>
-        <w:rPr>
-          <w:rFonts w:hint="eastAsia"/>
-        </w:rPr>
       </w:pPr>
       <w:r>
         <w:rPr>
@@ -24772,7 +23417,6 @@
       <w:pPr>
         <w:ind w:leftChars="200" w:left="480"/>
         <w:rPr>
-          <w:rFonts w:hint="eastAsia"/>
           <w:b/>
         </w:rPr>
       </w:pPr>
@@ -24817,9 +23461,6 @@
     <w:p>
       <w:pPr>
         <w:ind w:leftChars="200" w:left="480"/>
-        <w:rPr>
-          <w:rFonts w:hint="eastAsia"/>
-        </w:rPr>
       </w:pPr>
       <w:r>
         <w:rPr>
@@ -24851,9 +23492,6 @@
     <w:p>
       <w:pPr>
         <w:ind w:leftChars="200" w:left="480"/>
-        <w:rPr>
-          <w:rFonts w:hint="eastAsia"/>
-        </w:rPr>
       </w:pPr>
       <w:r>
         <w:rPr>
@@ -24863,11 +23501,6 @@
       </w:r>
     </w:p>
     <w:p>
-      <w:pPr>
-        <w:rPr>
-          <w:rFonts w:hint="eastAsia"/>
-        </w:rPr>
-      </w:pPr>
       <w:r>
         <w:lastRenderedPageBreak/>
         <w:pict w14:anchorId="5DAFA34E">
@@ -24881,9 +23514,6 @@
     <w:p>
       <w:pPr>
         <w:ind w:firstLine="420"/>
-        <w:rPr>
-          <w:rFonts w:hint="eastAsia"/>
-        </w:rPr>
       </w:pPr>
       <w:r>
         <w:rPr>
@@ -24946,9 +23576,6 @@
     <w:p>
       <w:pPr>
         <w:ind w:leftChars="200" w:left="480"/>
-        <w:rPr>
-          <w:rFonts w:hint="eastAsia"/>
-        </w:rPr>
       </w:pPr>
     </w:p>
     <w:p>
@@ -24999,9 +23626,6 @@
     <w:p>
       <w:pPr>
         <w:ind w:leftChars="200" w:left="480"/>
-        <w:rPr>
-          <w:rFonts w:hint="eastAsia"/>
-        </w:rPr>
       </w:pPr>
       <w:r>
         <w:rPr>
@@ -25033,13 +23657,10 @@
     <w:p>
       <w:pPr>
         <w:jc w:val="center"/>
-        <w:rPr>
-          <w:rFonts w:hint="eastAsia"/>
-        </w:rPr>
       </w:pPr>
       <w:r>
         <w:pict w14:anchorId="3618BF27">
-          <v:shape id="图片 54" o:spid="_x0000_i1045" type="#_x0000_t75" style="width:219pt;height:24.75pt;mso-position-horizontal-relative:page;mso-position-vertical-relative:page">
+          <v:shape id="图片 54" o:spid="_x0000_i1045" type="#_x0000_t75" style="width:219.15pt;height:25.05pt;mso-position-horizontal-relative:page;mso-position-vertical-relative:page">
             <v:imagedata r:id="rId36" o:title=""/>
           </v:shape>
         </w:pict>
@@ -25048,9 +23669,6 @@
     <w:p>
       <w:pPr>
         <w:ind w:leftChars="200" w:left="480"/>
-        <w:rPr>
-          <w:rFonts w:hint="eastAsia"/>
-        </w:rPr>
       </w:pPr>
       <w:r>
         <w:rPr>
@@ -25086,13 +23704,10 @@
     <w:p>
       <w:pPr>
         <w:jc w:val="center"/>
-        <w:rPr>
-          <w:rFonts w:hint="eastAsia"/>
-        </w:rPr>
       </w:pPr>
       <w:r>
         <w:pict w14:anchorId="6E6A1082">
-          <v:shape id="图片 55" o:spid="_x0000_i1046" type="#_x0000_t75" style="width:5in;height:171.75pt;mso-position-horizontal-relative:page;mso-position-vertical-relative:page">
+          <v:shape id="图片 55" o:spid="_x0000_i1046" type="#_x0000_t75" style="width:5in;height:171.55pt;mso-position-horizontal-relative:page;mso-position-vertical-relative:page">
             <v:imagedata r:id="rId37" o:title=""/>
           </v:shape>
         </w:pict>
@@ -25101,9 +23716,6 @@
     <w:p>
       <w:pPr>
         <w:ind w:firstLine="420"/>
-        <w:rPr>
-          <w:rFonts w:hint="eastAsia"/>
-        </w:rPr>
       </w:pPr>
       <w:r>
         <w:rPr>
@@ -25121,21 +23733,24 @@
         <w:rPr>
           <w:rFonts w:hint="eastAsia"/>
         </w:rPr>
-        <w:t>文件第七行一直在跑，至此定位到问题</w:t>
+        <w:t>文件第七行一直在跑，至此定位</w:t>
+      </w:r>
+      <w:r>
+        <w:rPr>
+          <w:rFonts w:hint="eastAsia"/>
+        </w:rPr>
+        <w:lastRenderedPageBreak/>
+        <w:t>到问题</w:t>
       </w:r>
     </w:p>
     <w:p>
       <w:pPr>
         <w:pStyle w:val="3"/>
-        <w:rPr>
-          <w:rFonts w:hint="eastAsia"/>
-        </w:rPr>
-      </w:pPr>
-      <w:r>
-        <w:rPr>
-          <w:rFonts w:hint="eastAsia"/>
-        </w:rPr>
-        <w:lastRenderedPageBreak/>
+      </w:pPr>
+      <w:r>
+        <w:rPr>
+          <w:rFonts w:hint="eastAsia"/>
+        </w:rPr>
         <w:t>Linux</w:t>
       </w:r>
       <w:r>
@@ -25166,7 +23781,6 @@
       <w:pPr>
         <w:ind w:leftChars="200" w:left="480"/>
         <w:rPr>
-          <w:rFonts w:hint="eastAsia"/>
           <w:b/>
         </w:rPr>
       </w:pPr>
@@ -25211,9 +23825,6 @@
     <w:p>
       <w:pPr>
         <w:ind w:leftChars="200" w:left="480"/>
-        <w:rPr>
-          <w:rFonts w:hint="eastAsia"/>
-        </w:rPr>
       </w:pPr>
       <w:r>
         <w:rPr>
@@ -25225,9 +23836,6 @@
     <w:p>
       <w:pPr>
         <w:ind w:leftChars="200" w:left="480"/>
-        <w:rPr>
-          <w:rFonts w:hint="eastAsia"/>
-        </w:rPr>
       </w:pPr>
       <w:r>
         <w:rPr>
@@ -25280,9 +23888,6 @@
     <w:p>
       <w:pPr>
         <w:ind w:leftChars="200" w:left="480"/>
-        <w:rPr>
-          <w:rFonts w:hint="eastAsia"/>
-        </w:rPr>
       </w:pPr>
       <w:r>
         <w:rPr>
@@ -25332,13 +23937,10 @@
     <w:p>
       <w:pPr>
         <w:jc w:val="center"/>
-        <w:rPr>
-          <w:rFonts w:hint="eastAsia"/>
-        </w:rPr>
       </w:pPr>
       <w:r>
         <w:pict w14:anchorId="76084728">
-          <v:shape id="图片 56" o:spid="_x0000_i1047" type="#_x0000_t75" style="width:369pt;height:96pt;mso-position-horizontal-relative:page;mso-position-vertical-relative:page">
+          <v:shape id="图片 56" o:spid="_x0000_i1047" type="#_x0000_t75" style="width:368.75pt;height:95.8pt;mso-position-horizontal-relative:page;mso-position-vertical-relative:page">
             <v:imagedata r:id="rId38" o:title=""/>
           </v:shape>
         </w:pict>
@@ -25348,7 +23950,6 @@
       <w:pPr>
         <w:ind w:leftChars="200" w:left="480"/>
         <w:rPr>
-          <w:rFonts w:hint="eastAsia"/>
           <w:b/>
         </w:rPr>
       </w:pPr>
@@ -25400,9 +24001,6 @@
     <w:p>
       <w:pPr>
         <w:ind w:leftChars="200" w:left="480"/>
-        <w:rPr>
-          <w:rFonts w:hint="eastAsia"/>
-        </w:rPr>
       </w:pPr>
       <w:r>
         <w:rPr>
@@ -25414,9 +24012,6 @@
     <w:p>
       <w:pPr>
         <w:ind w:leftChars="200" w:left="480"/>
-        <w:rPr>
-          <w:rFonts w:hint="eastAsia"/>
-        </w:rPr>
       </w:pPr>
       <w:r>
         <w:rPr>
@@ -25463,9 +24058,6 @@
     <w:p>
       <w:pPr>
         <w:ind w:leftChars="200" w:left="480"/>
-        <w:rPr>
-          <w:rFonts w:hint="eastAsia"/>
-        </w:rPr>
       </w:pPr>
       <w:r>
         <w:rPr>
@@ -25515,13 +24107,10 @@
     <w:p>
       <w:pPr>
         <w:jc w:val="center"/>
-        <w:rPr>
-          <w:rFonts w:hint="eastAsia"/>
-        </w:rPr>
       </w:pPr>
       <w:r>
         <w:pict w14:anchorId="369EB428">
-          <v:shape id="图片 57" o:spid="_x0000_i1048" type="#_x0000_t75" style="width:286.5pt;height:133.5pt;mso-position-horizontal-relative:page;mso-position-vertical-relative:page">
+          <v:shape id="图片 57" o:spid="_x0000_i1048" type="#_x0000_t75" style="width:286.75pt;height:133.35pt;mso-position-horizontal-relative:page;mso-position-vertical-relative:page">
             <v:imagedata r:id="rId39" o:title=""/>
           </v:shape>
         </w:pict>
@@ -25530,9 +24119,6 @@
     <w:p>
       <w:pPr>
         <w:ind w:firstLine="420"/>
-        <w:rPr>
-          <w:rFonts w:hint="eastAsia"/>
-        </w:rPr>
       </w:pPr>
       <w:r>
         <w:rPr>
@@ -25556,7 +24142,6 @@
       <w:pPr>
         <w:ind w:leftChars="200" w:left="480"/>
         <w:rPr>
-          <w:rFonts w:hint="eastAsia"/>
           <w:b/>
         </w:rPr>
       </w:pPr>
@@ -25655,9 +24240,6 @@
     <w:p>
       <w:pPr>
         <w:ind w:leftChars="200" w:left="480"/>
-        <w:rPr>
-          <w:rFonts w:hint="eastAsia"/>
-        </w:rPr>
       </w:pPr>
       <w:r>
         <w:rPr>
@@ -25709,28 +24291,22 @@
     <w:p>
       <w:pPr>
         <w:ind w:leftChars="200" w:left="480"/>
-        <w:rPr>
-          <w:rFonts w:hint="eastAsia"/>
-        </w:rPr>
-      </w:pPr>
-      <w:r>
-        <w:rPr>
-          <w:rFonts w:hint="eastAsia"/>
-        </w:rPr>
+      </w:pPr>
+      <w:r>
+        <w:rPr>
+          <w:rFonts w:hint="eastAsia"/>
+        </w:rPr>
+        <w:lastRenderedPageBreak/>
         <w:t>输出如下：</w:t>
       </w:r>
     </w:p>
     <w:p>
       <w:pPr>
         <w:jc w:val="center"/>
-        <w:rPr>
-          <w:rFonts w:hint="eastAsia"/>
-        </w:rPr>
-      </w:pPr>
-      <w:r>
-        <w:lastRenderedPageBreak/>
+      </w:pPr>
+      <w:r>
         <w:pict w14:anchorId="0172284B">
-          <v:shape id="图片 58" o:spid="_x0000_i1049" type="#_x0000_t75" style="width:326.25pt;height:132.75pt;mso-position-horizontal-relative:page;mso-position-vertical-relative:page">
+          <v:shape id="图片 58" o:spid="_x0000_i1049" type="#_x0000_t75" style="width:326.2pt;height:132.75pt;mso-position-horizontal-relative:page;mso-position-vertical-relative:page">
             <v:imagedata r:id="rId40" o:title=""/>
           </v:shape>
         </w:pict>
@@ -25739,9 +24315,6 @@
     <w:p>
       <w:pPr>
         <w:ind w:leftChars="200" w:left="480"/>
-        <w:rPr>
-          <w:rFonts w:hint="eastAsia"/>
-        </w:rPr>
       </w:pPr>
       <w:r>
         <w:rPr>
@@ -25753,9 +24326,6 @@
     <w:p>
       <w:pPr>
         <w:ind w:leftChars="200" w:left="480"/>
-        <w:rPr>
-          <w:rFonts w:hint="eastAsia"/>
-        </w:rPr>
       </w:pPr>
       <w:r>
         <w:rPr>
@@ -25776,19 +24346,10 @@
         <w:t>定位耗时的函数。</w:t>
       </w:r>
     </w:p>
-    <w:p>
-      <w:pPr>
-        <w:rPr>
-          <w:rFonts w:hint="eastAsia"/>
-        </w:rPr>
-      </w:pPr>
-    </w:p>
+    <w:p/>
     <w:p>
       <w:pPr>
         <w:pStyle w:val="2"/>
-        <w:rPr>
-          <w:rFonts w:hint="eastAsia"/>
-        </w:rPr>
       </w:pPr>
       <w:r>
         <w:rPr>
@@ -25806,9 +24367,6 @@
     <w:p>
       <w:pPr>
         <w:ind w:firstLine="420"/>
-        <w:rPr>
-          <w:rFonts w:hint="eastAsia"/>
-        </w:rPr>
       </w:pPr>
       <w:r>
         <w:rPr>
@@ -25898,9 +24456,6 @@
     <w:p>
       <w:pPr>
         <w:ind w:firstLine="420"/>
-        <w:rPr>
-          <w:rFonts w:hint="eastAsia"/>
-        </w:rPr>
       </w:pPr>
       <w:r>
         <w:rPr>
@@ -25954,9 +24509,6 @@
     <w:p>
       <w:pPr>
         <w:ind w:firstLine="420"/>
-        <w:rPr>
-          <w:rFonts w:hint="eastAsia"/>
-        </w:rPr>
       </w:pPr>
       <w:r>
         <w:rPr>
@@ -25974,17 +24526,11 @@
     <w:p>
       <w:pPr>
         <w:ind w:firstLine="420"/>
-        <w:rPr>
-          <w:rFonts w:hint="eastAsia"/>
-        </w:rPr>
       </w:pPr>
     </w:p>
     <w:p>
       <w:pPr>
         <w:pStyle w:val="3"/>
-        <w:rPr>
-          <w:rFonts w:hint="eastAsia"/>
-        </w:rPr>
       </w:pPr>
       <w:r>
         <w:rPr>
@@ -25996,9 +24542,6 @@
     <w:p>
       <w:pPr>
         <w:ind w:firstLine="420"/>
-        <w:rPr>
-          <w:rFonts w:hint="eastAsia"/>
-        </w:rPr>
       </w:pPr>
       <w:r>
         <w:rPr>
@@ -26038,9 +24581,6 @@
     <w:p>
       <w:pPr>
         <w:ind w:firstLine="420"/>
-        <w:rPr>
-          <w:rFonts w:hint="eastAsia"/>
-        </w:rPr>
       </w:pPr>
       <w:r>
         <w:rPr>
@@ -26090,9 +24630,6 @@
     <w:p>
       <w:pPr>
         <w:ind w:firstLine="420"/>
-        <w:rPr>
-          <w:rFonts w:hint="eastAsia"/>
-        </w:rPr>
       </w:pPr>
       <w:r>
         <w:rPr>
@@ -26162,14 +24699,12 @@
           <w:numId w:val="7"/>
         </w:numPr>
         <w:ind w:firstLine="420"/>
-        <w:rPr>
-          <w:rFonts w:hint="eastAsia"/>
-        </w:rPr>
-      </w:pPr>
-      <w:r>
-        <w:rPr>
-          <w:rFonts w:hint="eastAsia"/>
-        </w:rPr>
+      </w:pPr>
+      <w:r>
+        <w:rPr>
+          <w:rFonts w:hint="eastAsia"/>
+        </w:rPr>
+        <w:lastRenderedPageBreak/>
         <w:t>进程时间片耗尽。</w:t>
       </w:r>
     </w:p>
@@ -26181,16 +24716,14 @@
         </w:numPr>
         <w:ind w:firstLine="420"/>
         <w:rPr>
-          <w:rFonts w:hint="eastAsia"/>
-          <w:color w:val="FF0000"/>
-        </w:rPr>
-      </w:pPr>
-      <w:r>
-        <w:rPr>
-          <w:rFonts w:hint="eastAsia"/>
-          <w:color w:val="FF0000"/>
-        </w:rPr>
-        <w:lastRenderedPageBreak/>
+          <w:color w:val="FF0000"/>
+        </w:rPr>
+      </w:pPr>
+      <w:r>
+        <w:rPr>
+          <w:rFonts w:hint="eastAsia"/>
+          <w:color w:val="FF0000"/>
+        </w:rPr>
         <w:t>进程在系统资源不足（内存不足）。</w:t>
       </w:r>
     </w:p>
@@ -26202,7 +24735,6 @@
         </w:numPr>
         <w:ind w:firstLine="420"/>
         <w:rPr>
-          <w:rFonts w:hint="eastAsia"/>
           <w:color w:val="FF0000"/>
         </w:rPr>
       </w:pPr>
@@ -26235,9 +24767,6 @@
           <w:numId w:val="7"/>
         </w:numPr>
         <w:ind w:firstLine="420"/>
-        <w:rPr>
-          <w:rFonts w:hint="eastAsia"/>
-        </w:rPr>
       </w:pPr>
       <w:r>
         <w:rPr>
@@ -26254,7 +24783,6 @@
         </w:numPr>
         <w:ind w:firstLine="420"/>
         <w:rPr>
-          <w:rFonts w:hint="eastAsia"/>
           <w:color w:val="FF0000"/>
         </w:rPr>
       </w:pPr>
@@ -26269,9 +24797,6 @@
     <w:p>
       <w:pPr>
         <w:pStyle w:val="3"/>
-        <w:rPr>
-          <w:rFonts w:hint="eastAsia"/>
-        </w:rPr>
       </w:pPr>
       <w:r>
         <w:rPr>
@@ -26283,9 +24808,6 @@
     <w:p>
       <w:pPr>
         <w:ind w:firstLine="420"/>
-        <w:rPr>
-          <w:rFonts w:hint="eastAsia"/>
-        </w:rPr>
       </w:pPr>
       <w:r>
         <w:rPr>
@@ -26301,9 +24823,6 @@
           <w:numId w:val="8"/>
         </w:numPr>
         <w:ind w:firstLine="420"/>
-        <w:rPr>
-          <w:rFonts w:hint="eastAsia"/>
-        </w:rPr>
       </w:pPr>
       <w:r>
         <w:rPr>
@@ -26319,9 +24838,6 @@
           <w:numId w:val="8"/>
         </w:numPr>
         <w:ind w:firstLine="420"/>
-        <w:rPr>
-          <w:rFonts w:hint="eastAsia"/>
-        </w:rPr>
       </w:pPr>
       <w:r>
         <w:rPr>
@@ -26337,9 +24853,6 @@
           <w:numId w:val="8"/>
         </w:numPr>
         <w:ind w:firstLine="420"/>
-        <w:rPr>
-          <w:rFonts w:hint="eastAsia"/>
-        </w:rPr>
       </w:pPr>
       <w:r>
         <w:rPr>
@@ -26365,9 +24878,6 @@
     <w:p>
       <w:pPr>
         <w:ind w:firstLine="420"/>
-        <w:rPr>
-          <w:rFonts w:hint="eastAsia"/>
-        </w:rPr>
       </w:pPr>
       <w:r>
         <w:rPr>
@@ -26395,9 +24905,6 @@
           <w:numId w:val="9"/>
         </w:numPr>
         <w:ind w:firstLine="420"/>
-        <w:rPr>
-          <w:rFonts w:hint="eastAsia"/>
-        </w:rPr>
       </w:pPr>
       <w:r>
         <w:rPr>
@@ -26427,9 +24934,6 @@
           <w:numId w:val="9"/>
         </w:numPr>
         <w:ind w:firstLine="420"/>
-        <w:rPr>
-          <w:rFonts w:hint="eastAsia"/>
-        </w:rPr>
       </w:pPr>
       <w:proofErr w:type="gramStart"/>
       <w:r>
@@ -26460,19 +24964,10 @@
         <w:t>共享数据。</w:t>
       </w:r>
     </w:p>
-    <w:p>
-      <w:pPr>
-        <w:rPr>
-          <w:rFonts w:hint="eastAsia"/>
-        </w:rPr>
-      </w:pPr>
-    </w:p>
+    <w:p/>
     <w:p>
       <w:pPr>
         <w:pStyle w:val="3"/>
-        <w:rPr>
-          <w:rFonts w:hint="eastAsia"/>
-        </w:rPr>
       </w:pPr>
       <w:r>
         <w:rPr>
@@ -26484,9 +24979,6 @@
     <w:p>
       <w:pPr>
         <w:ind w:firstLine="420"/>
-        <w:rPr>
-          <w:rFonts w:hint="eastAsia"/>
-        </w:rPr>
       </w:pPr>
       <w:r>
         <w:rPr>
@@ -26512,9 +25004,6 @@
     <w:p>
       <w:pPr>
         <w:ind w:firstLine="420"/>
-        <w:rPr>
-          <w:rFonts w:hint="eastAsia"/>
-        </w:rPr>
       </w:pPr>
       <w:r>
         <w:rPr>
@@ -26552,9 +25041,6 @@
     <w:p>
       <w:pPr>
         <w:pStyle w:val="3"/>
-        <w:rPr>
-          <w:rFonts w:hint="eastAsia"/>
-        </w:rPr>
       </w:pPr>
       <w:r>
         <w:rPr>
@@ -26566,9 +25052,6 @@
     <w:p>
       <w:pPr>
         <w:ind w:firstLine="420"/>
-        <w:rPr>
-          <w:rFonts w:hint="eastAsia"/>
-        </w:rPr>
       </w:pPr>
       <w:proofErr w:type="spellStart"/>
       <w:r>
@@ -26634,13 +25117,11 @@
     <w:p>
       <w:pPr>
         <w:jc w:val="center"/>
-        <w:rPr>
-          <w:rFonts w:hint="eastAsia"/>
-        </w:rPr>
-      </w:pPr>
-      <w:r>
+      </w:pPr>
+      <w:r>
+        <w:lastRenderedPageBreak/>
         <w:pict w14:anchorId="13807CD9">
-          <v:shape id="图片 12" o:spid="_x0000_i1050" type="#_x0000_t75" style="width:414.75pt;height:102.75pt;mso-position-horizontal-relative:page;mso-position-vertical-relative:page">
+          <v:shape id="图片 12" o:spid="_x0000_i1050" type="#_x0000_t75" style="width:414.45pt;height:102.7pt;mso-position-horizontal-relative:page;mso-position-vertical-relative:page">
             <v:imagedata r:id="rId41" o:title=""/>
           </v:shape>
         </w:pict>
@@ -26649,16 +25130,12 @@
     <w:p>
       <w:pPr>
         <w:ind w:firstLine="420"/>
-        <w:rPr>
-          <w:rFonts w:hint="eastAsia"/>
-        </w:rPr>
-      </w:pPr>
-      <w:r>
-        <w:rPr>
-          <w:rFonts w:hint="eastAsia"/>
-          <w:color w:val="FF0000"/>
-        </w:rPr>
-        <w:lastRenderedPageBreak/>
+      </w:pPr>
+      <w:r>
+        <w:rPr>
+          <w:rFonts w:hint="eastAsia"/>
+          <w:color w:val="FF0000"/>
+        </w:rPr>
         <w:t>cs</w:t>
       </w:r>
       <w:r>
@@ -26678,9 +25155,6 @@
     <w:p>
       <w:pPr>
         <w:ind w:firstLine="420"/>
-        <w:rPr>
-          <w:rFonts w:hint="eastAsia"/>
-        </w:rPr>
       </w:pPr>
       <w:r>
         <w:rPr>
@@ -26698,9 +25172,6 @@
     <w:p>
       <w:pPr>
         <w:ind w:firstLine="420"/>
-        <w:rPr>
-          <w:rFonts w:hint="eastAsia"/>
-        </w:rPr>
       </w:pPr>
       <w:r>
         <w:rPr>
@@ -26730,9 +25201,6 @@
     <w:p>
       <w:pPr>
         <w:ind w:firstLine="420"/>
-        <w:rPr>
-          <w:rFonts w:hint="eastAsia"/>
-        </w:rPr>
       </w:pPr>
       <w:r>
         <w:rPr>
@@ -26750,9 +25218,6 @@
     <w:p>
       <w:pPr>
         <w:ind w:firstLine="420"/>
-        <w:rPr>
-          <w:rFonts w:hint="eastAsia"/>
-        </w:rPr>
       </w:pPr>
       <w:proofErr w:type="spellStart"/>
       <w:r>
@@ -26792,13 +25257,10 @@
     <w:p>
       <w:pPr>
         <w:jc w:val="center"/>
-        <w:rPr>
-          <w:rFonts w:hint="eastAsia"/>
-        </w:rPr>
       </w:pPr>
       <w:r>
         <w:pict w14:anchorId="43423BC4">
-          <v:shape id="图片 13" o:spid="_x0000_i1051" type="#_x0000_t75" style="width:354.75pt;height:81.75pt;mso-position-horizontal-relative:page;mso-position-vertical-relative:page">
+          <v:shape id="图片 13" o:spid="_x0000_i1051" type="#_x0000_t75" style="width:355pt;height:82pt;mso-position-horizontal-relative:page;mso-position-vertical-relative:page">
             <v:imagedata r:id="rId42" o:title=""/>
           </v:shape>
         </w:pict>
@@ -26807,9 +25269,6 @@
     <w:p>
       <w:pPr>
         <w:ind w:firstLine="420"/>
-        <w:rPr>
-          <w:rFonts w:hint="eastAsia"/>
-        </w:rPr>
       </w:pPr>
       <w:r>
         <w:rPr>
@@ -26861,9 +25320,6 @@
     <w:p>
       <w:pPr>
         <w:ind w:firstLine="420"/>
-        <w:rPr>
-          <w:rFonts w:hint="eastAsia"/>
-        </w:rPr>
       </w:pPr>
       <w:r>
         <w:rPr>
@@ -26901,9 +25357,6 @@
     <w:p>
       <w:pPr>
         <w:ind w:firstLine="420"/>
-        <w:rPr>
-          <w:rFonts w:hint="eastAsia"/>
-        </w:rPr>
       </w:pPr>
       <w:r>
         <w:rPr>
@@ -26941,9 +25394,6 @@
     <w:p>
       <w:pPr>
         <w:pStyle w:val="3"/>
-        <w:rPr>
-          <w:rFonts w:hint="eastAsia"/>
-        </w:rPr>
       </w:pPr>
       <w:r>
         <w:rPr>
@@ -26955,9 +25405,6 @@
     <w:p>
       <w:pPr>
         <w:ind w:firstLine="420"/>
-        <w:rPr>
-          <w:rFonts w:hint="eastAsia"/>
-        </w:rPr>
       </w:pPr>
       <w:r>
         <w:rPr>
@@ -27003,24 +25450,16 @@
     <w:p>
       <w:pPr>
         <w:jc w:val="center"/>
-        <w:rPr>
-          <w:rFonts w:hint="eastAsia"/>
-        </w:rPr>
       </w:pPr>
       <w:r>
         <w:pict w14:anchorId="5EFBB69D">
-          <v:shape id="图片 14" o:spid="_x0000_i1052" type="#_x0000_t75" style="width:414.75pt;height:85.5pt;mso-position-horizontal-relative:page;mso-position-vertical-relative:page">
+          <v:shape id="图片 14" o:spid="_x0000_i1052" type="#_x0000_t75" style="width:415.1pt;height:85.75pt;mso-position-horizontal-relative:page;mso-position-vertical-relative:page">
             <v:imagedata r:id="rId43" o:title=""/>
           </v:shape>
         </w:pict>
       </w:r>
     </w:p>
     <w:p>
-      <w:pPr>
-        <w:rPr>
-          <w:rFonts w:hint="eastAsia"/>
-        </w:rPr>
-      </w:pPr>
       <w:r>
         <w:rPr>
           <w:rFonts w:hint="eastAsia"/>
@@ -27091,25 +25530,17 @@
     <w:p>
       <w:pPr>
         <w:jc w:val="center"/>
-        <w:rPr>
-          <w:rFonts w:hint="eastAsia"/>
-        </w:rPr>
       </w:pPr>
       <w:r>
         <w:lastRenderedPageBreak/>
         <w:pict w14:anchorId="79999679">
-          <v:shape id="图片 15" o:spid="_x0000_i1053" type="#_x0000_t75" style="width:415.5pt;height:153pt;mso-position-horizontal-relative:page;mso-position-vertical-relative:page">
+          <v:shape id="图片 15" o:spid="_x0000_i1053" type="#_x0000_t75" style="width:415.1pt;height:152.75pt;mso-position-horizontal-relative:page;mso-position-vertical-relative:page">
             <v:imagedata r:id="rId44" o:title=""/>
           </v:shape>
         </w:pict>
       </w:r>
     </w:p>
     <w:p>
-      <w:pPr>
-        <w:rPr>
-          <w:rFonts w:hint="eastAsia"/>
-        </w:rPr>
-      </w:pPr>
       <w:r>
         <w:rPr>
           <w:rFonts w:hint="eastAsia"/>
@@ -27123,9 +25554,6 @@
           <w:ilvl w:val="0"/>
           <w:numId w:val="10"/>
         </w:numPr>
-        <w:rPr>
-          <w:rFonts w:hint="eastAsia"/>
-        </w:rPr>
       </w:pPr>
       <w:r>
         <w:rPr>
@@ -27164,9 +25592,6 @@
           <w:ilvl w:val="0"/>
           <w:numId w:val="10"/>
         </w:numPr>
-        <w:rPr>
-          <w:rFonts w:hint="eastAsia"/>
-        </w:rPr>
       </w:pPr>
       <w:proofErr w:type="spellStart"/>
       <w:r>
@@ -27213,9 +25638,6 @@
           <w:ilvl w:val="0"/>
           <w:numId w:val="10"/>
         </w:numPr>
-        <w:rPr>
-          <w:rFonts w:hint="eastAsia"/>
-        </w:rPr>
       </w:pPr>
       <w:r>
         <w:rPr>
@@ -27266,19 +25688,10 @@
         <w:t>个。</w:t>
       </w:r>
     </w:p>
-    <w:p>
-      <w:pPr>
-        <w:rPr>
-          <w:rFonts w:hint="eastAsia"/>
-        </w:rPr>
-      </w:pPr>
-    </w:p>
+    <w:p/>
     <w:p>
       <w:pPr>
         <w:pStyle w:val="3"/>
-        <w:rPr>
-          <w:rFonts w:hint="eastAsia"/>
-        </w:rPr>
       </w:pPr>
       <w:r>
         <w:rPr>
@@ -27302,9 +25715,6 @@
     <w:p>
       <w:pPr>
         <w:ind w:firstLine="420"/>
-        <w:rPr>
-          <w:rFonts w:hint="eastAsia"/>
-        </w:rPr>
       </w:pPr>
       <w:r>
         <w:rPr>
@@ -27342,13 +25752,10 @@
     <w:p>
       <w:pPr>
         <w:jc w:val="center"/>
-        <w:rPr>
-          <w:rFonts w:hint="eastAsia"/>
-        </w:rPr>
       </w:pPr>
       <w:r>
         <w:pict w14:anchorId="142EA050">
-          <v:shape id="图片 16" o:spid="_x0000_i1054" type="#_x0000_t75" style="width:400.5pt;height:159pt;mso-position-horizontal-relative:page;mso-position-vertical-relative:page">
+          <v:shape id="图片 16" o:spid="_x0000_i1054" type="#_x0000_t75" style="width:400.7pt;height:159.05pt;mso-position-horizontal-relative:page;mso-position-vertical-relative:page">
             <v:fill o:detectmouseclick="t"/>
             <v:imagedata r:id="rId45" o:title=""/>
           </v:shape>
@@ -27358,9 +25765,6 @@
     <w:p>
       <w:pPr>
         <w:ind w:firstLine="420"/>
-        <w:rPr>
-          <w:rFonts w:hint="eastAsia"/>
-        </w:rPr>
       </w:pPr>
       <w:r>
         <w:rPr>
@@ -27386,9 +25790,6 @@
     <w:p>
       <w:pPr>
         <w:pStyle w:val="3"/>
-        <w:rPr>
-          <w:rFonts w:hint="eastAsia"/>
-        </w:rPr>
       </w:pPr>
       <w:r>
         <w:rPr>
@@ -27412,9 +25813,6 @@
     <w:p>
       <w:pPr>
         <w:ind w:firstLine="420"/>
-        <w:rPr>
-          <w:rFonts w:hint="eastAsia"/>
-        </w:rPr>
       </w:pPr>
       <w:r>
         <w:rPr>
@@ -27470,13 +25868,10 @@
     <w:p>
       <w:pPr>
         <w:jc w:val="center"/>
-        <w:rPr>
-          <w:rFonts w:hint="eastAsia"/>
-        </w:rPr>
       </w:pPr>
       <w:r>
         <w:pict w14:anchorId="5BC8D662">
-          <v:shape id="图片 17" o:spid="_x0000_i1055" type="#_x0000_t75" style="width:399pt;height:17.25pt;mso-position-horizontal-relative:page;mso-position-vertical-relative:page">
+          <v:shape id="图片 17" o:spid="_x0000_i1055" type="#_x0000_t75" style="width:399.45pt;height:17.55pt;mso-position-horizontal-relative:page;mso-position-vertical-relative:page">
             <v:fill o:detectmouseclick="t"/>
             <v:imagedata r:id="rId46" o:title=""/>
           </v:shape>
@@ -27486,9 +25881,6 @@
     <w:p>
       <w:pPr>
         <w:ind w:firstLine="420"/>
-        <w:rPr>
-          <w:rFonts w:hint="eastAsia"/>
-        </w:rPr>
       </w:pPr>
       <w:r>
         <w:rPr>
@@ -27524,9 +25916,6 @@
     <w:p>
       <w:pPr>
         <w:pStyle w:val="3"/>
-        <w:rPr>
-          <w:rFonts w:hint="eastAsia"/>
-        </w:rPr>
       </w:pPr>
       <w:r>
         <w:rPr>
@@ -27543,9 +25932,6 @@
           <w:numId w:val="11"/>
         </w:numPr>
         <w:ind w:firstLine="420"/>
-        <w:rPr>
-          <w:rFonts w:hint="eastAsia"/>
-        </w:rPr>
       </w:pPr>
       <w:r>
         <w:rPr>
@@ -27582,9 +25968,6 @@
           <w:numId w:val="11"/>
         </w:numPr>
         <w:ind w:firstLine="420"/>
-        <w:rPr>
-          <w:rFonts w:hint="eastAsia"/>
-        </w:rPr>
       </w:pPr>
       <w:r>
         <w:rPr>
@@ -27635,9 +26018,6 @@
           <w:numId w:val="11"/>
         </w:numPr>
         <w:ind w:firstLine="420"/>
-        <w:rPr>
-          <w:rFonts w:hint="eastAsia"/>
-        </w:rPr>
       </w:pPr>
       <w:r>
         <w:rPr>
@@ -27670,19 +26050,10 @@
         <w:t>文件来分析具体的中断类型。</w:t>
       </w:r>
     </w:p>
-    <w:p>
-      <w:pPr>
-        <w:rPr>
-          <w:rFonts w:hint="eastAsia"/>
-        </w:rPr>
-      </w:pPr>
-    </w:p>
+    <w:p/>
     <w:p>
       <w:pPr>
         <w:pStyle w:val="2"/>
-        <w:rPr>
-          <w:rFonts w:hint="eastAsia"/>
-        </w:rPr>
       </w:pPr>
       <w:r>
         <w:rPr>
@@ -27700,9 +26071,6 @@
     <w:p>
       <w:pPr>
         <w:ind w:firstLine="420"/>
-        <w:rPr>
-          <w:rFonts w:hint="eastAsia"/>
-        </w:rPr>
       </w:pPr>
       <w:r>
         <w:rPr>
@@ -27762,9 +26130,6 @@
     <w:p>
       <w:pPr>
         <w:ind w:firstLine="420"/>
-        <w:rPr>
-          <w:rFonts w:hint="eastAsia"/>
-        </w:rPr>
       </w:pPr>
       <w:r>
         <w:rPr>
@@ -27794,9 +26159,6 @@
     <w:p>
       <w:pPr>
         <w:ind w:firstLine="420"/>
-        <w:rPr>
-          <w:rFonts w:hint="eastAsia"/>
-        </w:rPr>
       </w:pPr>
       <w:r>
         <w:rPr>
@@ -27868,9 +26230,6 @@
     <w:p>
       <w:pPr>
         <w:ind w:firstLine="420"/>
-        <w:rPr>
-          <w:rFonts w:hint="eastAsia"/>
-        </w:rPr>
       </w:pPr>
       <w:r>
         <w:rPr>
@@ -27894,9 +26253,6 @@
     <w:p>
       <w:pPr>
         <w:ind w:firstLine="420"/>
-        <w:rPr>
-          <w:rFonts w:hint="eastAsia"/>
-        </w:rPr>
       </w:pPr>
       <w:r>
         <w:rPr>
@@ -27934,9 +26290,6 @@
     <w:p>
       <w:pPr>
         <w:ind w:firstLine="420"/>
-        <w:rPr>
-          <w:rFonts w:hint="eastAsia"/>
-        </w:rPr>
       </w:pPr>
       <w:r>
         <w:rPr>
@@ -27974,9 +26327,6 @@
     <w:p>
       <w:pPr>
         <w:ind w:firstLine="420"/>
-        <w:rPr>
-          <w:rFonts w:hint="eastAsia"/>
-        </w:rPr>
       </w:pPr>
       <w:r>
         <w:rPr>
@@ -28000,9 +26350,6 @@
     <w:p>
       <w:pPr>
         <w:ind w:firstLine="420"/>
-        <w:rPr>
-          <w:rFonts w:hint="eastAsia"/>
-        </w:rPr>
       </w:pPr>
       <w:r>
         <w:rPr>
@@ -28049,7 +26396,7 @@
       </w:pPr>
       <w:r>
         <w:pict w14:anchorId="42D545B8">
-          <v:shape id="图片 34" o:spid="_x0000_i1056" type="#_x0000_t75" style="width:282pt;height:142.5pt;mso-position-horizontal-relative:page;mso-position-vertical-relative:page">
+          <v:shape id="图片 34" o:spid="_x0000_i1056" type="#_x0000_t75" style="width:282.35pt;height:142.75pt;mso-position-horizontal-relative:page;mso-position-vertical-relative:page">
             <v:fill o:detectmouseclick="t"/>
             <v:imagedata r:id="rId47" o:title=""/>
           </v:shape>
@@ -28059,9 +26406,6 @@
     <w:p>
       <w:pPr>
         <w:ind w:firstLine="420"/>
-        <w:rPr>
-          <w:rFonts w:hint="eastAsia"/>
-        </w:rPr>
       </w:pPr>
       <w:proofErr w:type="gramStart"/>
       <w:r>
@@ -28093,9 +26437,6 @@
     <w:p>
       <w:pPr>
         <w:ind w:firstLine="420"/>
-        <w:rPr>
-          <w:rFonts w:hint="eastAsia"/>
-        </w:rPr>
       </w:pPr>
       <w:r>
         <w:rPr>
@@ -28128,9 +26469,6 @@
     <w:p>
       <w:pPr>
         <w:ind w:firstLine="420"/>
-        <w:rPr>
-          <w:rFonts w:hint="eastAsia"/>
-        </w:rPr>
       </w:pPr>
       <w:r>
         <w:rPr>
@@ -28178,9 +26516,6 @@
     <w:p>
       <w:pPr>
         <w:ind w:firstLine="420"/>
-        <w:rPr>
-          <w:rFonts w:hint="eastAsia"/>
-        </w:rPr>
       </w:pPr>
       <w:r>
         <w:rPr>
@@ -28192,9 +26527,6 @@
     <w:p>
       <w:pPr>
         <w:ind w:firstLine="420"/>
-        <w:rPr>
-          <w:rFonts w:hint="eastAsia"/>
-        </w:rPr>
       </w:pPr>
       <w:r>
         <w:rPr>
@@ -28212,9 +26544,6 @@
     <w:p>
       <w:pPr>
         <w:ind w:firstLine="420"/>
-        <w:rPr>
-          <w:rFonts w:hint="eastAsia"/>
-        </w:rPr>
       </w:pPr>
       <w:r>
         <w:rPr>
@@ -28260,9 +26589,6 @@
     <w:p>
       <w:pPr>
         <w:ind w:firstLine="420"/>
-        <w:rPr>
-          <w:rFonts w:hint="eastAsia"/>
-        </w:rPr>
       </w:pPr>
       <w:r>
         <w:rPr>
@@ -28292,9 +26618,6 @@
     <w:p>
       <w:pPr>
         <w:ind w:firstLine="420"/>
-        <w:rPr>
-          <w:rFonts w:hint="eastAsia"/>
-        </w:rPr>
       </w:pPr>
       <w:r>
         <w:rPr>
@@ -28366,9 +26689,6 @@
     <w:p>
       <w:pPr>
         <w:ind w:firstLine="420"/>
-        <w:rPr>
-          <w:rFonts w:hint="eastAsia"/>
-        </w:rPr>
       </w:pPr>
       <w:r>
         <w:rPr>
@@ -28394,9 +26714,6 @@
     <w:p>
       <w:pPr>
         <w:ind w:firstLine="420"/>
-        <w:rPr>
-          <w:rFonts w:hint="eastAsia"/>
-        </w:rPr>
       </w:pPr>
       <w:r>
         <w:rPr>
@@ -28408,9 +26725,6 @@
     <w:p>
       <w:pPr>
         <w:ind w:firstLine="420"/>
-        <w:rPr>
-          <w:rFonts w:hint="eastAsia"/>
-        </w:rPr>
       </w:pPr>
       <w:r>
         <w:rPr>
@@ -28436,9 +26750,6 @@
     <w:p>
       <w:pPr>
         <w:ind w:firstLine="420"/>
-        <w:rPr>
-          <w:rFonts w:hint="eastAsia"/>
-        </w:rPr>
       </w:pPr>
       <w:r>
         <w:rPr>
@@ -28450,9 +26761,6 @@
     <w:p>
       <w:pPr>
         <w:ind w:firstLine="420"/>
-        <w:rPr>
-          <w:rFonts w:hint="eastAsia"/>
-        </w:rPr>
       </w:pPr>
       <w:r>
         <w:rPr>
@@ -28464,9 +26772,6 @@
     <w:p>
       <w:pPr>
         <w:ind w:firstLine="420"/>
-        <w:rPr>
-          <w:rFonts w:hint="eastAsia"/>
-        </w:rPr>
       </w:pPr>
       <w:r>
         <w:rPr>
@@ -28530,9 +26835,6 @@
     <w:p>
       <w:pPr>
         <w:ind w:firstLine="420"/>
-        <w:rPr>
-          <w:rFonts w:hint="eastAsia"/>
-        </w:rPr>
       </w:pPr>
       <w:r>
         <w:rPr>
@@ -28550,9 +26852,6 @@
     <w:p>
       <w:pPr>
         <w:ind w:firstLine="420"/>
-        <w:rPr>
-          <w:rFonts w:hint="eastAsia"/>
-        </w:rPr>
       </w:pPr>
       <w:r>
         <w:rPr>
@@ -28580,9 +26879,6 @@
     <w:p>
       <w:pPr>
         <w:ind w:firstLine="420"/>
-        <w:rPr>
-          <w:rFonts w:hint="eastAsia"/>
-        </w:rPr>
       </w:pPr>
       <w:r>
         <w:rPr>
@@ -28618,17 +26914,11 @@
     <w:p>
       <w:pPr>
         <w:ind w:firstLine="420"/>
-        <w:rPr>
-          <w:rFonts w:hint="eastAsia"/>
-        </w:rPr>
-      </w:pPr>
-    </w:p>
-    <w:p>
-      <w:pPr>
-        <w:ind w:firstLine="420"/>
-        <w:rPr>
-          <w:rFonts w:hint="eastAsia"/>
-        </w:rPr>
+      </w:pPr>
+    </w:p>
+    <w:p>
+      <w:pPr>
+        <w:ind w:firstLine="420"/>
       </w:pPr>
       <w:r>
         <w:rPr>
@@ -28652,9 +26942,6 @@
     <w:p>
       <w:pPr>
         <w:ind w:firstLine="420"/>
-        <w:rPr>
-          <w:rFonts w:hint="eastAsia"/>
-        </w:rPr>
       </w:pPr>
       <w:r>
         <w:rPr>
@@ -28672,9 +26959,6 @@
     <w:p>
       <w:pPr>
         <w:ind w:firstLine="420"/>
-        <w:rPr>
-          <w:rFonts w:hint="eastAsia"/>
-        </w:rPr>
       </w:pPr>
       <w:r>
         <w:rPr>
@@ -28728,9 +27012,6 @@
     <w:p>
       <w:pPr>
         <w:ind w:firstLine="420"/>
-        <w:rPr>
-          <w:rFonts w:hint="eastAsia"/>
-        </w:rPr>
       </w:pPr>
       <w:r>
         <w:rPr>
@@ -28748,9 +27029,6 @@
     <w:p>
       <w:pPr>
         <w:ind w:firstLine="420"/>
-        <w:rPr>
-          <w:rFonts w:hint="eastAsia"/>
-        </w:rPr>
       </w:pPr>
       <w:r>
         <w:rPr>
@@ -28845,9 +27123,6 @@
     <w:p>
       <w:pPr>
         <w:ind w:firstLine="420"/>
-        <w:rPr>
-          <w:rFonts w:hint="eastAsia"/>
-        </w:rPr>
       </w:pPr>
       <w:r>
         <w:rPr>
@@ -28899,17 +27174,11 @@
     <w:p>
       <w:pPr>
         <w:ind w:firstLine="420"/>
-        <w:rPr>
-          <w:rFonts w:hint="eastAsia"/>
-        </w:rPr>
-      </w:pPr>
-    </w:p>
-    <w:p>
-      <w:pPr>
-        <w:ind w:firstLine="420"/>
-        <w:rPr>
-          <w:rFonts w:hint="eastAsia"/>
-        </w:rPr>
+      </w:pPr>
+    </w:p>
+    <w:p>
+      <w:pPr>
+        <w:ind w:firstLine="420"/>
       </w:pPr>
       <w:r>
         <w:rPr>
@@ -28939,9 +27208,6 @@
     <w:p>
       <w:pPr>
         <w:ind w:firstLine="420"/>
-        <w:rPr>
-          <w:rFonts w:hint="eastAsia"/>
-        </w:rPr>
       </w:pPr>
       <w:r>
         <w:rPr>
@@ -29007,13 +27273,10 @@
     <w:p>
       <w:pPr>
         <w:jc w:val="center"/>
-        <w:rPr>
-          <w:rFonts w:hint="eastAsia"/>
-        </w:rPr>
       </w:pPr>
       <w:r>
         <w:pict w14:anchorId="0AE06EB3">
-          <v:shape id="图片 35" o:spid="_x0000_i1057" type="#_x0000_t75" style="width:287.25pt;height:201pt;mso-position-horizontal-relative:page;mso-position-vertical-relative:page">
+          <v:shape id="图片 35" o:spid="_x0000_i1057" type="#_x0000_t75" style="width:287.35pt;height:200.95pt;mso-position-horizontal-relative:page;mso-position-vertical-relative:page">
             <v:fill o:detectmouseclick="t"/>
             <v:imagedata r:id="rId48" o:title=""/>
           </v:shape>
@@ -29023,9 +27286,6 @@
     <w:p>
       <w:pPr>
         <w:ind w:firstLine="420"/>
-        <w:rPr>
-          <w:rFonts w:hint="eastAsia"/>
-        </w:rPr>
       </w:pPr>
       <w:r>
         <w:rPr>
@@ -29119,9 +27379,6 @@
     <w:p>
       <w:pPr>
         <w:ind w:firstLine="420"/>
-        <w:rPr>
-          <w:rFonts w:hint="eastAsia"/>
-        </w:rPr>
       </w:pPr>
       <w:r>
         <w:rPr>
@@ -29139,9 +27396,6 @@
     <w:p>
       <w:pPr>
         <w:ind w:firstLine="420"/>
-        <w:rPr>
-          <w:rFonts w:hint="eastAsia"/>
-        </w:rPr>
       </w:pPr>
       <w:r>
         <w:rPr>
@@ -29201,9 +27455,6 @@
     <w:p>
       <w:pPr>
         <w:ind w:firstLine="420"/>
-        <w:rPr>
-          <w:rFonts w:hint="eastAsia"/>
-        </w:rPr>
       </w:pPr>
       <w:r>
         <w:rPr>
@@ -29271,9 +27522,6 @@
     <w:p>
       <w:pPr>
         <w:ind w:firstLine="420"/>
-        <w:rPr>
-          <w:rFonts w:hint="eastAsia"/>
-        </w:rPr>
       </w:pPr>
       <w:r>
         <w:rPr>
@@ -29285,9 +27533,6 @@
     <w:p>
       <w:pPr>
         <w:ind w:firstLine="420"/>
-        <w:rPr>
-          <w:rFonts w:hint="eastAsia"/>
-        </w:rPr>
       </w:pPr>
       <w:proofErr w:type="spellStart"/>
       <w:r>
@@ -29331,9 +27576,6 @@
     <w:p>
       <w:pPr>
         <w:ind w:firstLine="420"/>
-        <w:rPr>
-          <w:rFonts w:hint="eastAsia"/>
-        </w:rPr>
       </w:pPr>
       <w:r>
         <w:rPr>
@@ -29399,9 +27641,6 @@
     <w:p>
       <w:pPr>
         <w:ind w:firstLine="420"/>
-        <w:rPr>
-          <w:rFonts w:hint="eastAsia"/>
-        </w:rPr>
       </w:pPr>
       <w:r>
         <w:rPr>
@@ -29439,9 +27678,6 @@
     <w:p>
       <w:pPr>
         <w:ind w:firstLine="420"/>
-        <w:rPr>
-          <w:rFonts w:hint="eastAsia"/>
-        </w:rPr>
       </w:pPr>
       <w:r>
         <w:rPr>
@@ -29454,9 +27690,6 @@
     <w:p>
       <w:pPr>
         <w:ind w:firstLine="420"/>
-        <w:rPr>
-          <w:rFonts w:hint="eastAsia"/>
-        </w:rPr>
       </w:pPr>
       <w:r>
         <w:rPr>
@@ -29488,9 +27721,6 @@
     <w:p>
       <w:pPr>
         <w:ind w:firstLine="420"/>
-        <w:rPr>
-          <w:rFonts w:hint="eastAsia"/>
-        </w:rPr>
       </w:pPr>
       <w:r>
         <w:rPr>
@@ -29546,9 +27776,6 @@
     <w:p>
       <w:pPr>
         <w:ind w:firstLine="420"/>
-        <w:rPr>
-          <w:rFonts w:hint="eastAsia"/>
-        </w:rPr>
       </w:pPr>
       <w:r>
         <w:rPr>
@@ -29584,17 +27811,11 @@
     <w:p>
       <w:pPr>
         <w:ind w:firstLine="420"/>
-        <w:rPr>
-          <w:rFonts w:hint="eastAsia"/>
-        </w:rPr>
-      </w:pPr>
-    </w:p>
-    <w:p>
-      <w:pPr>
-        <w:ind w:firstLine="420"/>
-        <w:rPr>
-          <w:rFonts w:hint="eastAsia"/>
-        </w:rPr>
+      </w:pPr>
+    </w:p>
+    <w:p>
+      <w:pPr>
+        <w:ind w:firstLine="420"/>
       </w:pPr>
       <w:r>
         <w:rPr>
@@ -29612,9 +27833,6 @@
     <w:p>
       <w:pPr>
         <w:ind w:firstLine="420"/>
-        <w:rPr>
-          <w:rFonts w:hint="eastAsia"/>
-        </w:rPr>
       </w:pPr>
       <w:r>
         <w:rPr>
@@ -29720,9 +27938,6 @@
     <w:p>
       <w:pPr>
         <w:ind w:firstLine="420"/>
-        <w:rPr>
-          <w:rFonts w:hint="eastAsia"/>
-        </w:rPr>
       </w:pPr>
       <w:r>
         <w:rPr>
@@ -29774,9 +27989,6 @@
     <w:p>
       <w:pPr>
         <w:ind w:firstLine="420"/>
-        <w:rPr>
-          <w:rFonts w:hint="eastAsia"/>
-        </w:rPr>
       </w:pPr>
       <w:r>
         <w:rPr>
@@ -29803,19 +28015,10 @@
         <w:t>高的硬件设备</w:t>
       </w:r>
     </w:p>
-    <w:p>
-      <w:pPr>
-        <w:rPr>
-          <w:rFonts w:hint="eastAsia"/>
-        </w:rPr>
-      </w:pPr>
-    </w:p>
-    <w:p>
-      <w:pPr>
-        <w:ind w:firstLine="420"/>
-        <w:rPr>
-          <w:rFonts w:hint="eastAsia"/>
-        </w:rPr>
+    <w:p/>
+    <w:p>
+      <w:pPr>
+        <w:ind w:firstLine="420"/>
       </w:pPr>
       <w:r>
         <w:rPr>
@@ -29855,9 +28058,6 @@
     <w:p>
       <w:pPr>
         <w:ind w:firstLine="420"/>
-        <w:rPr>
-          <w:rFonts w:hint="eastAsia"/>
-        </w:rPr>
       </w:pPr>
       <w:r>
         <w:rPr>
@@ -29901,9 +28101,6 @@
     <w:p>
       <w:pPr>
         <w:ind w:firstLine="420"/>
-        <w:rPr>
-          <w:rFonts w:hint="eastAsia"/>
-        </w:rPr>
       </w:pPr>
       <w:proofErr w:type="spellStart"/>
       <w:r>
@@ -30059,9 +28256,6 @@
     <w:p>
       <w:pPr>
         <w:ind w:firstLine="420"/>
-        <w:rPr>
-          <w:rFonts w:hint="eastAsia"/>
-        </w:rPr>
       </w:pPr>
       <w:r>
         <w:rPr>
@@ -30073,9 +28267,6 @@
     <w:p>
       <w:pPr>
         <w:ind w:firstLine="420"/>
-        <w:rPr>
-          <w:rFonts w:hint="eastAsia"/>
-        </w:rPr>
       </w:pPr>
       <w:r>
         <w:rPr>
@@ -30165,9 +28356,6 @@
     <w:p>
       <w:pPr>
         <w:ind w:firstLine="420"/>
-        <w:rPr>
-          <w:rFonts w:hint="eastAsia"/>
-        </w:rPr>
       </w:pPr>
       <w:r>
         <w:rPr>
@@ -30179,9 +28367,6 @@
     <w:p>
       <w:pPr>
         <w:ind w:firstLine="420"/>
-        <w:rPr>
-          <w:rFonts w:hint="eastAsia"/>
-        </w:rPr>
       </w:pPr>
       <w:r>
         <w:rPr>
@@ -30291,9 +28476,6 @@
     <w:p>
       <w:pPr>
         <w:ind w:firstLine="420"/>
-        <w:rPr>
-          <w:rFonts w:hint="eastAsia"/>
-        </w:rPr>
       </w:pPr>
       <w:r>
         <w:rPr>
@@ -30305,9 +28487,6 @@
     <w:p>
       <w:pPr>
         <w:ind w:firstLine="420"/>
-        <w:rPr>
-          <w:rFonts w:hint="eastAsia"/>
-        </w:rPr>
       </w:pPr>
       <w:r>
         <w:t>●</w:t>
@@ -30336,9 +28515,6 @@
     <w:p>
       <w:pPr>
         <w:ind w:firstLine="420"/>
-        <w:rPr>
-          <w:rFonts w:hint="eastAsia"/>
-        </w:rPr>
       </w:pPr>
       <w:r>
         <w:rPr>
@@ -30378,9 +28554,6 @@
     <w:p>
       <w:pPr>
         <w:ind w:firstLine="420"/>
-        <w:rPr>
-          <w:rFonts w:hint="eastAsia"/>
-        </w:rPr>
       </w:pPr>
       <w:r>
         <w:rPr>
@@ -30456,9 +28629,6 @@
     <w:p>
       <w:pPr>
         <w:ind w:firstLine="420"/>
-        <w:rPr>
-          <w:rFonts w:hint="eastAsia"/>
-        </w:rPr>
       </w:pPr>
       <w:r>
         <w:rPr>
@@ -30471,9 +28641,6 @@
     <w:p>
       <w:pPr>
         <w:ind w:firstLine="420"/>
-        <w:rPr>
-          <w:rFonts w:hint="eastAsia"/>
-        </w:rPr>
       </w:pPr>
       <w:r>
         <w:rPr>
@@ -30493,9 +28660,6 @@
     <w:p>
       <w:pPr>
         <w:ind w:firstLine="420"/>
-        <w:rPr>
-          <w:rFonts w:hint="eastAsia"/>
-        </w:rPr>
       </w:pPr>
       <w:r>
         <w:rPr>
@@ -30617,17 +28781,11 @@
     <w:p>
       <w:pPr>
         <w:ind w:firstLine="420"/>
-        <w:rPr>
-          <w:rFonts w:hint="eastAsia"/>
-        </w:rPr>
-      </w:pPr>
-    </w:p>
-    <w:p>
-      <w:pPr>
-        <w:ind w:firstLine="420"/>
-        <w:rPr>
-          <w:rFonts w:hint="eastAsia"/>
-        </w:rPr>
+      </w:pPr>
+    </w:p>
+    <w:p>
+      <w:pPr>
+        <w:ind w:firstLine="420"/>
       </w:pPr>
       <w:r>
         <w:t>●</w:t>
@@ -30648,9 +28806,6 @@
     <w:p>
       <w:pPr>
         <w:ind w:firstLine="420"/>
-        <w:rPr>
-          <w:rFonts w:hint="eastAsia"/>
-        </w:rPr>
       </w:pPr>
       <w:r>
         <w:rPr>
@@ -30688,9 +28843,6 @@
     <w:p>
       <w:pPr>
         <w:ind w:firstLine="420"/>
-        <w:rPr>
-          <w:rFonts w:hint="eastAsia"/>
-        </w:rPr>
       </w:pPr>
       <w:r>
         <w:rPr>
@@ -30838,9 +28990,6 @@
     <w:p>
       <w:pPr>
         <w:ind w:firstLine="420"/>
-        <w:rPr>
-          <w:rFonts w:hint="eastAsia"/>
-        </w:rPr>
       </w:pPr>
       <w:r>
         <w:rPr>
@@ -30877,18 +29026,11 @@
         <w:t xml:space="preserve"> top -p 3247</w:t>
       </w:r>
     </w:p>
-    <w:p>
-      <w:pPr>
-        <w:rPr>
-          <w:rFonts w:hint="eastAsia"/>
-        </w:rPr>
-      </w:pPr>
-    </w:p>
-    <w:p>
-      <w:pPr>
-        <w:ind w:firstLine="420"/>
-        <w:rPr>
-          <w:rFonts w:hint="eastAsia"/>
+    <w:p/>
+    <w:p>
+      <w:pPr>
+        <w:ind w:firstLine="420"/>
+        <w:rPr>
           <w:b/>
           <w:bCs/>
         </w:rPr>
@@ -30905,9 +29047,6 @@
     <w:p>
       <w:pPr>
         <w:ind w:firstLine="420"/>
-        <w:rPr>
-          <w:rFonts w:hint="eastAsia"/>
-        </w:rPr>
       </w:pPr>
       <w:r>
         <w:rPr>
@@ -30931,9 +29070,6 @@
     <w:p>
       <w:pPr>
         <w:ind w:firstLine="420"/>
-        <w:rPr>
-          <w:rFonts w:hint="eastAsia"/>
-        </w:rPr>
       </w:pPr>
       <w:r>
         <w:rPr>
@@ -30993,9 +29129,6 @@
     <w:p>
       <w:pPr>
         <w:ind w:firstLine="420"/>
-        <w:rPr>
-          <w:rFonts w:hint="eastAsia"/>
-        </w:rPr>
       </w:pPr>
       <w:r>
         <w:rPr>
@@ -31031,9 +29164,6 @@
     <w:p>
       <w:pPr>
         <w:ind w:firstLine="420"/>
-        <w:rPr>
-          <w:rFonts w:hint="eastAsia"/>
-        </w:rPr>
       </w:pPr>
       <w:r>
         <w:rPr>
@@ -31045,9 +29175,6 @@
     <w:p>
       <w:pPr>
         <w:ind w:firstLine="420"/>
-        <w:rPr>
-          <w:rFonts w:hint="eastAsia"/>
-        </w:rPr>
       </w:pPr>
       <w:r>
         <w:rPr>
@@ -31085,9 +29212,6 @@
     <w:p>
       <w:pPr>
         <w:ind w:firstLine="420"/>
-        <w:rPr>
-          <w:rFonts w:hint="eastAsia"/>
-        </w:rPr>
       </w:pPr>
       <w:r>
         <w:rPr>
@@ -31137,17 +29261,11 @@
     <w:p>
       <w:pPr>
         <w:ind w:firstLine="420"/>
-        <w:rPr>
-          <w:rFonts w:hint="eastAsia"/>
-        </w:rPr>
-      </w:pPr>
-    </w:p>
-    <w:p>
-      <w:pPr>
-        <w:ind w:firstLine="420"/>
-        <w:rPr>
-          <w:rFonts w:hint="eastAsia"/>
-        </w:rPr>
+      </w:pPr>
+    </w:p>
+    <w:p>
+      <w:pPr>
+        <w:ind w:firstLine="420"/>
       </w:pPr>
       <w:r>
         <w:rPr>
@@ -31177,9 +29295,6 @@
     <w:p>
       <w:pPr>
         <w:ind w:firstLine="420"/>
-        <w:rPr>
-          <w:rFonts w:hint="eastAsia"/>
-        </w:rPr>
       </w:pPr>
       <w:r>
         <w:rPr>
@@ -31243,9 +29358,6 @@
     <w:p>
       <w:pPr>
         <w:ind w:firstLine="420"/>
-        <w:rPr>
-          <w:rFonts w:hint="eastAsia"/>
-        </w:rPr>
       </w:pPr>
       <w:r>
         <w:rPr>
@@ -31277,9 +29389,6 @@
     <w:p>
       <w:pPr>
         <w:ind w:firstLine="420"/>
-        <w:rPr>
-          <w:rFonts w:hint="eastAsia"/>
-        </w:rPr>
       </w:pPr>
       <w:r>
         <w:rPr>
@@ -31305,9 +29414,6 @@
     <w:p>
       <w:pPr>
         <w:ind w:firstLine="420"/>
-        <w:rPr>
-          <w:rFonts w:hint="eastAsia"/>
-        </w:rPr>
       </w:pPr>
       <w:r>
         <w:rPr>
@@ -31333,9 +29439,6 @@
     <w:p>
       <w:pPr>
         <w:ind w:firstLine="420"/>
-        <w:rPr>
-          <w:rFonts w:hint="eastAsia"/>
-        </w:rPr>
       </w:pPr>
       <w:r>
         <w:rPr>
@@ -31381,9 +29484,6 @@
     <w:p>
       <w:pPr>
         <w:ind w:firstLine="420"/>
-        <w:rPr>
-          <w:rFonts w:hint="eastAsia"/>
-        </w:rPr>
       </w:pPr>
       <w:r>
         <w:rPr>
@@ -31429,9 +29529,6 @@
     <w:p>
       <w:pPr>
         <w:ind w:firstLine="420"/>
-        <w:rPr>
-          <w:rFonts w:hint="eastAsia"/>
-        </w:rPr>
       </w:pPr>
       <w:r>
         <w:rPr>
@@ -31496,9 +29593,6 @@
     <w:p>
       <w:pPr>
         <w:pStyle w:val="1"/>
-        <w:rPr>
-          <w:rFonts w:hint="eastAsia"/>
-        </w:rPr>
       </w:pPr>
       <w:r>
         <w:rPr>
@@ -31516,9 +29610,6 @@
     <w:p>
       <w:pPr>
         <w:ind w:firstLine="420"/>
-        <w:rPr>
-          <w:rFonts w:hint="eastAsia"/>
-        </w:rPr>
       </w:pPr>
       <w:r>
         <w:rPr>
@@ -31565,9 +29656,6 @@
     <w:p>
       <w:pPr>
         <w:pStyle w:val="2"/>
-        <w:rPr>
-          <w:rFonts w:hint="eastAsia"/>
-        </w:rPr>
       </w:pPr>
       <w:r>
         <w:rPr>
@@ -31592,7 +29680,6 @@
       <w:pPr>
         <w:ind w:firstLine="420"/>
         <w:rPr>
-          <w:rFonts w:hint="eastAsia"/>
           <w:b/>
           <w:bCs/>
         </w:rPr>
@@ -31617,9 +29704,6 @@
     <w:p>
       <w:pPr>
         <w:ind w:firstLine="420"/>
-        <w:rPr>
-          <w:rFonts w:hint="eastAsia"/>
-        </w:rPr>
       </w:pPr>
       <w:r>
         <w:t>●</w:t>
@@ -31652,9 +29736,6 @@
     <w:p>
       <w:pPr>
         <w:ind w:firstLine="420"/>
-        <w:rPr>
-          <w:rFonts w:hint="eastAsia"/>
-        </w:rPr>
       </w:pPr>
       <w:r>
         <w:rPr>
@@ -31686,9 +29767,6 @@
     <w:p>
       <w:pPr>
         <w:ind w:firstLine="420"/>
-        <w:rPr>
-          <w:rFonts w:hint="eastAsia"/>
-        </w:rPr>
       </w:pPr>
       <w:r>
         <w:t>●</w:t>
@@ -31721,9 +29799,6 @@
     <w:p>
       <w:pPr>
         <w:ind w:firstLine="420"/>
-        <w:rPr>
-          <w:rFonts w:hint="eastAsia"/>
-        </w:rPr>
       </w:pPr>
       <w:r>
         <w:rPr>
@@ -31753,13 +29828,10 @@
     <w:p>
       <w:pPr>
         <w:jc w:val="center"/>
-        <w:rPr>
-          <w:rFonts w:hint="eastAsia"/>
-        </w:rPr>
       </w:pPr>
       <w:r>
         <w:pict w14:anchorId="5F038E1C">
-          <v:shape id="图片 31" o:spid="_x0000_i1058" type="#_x0000_t75" style="width:270pt;height:145.5pt;mso-position-horizontal-relative:page;mso-position-vertical-relative:page">
+          <v:shape id="图片 31" o:spid="_x0000_i1058" type="#_x0000_t75" style="width:269.85pt;height:145.25pt;mso-position-horizontal-relative:page;mso-position-vertical-relative:page">
             <v:fill o:detectmouseclick="t"/>
             <v:imagedata r:id="rId49" o:title=""/>
           </v:shape>
@@ -31770,7 +29842,6 @@
       <w:pPr>
         <w:ind w:firstLine="420"/>
         <w:rPr>
-          <w:rFonts w:hint="eastAsia"/>
           <w:b/>
           <w:bCs/>
         </w:rPr>
@@ -31795,9 +29866,6 @@
     <w:p>
       <w:pPr>
         <w:ind w:firstLine="420"/>
-        <w:rPr>
-          <w:rFonts w:hint="eastAsia"/>
-        </w:rPr>
       </w:pPr>
       <w:r>
         <w:t>●</w:t>
@@ -31818,9 +29886,6 @@
     <w:p>
       <w:pPr>
         <w:ind w:firstLine="420"/>
-        <w:rPr>
-          <w:rFonts w:hint="eastAsia"/>
-        </w:rPr>
       </w:pPr>
       <w:r>
         <w:rPr>
@@ -31898,9 +29963,6 @@
     <w:p>
       <w:pPr>
         <w:ind w:firstLine="420"/>
-        <w:rPr>
-          <w:rFonts w:hint="eastAsia"/>
-        </w:rPr>
       </w:pPr>
       <w:r>
         <w:rPr>
@@ -31960,9 +30022,6 @@
     <w:p>
       <w:pPr>
         <w:ind w:firstLine="420"/>
-        <w:rPr>
-          <w:rFonts w:hint="eastAsia"/>
-        </w:rPr>
       </w:pPr>
       <w:r>
         <w:rPr>
@@ -32006,9 +30065,6 @@
     <w:p>
       <w:pPr>
         <w:ind w:firstLine="420"/>
-        <w:rPr>
-          <w:rFonts w:hint="eastAsia"/>
-        </w:rPr>
       </w:pPr>
       <w:r>
         <w:rPr>
@@ -32052,19 +30108,10 @@
         <w:t>周期</w:t>
       </w:r>
     </w:p>
-    <w:p>
-      <w:pPr>
-        <w:rPr>
-          <w:rFonts w:hint="eastAsia"/>
-        </w:rPr>
-      </w:pPr>
-    </w:p>
-    <w:p>
-      <w:pPr>
-        <w:ind w:firstLine="420"/>
-        <w:rPr>
-          <w:rFonts w:hint="eastAsia"/>
-        </w:rPr>
+    <w:p/>
+    <w:p>
+      <w:pPr>
+        <w:ind w:firstLine="420"/>
       </w:pPr>
       <w:r>
         <w:t>●</w:t>
@@ -32097,13 +30144,10 @@
     <w:p>
       <w:pPr>
         <w:jc w:val="center"/>
-        <w:rPr>
-          <w:rFonts w:hint="eastAsia"/>
-        </w:rPr>
       </w:pPr>
       <w:r>
         <w:pict w14:anchorId="266FB425">
-          <v:shape id="_x0000_i1059" type="#_x0000_t75" style="width:354.75pt;height:273.75pt;mso-position-horizontal-relative:page;mso-position-vertical-relative:page">
+          <v:shape id="_x0000_i1059" type="#_x0000_t75" style="width:354.35pt;height:273.6pt;mso-position-horizontal-relative:page;mso-position-vertical-relative:page">
             <v:fill o:detectmouseclick="t"/>
             <v:imagedata r:id="rId50" o:title=""/>
           </v:shape>
@@ -32113,9 +30157,6 @@
     <w:p>
       <w:pPr>
         <w:ind w:firstLine="420"/>
-        <w:rPr>
-          <w:rFonts w:hint="eastAsia"/>
-        </w:rPr>
       </w:pPr>
       <w:r>
         <w:rPr>
@@ -32145,9 +30186,6 @@
     <w:p>
       <w:pPr>
         <w:ind w:firstLine="420"/>
-        <w:rPr>
-          <w:rFonts w:hint="eastAsia"/>
-        </w:rPr>
       </w:pPr>
       <w:r>
         <w:rPr>
@@ -32177,9 +30215,6 @@
     <w:p>
       <w:pPr>
         <w:ind w:firstLine="420"/>
-        <w:rPr>
-          <w:rFonts w:hint="eastAsia"/>
-        </w:rPr>
       </w:pPr>
       <w:r>
         <w:rPr>
@@ -32257,9 +30292,6 @@
     <w:p>
       <w:pPr>
         <w:ind w:firstLine="420"/>
-        <w:rPr>
-          <w:rFonts w:hint="eastAsia"/>
-        </w:rPr>
       </w:pPr>
       <w:r>
         <w:rPr>
@@ -32353,17 +30385,11 @@
     <w:p>
       <w:pPr>
         <w:ind w:firstLine="420"/>
-        <w:rPr>
-          <w:rFonts w:hint="eastAsia"/>
-        </w:rPr>
-      </w:pPr>
-    </w:p>
-    <w:p>
-      <w:pPr>
-        <w:ind w:firstLine="420"/>
-        <w:rPr>
-          <w:rFonts w:hint="eastAsia"/>
-        </w:rPr>
+      </w:pPr>
+    </w:p>
+    <w:p>
+      <w:pPr>
+        <w:ind w:firstLine="420"/>
       </w:pPr>
       <w:r>
         <w:t>●</w:t>
@@ -32396,14 +30422,11 @@
     <w:p>
       <w:pPr>
         <w:jc w:val="center"/>
-        <w:rPr>
-          <w:rFonts w:hint="eastAsia"/>
-        </w:rPr>
       </w:pPr>
       <w:r>
         <w:lastRenderedPageBreak/>
         <w:pict w14:anchorId="265EBF77">
-          <v:shape id="图片 33" o:spid="_x0000_i1060" type="#_x0000_t75" style="width:351.75pt;height:234pt;mso-position-horizontal-relative:page;mso-position-vertical-relative:page">
+          <v:shape id="图片 33" o:spid="_x0000_i1060" type="#_x0000_t75" style="width:351.85pt;height:234.15pt;mso-position-horizontal-relative:page;mso-position-vertical-relative:page">
             <v:fill o:detectmouseclick="t"/>
             <v:imagedata r:id="rId51" o:title=""/>
           </v:shape>
@@ -32413,9 +30436,6 @@
     <w:p>
       <w:pPr>
         <w:ind w:firstLine="420"/>
-        <w:rPr>
-          <w:rFonts w:hint="eastAsia"/>
-        </w:rPr>
       </w:pPr>
       <w:r>
         <w:rPr>
@@ -32439,9 +30459,6 @@
     <w:p>
       <w:pPr>
         <w:ind w:firstLine="420"/>
-        <w:rPr>
-          <w:rFonts w:hint="eastAsia"/>
-        </w:rPr>
       </w:pPr>
       <w:r>
         <w:rPr>
@@ -32465,9 +30482,6 @@
     <w:p>
       <w:pPr>
         <w:ind w:firstLine="420"/>
-        <w:rPr>
-          <w:rFonts w:hint="eastAsia"/>
-        </w:rPr>
       </w:pPr>
       <w:r>
         <w:rPr>
@@ -32479,9 +30493,6 @@
     <w:p>
       <w:pPr>
         <w:ind w:firstLine="420"/>
-        <w:rPr>
-          <w:rFonts w:hint="eastAsia"/>
-        </w:rPr>
       </w:pPr>
       <w:r>
         <w:rPr>
@@ -32499,9 +30510,6 @@
     <w:p>
       <w:pPr>
         <w:ind w:firstLine="420"/>
-        <w:rPr>
-          <w:rFonts w:hint="eastAsia"/>
-        </w:rPr>
       </w:pPr>
       <w:r>
         <w:rPr>
@@ -32595,9 +30603,6 @@
     <w:p>
       <w:pPr>
         <w:ind w:firstLine="420"/>
-        <w:rPr>
-          <w:rFonts w:hint="eastAsia"/>
-        </w:rPr>
       </w:pPr>
       <w:r>
         <w:rPr>
@@ -32637,9 +30642,6 @@
     <w:p>
       <w:pPr>
         <w:ind w:firstLine="420"/>
-        <w:rPr>
-          <w:rFonts w:hint="eastAsia"/>
-        </w:rPr>
       </w:pPr>
       <w:r>
         <w:rPr>
@@ -32665,17 +30667,11 @@
     <w:p>
       <w:pPr>
         <w:ind w:firstLine="420"/>
-        <w:rPr>
-          <w:rFonts w:hint="eastAsia"/>
-        </w:rPr>
       </w:pPr>
     </w:p>
     <w:p>
       <w:pPr>
         <w:pStyle w:val="2"/>
-        <w:rPr>
-          <w:rFonts w:hint="eastAsia"/>
-        </w:rPr>
       </w:pPr>
       <w:r>
         <w:rPr>
@@ -32691,9 +30687,6 @@
           <w:numId w:val="12"/>
         </w:numPr>
         <w:ind w:firstLine="420"/>
-        <w:rPr>
-          <w:rFonts w:hint="eastAsia"/>
-        </w:rPr>
       </w:pPr>
       <w:r>
         <w:rPr>
@@ -32709,9 +30702,6 @@
           <w:numId w:val="12"/>
         </w:numPr>
         <w:ind w:firstLine="420"/>
-        <w:rPr>
-          <w:rFonts w:hint="eastAsia"/>
-        </w:rPr>
       </w:pPr>
       <w:r>
         <w:rPr>
@@ -32747,9 +30737,6 @@
           <w:numId w:val="12"/>
         </w:numPr>
         <w:ind w:firstLine="420"/>
-        <w:rPr>
-          <w:rFonts w:hint="eastAsia"/>
-        </w:rPr>
       </w:pPr>
       <w:r>
         <w:rPr>
@@ -32793,9 +30780,6 @@
           <w:numId w:val="12"/>
         </w:numPr>
         <w:ind w:firstLine="420"/>
-        <w:rPr>
-          <w:rFonts w:hint="eastAsia"/>
-        </w:rPr>
       </w:pPr>
       <w:r>
         <w:rPr>
@@ -32811,9 +30795,6 @@
           <w:numId w:val="12"/>
         </w:numPr>
         <w:ind w:firstLine="420"/>
-        <w:rPr>
-          <w:rFonts w:hint="eastAsia"/>
-        </w:rPr>
       </w:pPr>
       <w:r>
         <w:rPr>
@@ -32836,9 +30817,6 @@
           <w:numId w:val="12"/>
         </w:numPr>
         <w:ind w:firstLine="420"/>
-        <w:rPr>
-          <w:rFonts w:hint="eastAsia"/>
-        </w:rPr>
       </w:pPr>
       <w:r>
         <w:rPr>
@@ -32847,19 +30825,10 @@
         <w:t>缓存：包括多级缓存的使用（略）加快数据访问</w:t>
       </w:r>
     </w:p>
-    <w:p>
-      <w:pPr>
-        <w:rPr>
-          <w:rFonts w:hint="eastAsia"/>
-        </w:rPr>
-      </w:pPr>
-    </w:p>
+    <w:p/>
     <w:p>
       <w:pPr>
         <w:pStyle w:val="2"/>
-        <w:rPr>
-          <w:rFonts w:hint="eastAsia"/>
-        </w:rPr>
       </w:pPr>
       <w:r>
         <w:rPr>
@@ -32875,9 +30844,6 @@
           <w:numId w:val="13"/>
         </w:numPr>
         <w:ind w:firstLine="420"/>
-        <w:rPr>
-          <w:rFonts w:hint="eastAsia"/>
-        </w:rPr>
       </w:pPr>
       <w:r>
         <w:rPr>
@@ -32952,9 +30918,6 @@
           <w:numId w:val="13"/>
         </w:numPr>
         <w:ind w:firstLine="420"/>
-        <w:rPr>
-          <w:rFonts w:hint="eastAsia"/>
-        </w:rPr>
       </w:pPr>
       <w:r>
         <w:rPr>
@@ -33027,9 +30990,6 @@
           <w:numId w:val="13"/>
         </w:numPr>
         <w:ind w:firstLine="420"/>
-        <w:rPr>
-          <w:rFonts w:hint="eastAsia"/>
-        </w:rPr>
       </w:pPr>
       <w:r>
         <w:rPr>
@@ -33072,9 +31032,6 @@
           <w:numId w:val="13"/>
         </w:numPr>
         <w:ind w:firstLine="420"/>
-        <w:rPr>
-          <w:rFonts w:hint="eastAsia"/>
-        </w:rPr>
       </w:pPr>
       <w:proofErr w:type="gramStart"/>
       <w:r>
@@ -33148,9 +31105,6 @@
           <w:numId w:val="13"/>
         </w:numPr>
         <w:ind w:firstLine="420"/>
-        <w:rPr>
-          <w:rFonts w:hint="eastAsia"/>
-        </w:rPr>
       </w:pPr>
       <w:r>
         <w:rPr>
@@ -33228,9 +31182,6 @@
           <w:numId w:val="13"/>
         </w:numPr>
         <w:ind w:firstLine="420"/>
-        <w:rPr>
-          <w:rFonts w:hint="eastAsia"/>
-        </w:rPr>
       </w:pPr>
       <w:r>
         <w:rPr>
@@ -33687,7 +31638,7 @@
     <w:lsdException w:name="HTML Sample" w:semiHidden="1" w:unhideWhenUsed="1"/>
     <w:lsdException w:name="HTML Typewriter" w:semiHidden="1" w:unhideWhenUsed="1"/>
     <w:lsdException w:name="HTML Variable" w:semiHidden="1" w:unhideWhenUsed="1"/>
-    <w:lsdException w:name="Normal Table" w:unhideWhenUsed="1"/>
+    <w:lsdException w:name="Normal Table" w:semiHidden="1" w:unhideWhenUsed="1"/>
     <w:lsdException w:name="annotation subject" w:semiHidden="1" w:unhideWhenUsed="1"/>
     <w:lsdException w:name="No List" w:semiHidden="1" w:unhideWhenUsed="1"/>
     <w:lsdException w:name="Outline List 1" w:semiHidden="1" w:unhideWhenUsed="1"/>
@@ -34053,13 +32004,16 @@
   <w:style w:type="character" w:default="1" w:styleId="a0">
     <w:name w:val="Default Paragraph Font"/>
     <w:uiPriority w:val="1"/>
+    <w:semiHidden/>
     <w:unhideWhenUsed/>
   </w:style>
   <w:style w:type="table" w:default="1" w:styleId="a1">
     <w:name w:val="Normal Table"/>
     <w:uiPriority w:val="99"/>
+    <w:semiHidden/>
     <w:unhideWhenUsed/>
     <w:tblPr>
+      <w:tblInd w:w="0" w:type="dxa"/>
       <w:tblCellMar>
         <w:top w:w="0" w:type="dxa"/>
         <w:left w:w="108" w:type="dxa"/>
